--- a/sdlc day 2.docx
+++ b/sdlc day 2.docx
@@ -1681,21 +1681,7 @@
         <w:rPr>
           <w:lang w:val="en-US"/>
         </w:rPr>
-        <w:t>#include &lt;</w:t>
-      </w:r>
-      <w:proofErr w:type="spellStart"/>
-      <w:r>
-        <w:rPr>
-          <w:lang w:val="en-US"/>
-        </w:rPr>
-        <w:t>stdexcept</w:t>
-      </w:r>
-      <w:proofErr w:type="spellEnd"/>
-      <w:r>
-        <w:rPr>
-          <w:lang w:val="en-US"/>
-        </w:rPr>
-        <w:t>&gt;</w:t>
+        <w:t>#include &lt;stdexcept&gt;</w:t>
       </w:r>
     </w:p>
     <w:p>
@@ -1722,21 +1708,7 @@
           <w:lang w:val="en-US"/>
         </w:rPr>
         <w:lastRenderedPageBreak/>
-        <w:t xml:space="preserve">class </w:t>
-      </w:r>
-      <w:proofErr w:type="spellStart"/>
-      <w:r>
-        <w:rPr>
-          <w:lang w:val="en-US"/>
-        </w:rPr>
-        <w:t>DynamicArray</w:t>
-      </w:r>
-      <w:proofErr w:type="spellEnd"/>
-      <w:r>
-        <w:rPr>
-          <w:lang w:val="en-US"/>
-        </w:rPr>
-        <w:t xml:space="preserve"> {</w:t>
+        <w:t>class DynamicArray {</w:t>
       </w:r>
     </w:p>
     <w:p>
@@ -1762,21 +1734,7 @@
         <w:rPr>
           <w:lang w:val="en-US"/>
         </w:rPr>
-        <w:t xml:space="preserve">    int* </w:t>
-      </w:r>
-      <w:proofErr w:type="spellStart"/>
-      <w:r>
-        <w:rPr>
-          <w:lang w:val="en-US"/>
-        </w:rPr>
-        <w:t>arr</w:t>
-      </w:r>
-      <w:proofErr w:type="spellEnd"/>
-      <w:r>
-        <w:rPr>
-          <w:lang w:val="en-US"/>
-        </w:rPr>
-        <w:t>;</w:t>
+        <w:t xml:space="preserve">    int* arr;</w:t>
       </w:r>
     </w:p>
     <w:p>
@@ -1817,36 +1775,427 @@
         </w:rPr>
         <w:t xml:space="preserve">    void </w:t>
       </w:r>
-      <w:proofErr w:type="spellStart"/>
-      <w:proofErr w:type="gramStart"/>
-      <w:r>
-        <w:rPr>
-          <w:lang w:val="en-US"/>
-        </w:rPr>
-        <w:t>resizeIfNeeded</w:t>
-      </w:r>
-      <w:proofErr w:type="spellEnd"/>
-      <w:r>
-        <w:rPr>
-          <w:lang w:val="en-US"/>
-        </w:rPr>
-        <w:t>(</w:t>
-      </w:r>
-      <w:proofErr w:type="gramEnd"/>
-      <w:r>
-        <w:rPr>
-          <w:lang w:val="en-US"/>
-        </w:rPr>
-        <w:t xml:space="preserve">int </w:t>
-      </w:r>
-      <w:proofErr w:type="spellStart"/>
-      <w:r>
-        <w:rPr>
-          <w:lang w:val="en-US"/>
-        </w:rPr>
-        <w:t>new_size</w:t>
-      </w:r>
-      <w:proofErr w:type="spellEnd"/>
+      <w:proofErr w:type="gramStart"/>
+      <w:r>
+        <w:rPr>
+          <w:lang w:val="en-US"/>
+        </w:rPr>
+        <w:t>resizeIfNeeded(</w:t>
+      </w:r>
+      <w:proofErr w:type="gramEnd"/>
+      <w:r>
+        <w:rPr>
+          <w:lang w:val="en-US"/>
+        </w:rPr>
+        <w:t>int new_size) {</w:t>
+      </w:r>
+    </w:p>
+    <w:p>
+      <w:pPr>
+        <w:rPr>
+          <w:lang w:val="en-US"/>
+        </w:rPr>
+      </w:pPr>
+      <w:r>
+        <w:rPr>
+          <w:lang w:val="en-US"/>
+        </w:rPr>
+        <w:t xml:space="preserve">        if (new_size &gt; capacity) {</w:t>
+      </w:r>
+    </w:p>
+    <w:p>
+      <w:pPr>
+        <w:rPr>
+          <w:lang w:val="en-US"/>
+        </w:rPr>
+      </w:pPr>
+      <w:r>
+        <w:rPr>
+          <w:lang w:val="en-US"/>
+        </w:rPr>
+        <w:t xml:space="preserve">            </w:t>
+      </w:r>
+      <w:proofErr w:type="gramStart"/>
+      <w:r>
+        <w:rPr>
+          <w:lang w:val="en-US"/>
+        </w:rPr>
+        <w:t>resize(</w:t>
+      </w:r>
+      <w:proofErr w:type="gramEnd"/>
+      <w:r>
+        <w:rPr>
+          <w:lang w:val="en-US"/>
+        </w:rPr>
+        <w:t>capacity * 2);</w:t>
+      </w:r>
+    </w:p>
+    <w:p>
+      <w:pPr>
+        <w:rPr>
+          <w:lang w:val="en-US"/>
+        </w:rPr>
+      </w:pPr>
+      <w:r>
+        <w:rPr>
+          <w:lang w:val="en-US"/>
+        </w:rPr>
+        <w:t xml:space="preserve">        } else if (new_size &lt;= capacity / 4 &amp;&amp; capacity &gt; 4) {</w:t>
+      </w:r>
+    </w:p>
+    <w:p>
+      <w:pPr>
+        <w:rPr>
+          <w:lang w:val="en-US"/>
+        </w:rPr>
+      </w:pPr>
+      <w:r>
+        <w:rPr>
+          <w:lang w:val="en-US"/>
+        </w:rPr>
+        <w:t xml:space="preserve">            </w:t>
+      </w:r>
+      <w:proofErr w:type="gramStart"/>
+      <w:r>
+        <w:rPr>
+          <w:lang w:val="en-US"/>
+        </w:rPr>
+        <w:t>resize(</w:t>
+      </w:r>
+      <w:proofErr w:type="gramEnd"/>
+      <w:r>
+        <w:rPr>
+          <w:lang w:val="en-US"/>
+        </w:rPr>
+        <w:t>capacity / 2);     }</w:t>
+      </w:r>
+    </w:p>
+    <w:p>
+      <w:pPr>
+        <w:rPr>
+          <w:lang w:val="en-US"/>
+        </w:rPr>
+      </w:pPr>
+      <w:r>
+        <w:rPr>
+          <w:lang w:val="en-US"/>
+        </w:rPr>
+        <w:t xml:space="preserve">    }</w:t>
+      </w:r>
+    </w:p>
+    <w:p>
+      <w:pPr>
+        <w:rPr>
+          <w:lang w:val="en-US"/>
+        </w:rPr>
+      </w:pPr>
+      <w:r>
+        <w:rPr>
+          <w:lang w:val="en-US"/>
+        </w:rPr>
+        <w:t xml:space="preserve">    void </w:t>
+      </w:r>
+      <w:proofErr w:type="gramStart"/>
+      <w:r>
+        <w:rPr>
+          <w:lang w:val="en-US"/>
+        </w:rPr>
+        <w:t>resize(</w:t>
+      </w:r>
+      <w:proofErr w:type="gramEnd"/>
+      <w:r>
+        <w:rPr>
+          <w:lang w:val="en-US"/>
+        </w:rPr>
+        <w:t>int new_capacity) {</w:t>
+      </w:r>
+    </w:p>
+    <w:p>
+      <w:pPr>
+        <w:rPr>
+          <w:lang w:val="en-US"/>
+        </w:rPr>
+      </w:pPr>
+      <w:r>
+        <w:rPr>
+          <w:lang w:val="en-US"/>
+        </w:rPr>
+        <w:t xml:space="preserve">        int* new_arr = new int[new_capacity];</w:t>
+      </w:r>
+    </w:p>
+    <w:p>
+      <w:pPr>
+        <w:rPr>
+          <w:lang w:val="en-US"/>
+        </w:rPr>
+      </w:pPr>
+      <w:r>
+        <w:rPr>
+          <w:lang w:val="en-US"/>
+        </w:rPr>
+        <w:t xml:space="preserve">        for (int i = 0; i &lt; size; ++i) {</w:t>
+      </w:r>
+    </w:p>
+    <w:p>
+      <w:pPr>
+        <w:rPr>
+          <w:lang w:val="en-US"/>
+        </w:rPr>
+      </w:pPr>
+      <w:r>
+        <w:rPr>
+          <w:lang w:val="en-US"/>
+        </w:rPr>
+        <w:t xml:space="preserve">            new_arr[i] = arr[i</w:t>
+      </w:r>
+      <w:proofErr w:type="gramStart"/>
+      <w:r>
+        <w:rPr>
+          <w:lang w:val="en-US"/>
+        </w:rPr>
+        <w:t xml:space="preserve">];   </w:t>
+      </w:r>
+      <w:proofErr w:type="gramEnd"/>
+      <w:r>
+        <w:rPr>
+          <w:lang w:val="en-US"/>
+        </w:rPr>
+        <w:t xml:space="preserve">  }</w:t>
+      </w:r>
+    </w:p>
+    <w:p>
+      <w:pPr>
+        <w:rPr>
+          <w:lang w:val="en-US"/>
+        </w:rPr>
+      </w:pPr>
+      <w:r>
+        <w:rPr>
+          <w:lang w:val="en-US"/>
+        </w:rPr>
+        <w:t xml:space="preserve">        </w:t>
+      </w:r>
+      <w:proofErr w:type="gramStart"/>
+      <w:r>
+        <w:rPr>
+          <w:lang w:val="en-US"/>
+        </w:rPr>
+        <w:t>delete[</w:t>
+      </w:r>
+      <w:proofErr w:type="gramEnd"/>
+      <w:r>
+        <w:rPr>
+          <w:lang w:val="en-US"/>
+        </w:rPr>
+        <w:t>] arr;</w:t>
+      </w:r>
+    </w:p>
+    <w:p>
+      <w:pPr>
+        <w:rPr>
+          <w:lang w:val="en-US"/>
+        </w:rPr>
+      </w:pPr>
+      <w:r>
+        <w:rPr>
+          <w:lang w:val="en-US"/>
+        </w:rPr>
+        <w:t xml:space="preserve">        arr = new_arr;</w:t>
+      </w:r>
+    </w:p>
+    <w:p>
+      <w:pPr>
+        <w:rPr>
+          <w:lang w:val="en-US"/>
+        </w:rPr>
+      </w:pPr>
+      <w:r>
+        <w:rPr>
+          <w:lang w:val="en-US"/>
+        </w:rPr>
+        <w:t xml:space="preserve">        capacity = new_</w:t>
+      </w:r>
+      <w:proofErr w:type="gramStart"/>
+      <w:r>
+        <w:rPr>
+          <w:lang w:val="en-US"/>
+        </w:rPr>
+        <w:t xml:space="preserve">capacity;   </w:t>
+      </w:r>
+      <w:proofErr w:type="gramEnd"/>
+      <w:r>
+        <w:rPr>
+          <w:lang w:val="en-US"/>
+        </w:rPr>
+        <w:t xml:space="preserve"> }</w:t>
+      </w:r>
+    </w:p>
+    <w:p>
+      <w:pPr>
+        <w:rPr>
+          <w:lang w:val="en-US"/>
+        </w:rPr>
+      </w:pPr>
+      <w:r>
+        <w:rPr>
+          <w:lang w:val="en-US"/>
+        </w:rPr>
+        <w:t>public:</w:t>
+      </w:r>
+    </w:p>
+    <w:p>
+      <w:pPr>
+        <w:rPr>
+          <w:lang w:val="en-US"/>
+        </w:rPr>
+      </w:pPr>
+      <w:r>
+        <w:rPr>
+          <w:lang w:val="en-US"/>
+        </w:rPr>
+        <w:t xml:space="preserve">    </w:t>
+      </w:r>
+      <w:proofErr w:type="gramStart"/>
+      <w:r>
+        <w:rPr>
+          <w:lang w:val="en-US"/>
+        </w:rPr>
+        <w:t>DynamicArray(</w:t>
+      </w:r>
+      <w:proofErr w:type="gramEnd"/>
+      <w:r>
+        <w:rPr>
+          <w:lang w:val="en-US"/>
+        </w:rPr>
+        <w:t>int initial_capacity = 4)</w:t>
+      </w:r>
+    </w:p>
+    <w:p>
+      <w:pPr>
+        <w:rPr>
+          <w:lang w:val="en-US"/>
+        </w:rPr>
+      </w:pPr>
+      <w:r>
+        <w:rPr>
+          <w:lang w:val="en-US"/>
+        </w:rPr>
+        <w:t xml:space="preserve">        : capacity(initial_capacity), </w:t>
+      </w:r>
+      <w:proofErr w:type="gramStart"/>
+      <w:r>
+        <w:rPr>
+          <w:lang w:val="en-US"/>
+        </w:rPr>
+        <w:t>size(</w:t>
+      </w:r>
+      <w:proofErr w:type="gramEnd"/>
+      <w:r>
+        <w:rPr>
+          <w:lang w:val="en-US"/>
+        </w:rPr>
+        <w:t>0) {</w:t>
+      </w:r>
+    </w:p>
+    <w:p>
+      <w:pPr>
+        <w:rPr>
+          <w:lang w:val="en-US"/>
+        </w:rPr>
+      </w:pPr>
+      <w:r>
+        <w:rPr>
+          <w:lang w:val="en-US"/>
+        </w:rPr>
+        <w:t xml:space="preserve">        if (initial_capacity &lt;= 0) {</w:t>
+      </w:r>
+    </w:p>
+    <w:p>
+      <w:pPr>
+        <w:rPr>
+          <w:lang w:val="en-US"/>
+        </w:rPr>
+      </w:pPr>
+      <w:r>
+        <w:rPr>
+          <w:lang w:val="en-US"/>
+        </w:rPr>
+        <w:t xml:space="preserve">            throw invalid_</w:t>
+      </w:r>
+      <w:proofErr w:type="gramStart"/>
+      <w:r>
+        <w:rPr>
+          <w:lang w:val="en-US"/>
+        </w:rPr>
+        <w:t>argument(</w:t>
+      </w:r>
+      <w:proofErr w:type="gramEnd"/>
+      <w:r>
+        <w:rPr>
+          <w:lang w:val="en-US"/>
+        </w:rPr>
+        <w:t>"Capacity must be greater than zero.");</w:t>
+      </w:r>
+    </w:p>
+    <w:p>
+      <w:pPr>
+        <w:rPr>
+          <w:lang w:val="en-US"/>
+        </w:rPr>
+      </w:pPr>
+      <w:r>
+        <w:rPr>
+          <w:lang w:val="en-US"/>
+        </w:rPr>
+        <w:t xml:space="preserve">        }</w:t>
+      </w:r>
+    </w:p>
+    <w:p>
+      <w:pPr>
+        <w:rPr>
+          <w:lang w:val="en-US"/>
+        </w:rPr>
+      </w:pPr>
+      <w:r>
+        <w:rPr>
+          <w:lang w:val="en-US"/>
+        </w:rPr>
+        <w:t xml:space="preserve">        arr = new int[capacity];</w:t>
+      </w:r>
+    </w:p>
+    <w:p>
+      <w:pPr>
+        <w:rPr>
+          <w:lang w:val="en-US"/>
+        </w:rPr>
+      </w:pPr>
+      <w:r>
+        <w:rPr>
+          <w:lang w:val="en-US"/>
+        </w:rPr>
+        <w:t xml:space="preserve">    }</w:t>
+      </w:r>
+    </w:p>
+    <w:p>
+      <w:pPr>
+        <w:rPr>
+          <w:lang w:val="en-US"/>
+        </w:rPr>
+      </w:pPr>
+      <w:r>
+        <w:rPr>
+          <w:lang w:val="en-US"/>
+        </w:rPr>
+        <w:t xml:space="preserve">    ~</w:t>
+      </w:r>
+      <w:proofErr w:type="gramStart"/>
+      <w:r>
+        <w:rPr>
+          <w:lang w:val="en-US"/>
+        </w:rPr>
+        <w:t>DynamicArray(</w:t>
+      </w:r>
+      <w:proofErr w:type="gramEnd"/>
       <w:r>
         <w:rPr>
           <w:lang w:val="en-US"/>
@@ -1864,102 +2213,21 @@
         <w:rPr>
           <w:lang w:val="en-US"/>
         </w:rPr>
-        <w:t xml:space="preserve">        if (</w:t>
-      </w:r>
-      <w:proofErr w:type="spellStart"/>
-      <w:r>
-        <w:rPr>
-          <w:lang w:val="en-US"/>
-        </w:rPr>
-        <w:t>new_size</w:t>
-      </w:r>
-      <w:proofErr w:type="spellEnd"/>
-      <w:r>
-        <w:rPr>
-          <w:lang w:val="en-US"/>
-        </w:rPr>
-        <w:t xml:space="preserve"> &gt; capacity) {</w:t>
-      </w:r>
-    </w:p>
-    <w:p>
-      <w:pPr>
-        <w:rPr>
-          <w:lang w:val="en-US"/>
-        </w:rPr>
-      </w:pPr>
-      <w:r>
-        <w:rPr>
-          <w:lang w:val="en-US"/>
-        </w:rPr>
-        <w:t xml:space="preserve">            </w:t>
-      </w:r>
-      <w:proofErr w:type="gramStart"/>
-      <w:r>
-        <w:rPr>
-          <w:lang w:val="en-US"/>
-        </w:rPr>
-        <w:t>resize(</w:t>
-      </w:r>
-      <w:proofErr w:type="gramEnd"/>
-      <w:r>
-        <w:rPr>
-          <w:lang w:val="en-US"/>
-        </w:rPr>
-        <w:t>capacity * 2);</w:t>
-      </w:r>
-    </w:p>
-    <w:p>
-      <w:pPr>
-        <w:rPr>
-          <w:lang w:val="en-US"/>
-        </w:rPr>
-      </w:pPr>
-      <w:r>
-        <w:rPr>
-          <w:lang w:val="en-US"/>
-        </w:rPr>
-        <w:t xml:space="preserve">        } else if (</w:t>
-      </w:r>
-      <w:proofErr w:type="spellStart"/>
-      <w:r>
-        <w:rPr>
-          <w:lang w:val="en-US"/>
-        </w:rPr>
-        <w:t>new_size</w:t>
-      </w:r>
-      <w:proofErr w:type="spellEnd"/>
-      <w:r>
-        <w:rPr>
-          <w:lang w:val="en-US"/>
-        </w:rPr>
-        <w:t xml:space="preserve"> &lt;= capacity / 4 &amp;&amp; capacity &gt; 4) {</w:t>
-      </w:r>
-    </w:p>
-    <w:p>
-      <w:pPr>
-        <w:rPr>
-          <w:lang w:val="en-US"/>
-        </w:rPr>
-      </w:pPr>
-      <w:r>
-        <w:rPr>
-          <w:lang w:val="en-US"/>
-        </w:rPr>
-        <w:t xml:space="preserve">            </w:t>
-      </w:r>
-      <w:proofErr w:type="gramStart"/>
-      <w:r>
-        <w:rPr>
-          <w:lang w:val="en-US"/>
-        </w:rPr>
-        <w:t>resize(</w:t>
-      </w:r>
-      <w:proofErr w:type="gramEnd"/>
-      <w:r>
-        <w:rPr>
-          <w:lang w:val="en-US"/>
-        </w:rPr>
-        <w:t>capacity / 2);     }</w:t>
+        <w:t xml:space="preserve">        </w:t>
+      </w:r>
+      <w:proofErr w:type="gramStart"/>
+      <w:r>
+        <w:rPr>
+          <w:lang w:val="en-US"/>
+        </w:rPr>
+        <w:t>delete[</w:t>
+      </w:r>
+      <w:proofErr w:type="gramEnd"/>
+      <w:r>
+        <w:rPr>
+          <w:lang w:val="en-US"/>
+        </w:rPr>
+        <w:t>] arr;</w:t>
       </w:r>
     </w:p>
     <w:p>
@@ -1992,23 +2260,368 @@
         <w:rPr>
           <w:lang w:val="en-US"/>
         </w:rPr>
-        <w:t>resize(</w:t>
-      </w:r>
-      <w:proofErr w:type="gramEnd"/>
-      <w:r>
-        <w:rPr>
-          <w:lang w:val="en-US"/>
-        </w:rPr>
-        <w:t xml:space="preserve">int </w:t>
-      </w:r>
-      <w:proofErr w:type="spellStart"/>
-      <w:r>
-        <w:rPr>
-          <w:lang w:val="en-US"/>
-        </w:rPr>
-        <w:t>new_capacity</w:t>
-      </w:r>
-      <w:proofErr w:type="spellEnd"/>
+        <w:t>insert(</w:t>
+      </w:r>
+      <w:proofErr w:type="gramEnd"/>
+      <w:r>
+        <w:rPr>
+          <w:lang w:val="en-US"/>
+        </w:rPr>
+        <w:t>int value) {</w:t>
+      </w:r>
+    </w:p>
+    <w:p>
+      <w:pPr>
+        <w:rPr>
+          <w:lang w:val="en-US"/>
+        </w:rPr>
+      </w:pPr>
+      <w:r>
+        <w:rPr>
+          <w:lang w:val="en-US"/>
+        </w:rPr>
+        <w:t xml:space="preserve">        </w:t>
+      </w:r>
+      <w:proofErr w:type="gramStart"/>
+      <w:r>
+        <w:rPr>
+          <w:lang w:val="en-US"/>
+        </w:rPr>
+        <w:t>resizeIfNeeded(</w:t>
+      </w:r>
+      <w:proofErr w:type="gramEnd"/>
+      <w:r>
+        <w:rPr>
+          <w:lang w:val="en-US"/>
+        </w:rPr>
+        <w:t>size + 1);</w:t>
+      </w:r>
+    </w:p>
+    <w:p>
+      <w:pPr>
+        <w:rPr>
+          <w:lang w:val="en-US"/>
+        </w:rPr>
+      </w:pPr>
+      <w:r>
+        <w:rPr>
+          <w:lang w:val="en-US"/>
+        </w:rPr>
+        <w:lastRenderedPageBreak/>
+        <w:t xml:space="preserve">        arr[size++] = value;</w:t>
+      </w:r>
+    </w:p>
+    <w:p>
+      <w:pPr>
+        <w:rPr>
+          <w:lang w:val="en-US"/>
+        </w:rPr>
+      </w:pPr>
+      <w:r>
+        <w:rPr>
+          <w:lang w:val="en-US"/>
+        </w:rPr>
+        <w:t xml:space="preserve">    }</w:t>
+      </w:r>
+    </w:p>
+    <w:p>
+      <w:pPr>
+        <w:rPr>
+          <w:lang w:val="en-US"/>
+        </w:rPr>
+      </w:pPr>
+      <w:r>
+        <w:rPr>
+          <w:lang w:val="en-US"/>
+        </w:rPr>
+        <w:t xml:space="preserve">    void </w:t>
+      </w:r>
+      <w:proofErr w:type="gramStart"/>
+      <w:r>
+        <w:rPr>
+          <w:lang w:val="en-US"/>
+        </w:rPr>
+        <w:t>remove(</w:t>
+      </w:r>
+      <w:proofErr w:type="gramEnd"/>
+      <w:r>
+        <w:rPr>
+          <w:lang w:val="en-US"/>
+        </w:rPr>
+        <w:t>int index) {</w:t>
+      </w:r>
+    </w:p>
+    <w:p>
+      <w:pPr>
+        <w:rPr>
+          <w:lang w:val="en-US"/>
+        </w:rPr>
+      </w:pPr>
+      <w:r>
+        <w:rPr>
+          <w:lang w:val="en-US"/>
+        </w:rPr>
+        <w:t xml:space="preserve">        if (index &lt; 0 || index &gt;= size) {</w:t>
+      </w:r>
+    </w:p>
+    <w:p>
+      <w:pPr>
+        <w:rPr>
+          <w:lang w:val="en-US"/>
+        </w:rPr>
+      </w:pPr>
+      <w:r>
+        <w:rPr>
+          <w:lang w:val="en-US"/>
+        </w:rPr>
+        <w:t xml:space="preserve">            throw out_of_</w:t>
+      </w:r>
+      <w:proofErr w:type="gramStart"/>
+      <w:r>
+        <w:rPr>
+          <w:lang w:val="en-US"/>
+        </w:rPr>
+        <w:t>range(</w:t>
+      </w:r>
+      <w:proofErr w:type="gramEnd"/>
+      <w:r>
+        <w:rPr>
+          <w:lang w:val="en-US"/>
+        </w:rPr>
+        <w:t>"Index out of bounds.");</w:t>
+      </w:r>
+    </w:p>
+    <w:p>
+      <w:pPr>
+        <w:rPr>
+          <w:lang w:val="en-US"/>
+        </w:rPr>
+      </w:pPr>
+      <w:r>
+        <w:rPr>
+          <w:lang w:val="en-US"/>
+        </w:rPr>
+        <w:t xml:space="preserve">        }</w:t>
+      </w:r>
+    </w:p>
+    <w:p>
+      <w:pPr>
+        <w:rPr>
+          <w:lang w:val="en-US"/>
+        </w:rPr>
+      </w:pPr>
+      <w:r>
+        <w:rPr>
+          <w:lang w:val="en-US"/>
+        </w:rPr>
+        <w:t xml:space="preserve">        for (int i = index; i &lt; size - 1; ++i) {</w:t>
+      </w:r>
+    </w:p>
+    <w:p>
+      <w:pPr>
+        <w:rPr>
+          <w:lang w:val="en-US"/>
+        </w:rPr>
+      </w:pPr>
+      <w:r>
+        <w:rPr>
+          <w:lang w:val="en-US"/>
+        </w:rPr>
+        <w:t xml:space="preserve">            arr[i] = </w:t>
+      </w:r>
+      <w:proofErr w:type="gramStart"/>
+      <w:r>
+        <w:rPr>
+          <w:lang w:val="en-US"/>
+        </w:rPr>
+        <w:t>arr[</w:t>
+      </w:r>
+      <w:proofErr w:type="gramEnd"/>
+      <w:r>
+        <w:rPr>
+          <w:lang w:val="en-US"/>
+        </w:rPr>
+        <w:t>i + 1];</w:t>
+      </w:r>
+    </w:p>
+    <w:p>
+      <w:pPr>
+        <w:rPr>
+          <w:lang w:val="en-US"/>
+        </w:rPr>
+      </w:pPr>
+      <w:r>
+        <w:rPr>
+          <w:lang w:val="en-US"/>
+        </w:rPr>
+        <w:t xml:space="preserve">        }</w:t>
+      </w:r>
+    </w:p>
+    <w:p>
+      <w:pPr>
+        <w:rPr>
+          <w:lang w:val="en-US"/>
+        </w:rPr>
+      </w:pPr>
+      <w:r>
+        <w:rPr>
+          <w:lang w:val="en-US"/>
+        </w:rPr>
+        <w:t xml:space="preserve">        --size;</w:t>
+      </w:r>
+    </w:p>
+    <w:p>
+      <w:pPr>
+        <w:rPr>
+          <w:lang w:val="en-US"/>
+        </w:rPr>
+      </w:pPr>
+      <w:r>
+        <w:rPr>
+          <w:lang w:val="en-US"/>
+        </w:rPr>
+        <w:t xml:space="preserve">        resizeIfNeeded(size);</w:t>
+      </w:r>
+    </w:p>
+    <w:p>
+      <w:pPr>
+        <w:rPr>
+          <w:lang w:val="en-US"/>
+        </w:rPr>
+      </w:pPr>
+      <w:r>
+        <w:rPr>
+          <w:lang w:val="en-US"/>
+        </w:rPr>
+        <w:t xml:space="preserve">    }</w:t>
+      </w:r>
+    </w:p>
+    <w:p>
+      <w:pPr>
+        <w:rPr>
+          <w:lang w:val="en-US"/>
+        </w:rPr>
+      </w:pPr>
+      <w:r>
+        <w:rPr>
+          <w:lang w:val="en-US"/>
+        </w:rPr>
+        <w:t xml:space="preserve">    int </w:t>
+      </w:r>
+      <w:proofErr w:type="gramStart"/>
+      <w:r>
+        <w:rPr>
+          <w:lang w:val="en-US"/>
+        </w:rPr>
+        <w:t>get(</w:t>
+      </w:r>
+      <w:proofErr w:type="gramEnd"/>
+      <w:r>
+        <w:rPr>
+          <w:lang w:val="en-US"/>
+        </w:rPr>
+        <w:t>int index) const {</w:t>
+      </w:r>
+    </w:p>
+    <w:p>
+      <w:pPr>
+        <w:rPr>
+          <w:lang w:val="en-US"/>
+        </w:rPr>
+      </w:pPr>
+      <w:r>
+        <w:rPr>
+          <w:lang w:val="en-US"/>
+        </w:rPr>
+        <w:t xml:space="preserve">        if (index &lt; 0 || index &gt;= size) {</w:t>
+      </w:r>
+    </w:p>
+    <w:p>
+      <w:pPr>
+        <w:rPr>
+          <w:lang w:val="en-US"/>
+        </w:rPr>
+      </w:pPr>
+      <w:r>
+        <w:rPr>
+          <w:lang w:val="en-US"/>
+        </w:rPr>
+        <w:t xml:space="preserve">            throw out_of_</w:t>
+      </w:r>
+      <w:proofErr w:type="gramStart"/>
+      <w:r>
+        <w:rPr>
+          <w:lang w:val="en-US"/>
+        </w:rPr>
+        <w:t>range(</w:t>
+      </w:r>
+      <w:proofErr w:type="gramEnd"/>
+      <w:r>
+        <w:rPr>
+          <w:lang w:val="en-US"/>
+        </w:rPr>
+        <w:t>"Index out of bounds.");</w:t>
+      </w:r>
+    </w:p>
+    <w:p>
+      <w:pPr>
+        <w:rPr>
+          <w:lang w:val="en-US"/>
+        </w:rPr>
+      </w:pPr>
+      <w:r>
+        <w:rPr>
+          <w:lang w:val="en-US"/>
+        </w:rPr>
+        <w:t xml:space="preserve">        }</w:t>
+      </w:r>
+    </w:p>
+    <w:p>
+      <w:pPr>
+        <w:rPr>
+          <w:lang w:val="en-US"/>
+        </w:rPr>
+      </w:pPr>
+      <w:r>
+        <w:rPr>
+          <w:lang w:val="en-US"/>
+        </w:rPr>
+        <w:t xml:space="preserve">        return arr[index];</w:t>
+      </w:r>
+    </w:p>
+    <w:p>
+      <w:pPr>
+        <w:rPr>
+          <w:lang w:val="en-US"/>
+        </w:rPr>
+      </w:pPr>
+      <w:r>
+        <w:rPr>
+          <w:lang w:val="en-US"/>
+        </w:rPr>
+        <w:t xml:space="preserve">    }</w:t>
+      </w:r>
+    </w:p>
+    <w:p>
+      <w:pPr>
+        <w:rPr>
+          <w:lang w:val="en-US"/>
+        </w:rPr>
+      </w:pPr>
+      <w:r>
+        <w:rPr>
+          <w:lang w:val="en-US"/>
+        </w:rPr>
+        <w:t xml:space="preserve">    void </w:t>
+      </w:r>
+      <w:proofErr w:type="gramStart"/>
+      <w:r>
+        <w:rPr>
+          <w:lang w:val="en-US"/>
+        </w:rPr>
+        <w:t>clear(</w:t>
+      </w:r>
+      <w:proofErr w:type="gramEnd"/>
       <w:r>
         <w:rPr>
           <w:lang w:val="en-US"/>
@@ -2026,179 +2639,6 @@
         <w:rPr>
           <w:lang w:val="en-US"/>
         </w:rPr>
-        <w:t xml:space="preserve">        int* </w:t>
-      </w:r>
-      <w:proofErr w:type="spellStart"/>
-      <w:r>
-        <w:rPr>
-          <w:lang w:val="en-US"/>
-        </w:rPr>
-        <w:t>new_arr</w:t>
-      </w:r>
-      <w:proofErr w:type="spellEnd"/>
-      <w:r>
-        <w:rPr>
-          <w:lang w:val="en-US"/>
-        </w:rPr>
-        <w:t xml:space="preserve"> = new int[</w:t>
-      </w:r>
-      <w:proofErr w:type="spellStart"/>
-      <w:r>
-        <w:rPr>
-          <w:lang w:val="en-US"/>
-        </w:rPr>
-        <w:t>new_capacity</w:t>
-      </w:r>
-      <w:proofErr w:type="spellEnd"/>
-      <w:r>
-        <w:rPr>
-          <w:lang w:val="en-US"/>
-        </w:rPr>
-        <w:t>];</w:t>
-      </w:r>
-    </w:p>
-    <w:p>
-      <w:pPr>
-        <w:rPr>
-          <w:lang w:val="en-US"/>
-        </w:rPr>
-      </w:pPr>
-      <w:r>
-        <w:rPr>
-          <w:lang w:val="en-US"/>
-        </w:rPr>
-        <w:t xml:space="preserve">        for (int </w:t>
-      </w:r>
-      <w:proofErr w:type="spellStart"/>
-      <w:r>
-        <w:rPr>
-          <w:lang w:val="en-US"/>
-        </w:rPr>
-        <w:t>i</w:t>
-      </w:r>
-      <w:proofErr w:type="spellEnd"/>
-      <w:r>
-        <w:rPr>
-          <w:lang w:val="en-US"/>
-        </w:rPr>
-        <w:t xml:space="preserve"> = 0; </w:t>
-      </w:r>
-      <w:proofErr w:type="spellStart"/>
-      <w:r>
-        <w:rPr>
-          <w:lang w:val="en-US"/>
-        </w:rPr>
-        <w:t>i</w:t>
-      </w:r>
-      <w:proofErr w:type="spellEnd"/>
-      <w:r>
-        <w:rPr>
-          <w:lang w:val="en-US"/>
-        </w:rPr>
-        <w:t xml:space="preserve"> &lt; size; ++</w:t>
-      </w:r>
-      <w:proofErr w:type="spellStart"/>
-      <w:r>
-        <w:rPr>
-          <w:lang w:val="en-US"/>
-        </w:rPr>
-        <w:t>i</w:t>
-      </w:r>
-      <w:proofErr w:type="spellEnd"/>
-      <w:r>
-        <w:rPr>
-          <w:lang w:val="en-US"/>
-        </w:rPr>
-        <w:t>) {</w:t>
-      </w:r>
-    </w:p>
-    <w:p>
-      <w:pPr>
-        <w:rPr>
-          <w:lang w:val="en-US"/>
-        </w:rPr>
-      </w:pPr>
-      <w:r>
-        <w:rPr>
-          <w:lang w:val="en-US"/>
-        </w:rPr>
-        <w:t xml:space="preserve">            </w:t>
-      </w:r>
-      <w:proofErr w:type="spellStart"/>
-      <w:r>
-        <w:rPr>
-          <w:lang w:val="en-US"/>
-        </w:rPr>
-        <w:t>new_arr</w:t>
-      </w:r>
-      <w:proofErr w:type="spellEnd"/>
-      <w:r>
-        <w:rPr>
-          <w:lang w:val="en-US"/>
-        </w:rPr>
-        <w:t>[</w:t>
-      </w:r>
-      <w:proofErr w:type="spellStart"/>
-      <w:r>
-        <w:rPr>
-          <w:lang w:val="en-US"/>
-        </w:rPr>
-        <w:t>i</w:t>
-      </w:r>
-      <w:proofErr w:type="spellEnd"/>
-      <w:r>
-        <w:rPr>
-          <w:lang w:val="en-US"/>
-        </w:rPr>
-        <w:t xml:space="preserve">] = </w:t>
-      </w:r>
-      <w:proofErr w:type="spellStart"/>
-      <w:r>
-        <w:rPr>
-          <w:lang w:val="en-US"/>
-        </w:rPr>
-        <w:t>arr</w:t>
-      </w:r>
-      <w:proofErr w:type="spellEnd"/>
-      <w:r>
-        <w:rPr>
-          <w:lang w:val="en-US"/>
-        </w:rPr>
-        <w:t>[</w:t>
-      </w:r>
-      <w:proofErr w:type="spellStart"/>
-      <w:r>
-        <w:rPr>
-          <w:lang w:val="en-US"/>
-        </w:rPr>
-        <w:t>i</w:t>
-      </w:r>
-      <w:proofErr w:type="spellEnd"/>
-      <w:proofErr w:type="gramStart"/>
-      <w:r>
-        <w:rPr>
-          <w:lang w:val="en-US"/>
-        </w:rPr>
-        <w:t xml:space="preserve">];   </w:t>
-      </w:r>
-      <w:proofErr w:type="gramEnd"/>
-      <w:r>
-        <w:rPr>
-          <w:lang w:val="en-US"/>
-        </w:rPr>
-        <w:t xml:space="preserve">  }</w:t>
-      </w:r>
-    </w:p>
-    <w:p>
-      <w:pPr>
-        <w:rPr>
-          <w:lang w:val="en-US"/>
-        </w:rPr>
-      </w:pPr>
-      <w:r>
-        <w:rPr>
-          <w:lang w:val="en-US"/>
-        </w:rPr>
         <w:t xml:space="preserve">        </w:t>
       </w:r>
       <w:proofErr w:type="gramStart"/>
@@ -2213,314 +2653,46 @@
         <w:rPr>
           <w:lang w:val="en-US"/>
         </w:rPr>
-        <w:t xml:space="preserve">] </w:t>
-      </w:r>
-      <w:proofErr w:type="spellStart"/>
-      <w:r>
-        <w:rPr>
-          <w:lang w:val="en-US"/>
-        </w:rPr>
-        <w:t>arr</w:t>
-      </w:r>
-      <w:proofErr w:type="spellEnd"/>
-      <w:r>
-        <w:rPr>
-          <w:lang w:val="en-US"/>
-        </w:rPr>
-        <w:t>;</w:t>
-      </w:r>
-    </w:p>
-    <w:p>
-      <w:pPr>
-        <w:rPr>
-          <w:lang w:val="en-US"/>
-        </w:rPr>
-      </w:pPr>
-      <w:r>
-        <w:rPr>
-          <w:lang w:val="en-US"/>
-        </w:rPr>
-        <w:t xml:space="preserve">        </w:t>
-      </w:r>
-      <w:proofErr w:type="spellStart"/>
-      <w:r>
-        <w:rPr>
-          <w:lang w:val="en-US"/>
-        </w:rPr>
-        <w:t>arr</w:t>
-      </w:r>
-      <w:proofErr w:type="spellEnd"/>
-      <w:r>
-        <w:rPr>
-          <w:lang w:val="en-US"/>
-        </w:rPr>
-        <w:t xml:space="preserve"> = </w:t>
-      </w:r>
-      <w:proofErr w:type="spellStart"/>
-      <w:r>
-        <w:rPr>
-          <w:lang w:val="en-US"/>
-        </w:rPr>
-        <w:t>new_arr</w:t>
-      </w:r>
-      <w:proofErr w:type="spellEnd"/>
-      <w:r>
-        <w:rPr>
-          <w:lang w:val="en-US"/>
-        </w:rPr>
-        <w:t>;</w:t>
-      </w:r>
-    </w:p>
-    <w:p>
-      <w:pPr>
-        <w:rPr>
-          <w:lang w:val="en-US"/>
-        </w:rPr>
-      </w:pPr>
-      <w:r>
-        <w:rPr>
-          <w:lang w:val="en-US"/>
-        </w:rPr>
-        <w:t xml:space="preserve">        capacity = </w:t>
-      </w:r>
-      <w:proofErr w:type="spellStart"/>
-      <w:r>
-        <w:rPr>
-          <w:lang w:val="en-US"/>
-        </w:rPr>
-        <w:t>new_</w:t>
-      </w:r>
-      <w:proofErr w:type="gramStart"/>
-      <w:r>
-        <w:rPr>
-          <w:lang w:val="en-US"/>
-        </w:rPr>
-        <w:t>capacity</w:t>
-      </w:r>
-      <w:proofErr w:type="spellEnd"/>
-      <w:r>
-        <w:rPr>
-          <w:lang w:val="en-US"/>
-        </w:rPr>
-        <w:t xml:space="preserve">;   </w:t>
-      </w:r>
-      <w:proofErr w:type="gramEnd"/>
-      <w:r>
-        <w:rPr>
-          <w:lang w:val="en-US"/>
-        </w:rPr>
-        <w:t xml:space="preserve"> }</w:t>
-      </w:r>
-    </w:p>
-    <w:p>
-      <w:pPr>
-        <w:rPr>
-          <w:lang w:val="en-US"/>
-        </w:rPr>
-      </w:pPr>
-      <w:r>
-        <w:rPr>
-          <w:lang w:val="en-US"/>
-        </w:rPr>
-        <w:t>public:</w:t>
-      </w:r>
-    </w:p>
-    <w:p>
-      <w:pPr>
-        <w:rPr>
-          <w:lang w:val="en-US"/>
-        </w:rPr>
-      </w:pPr>
-      <w:r>
-        <w:rPr>
-          <w:lang w:val="en-US"/>
-        </w:rPr>
-        <w:t xml:space="preserve">    </w:t>
-      </w:r>
-      <w:proofErr w:type="spellStart"/>
-      <w:proofErr w:type="gramStart"/>
-      <w:r>
-        <w:rPr>
-          <w:lang w:val="en-US"/>
-        </w:rPr>
-        <w:t>DynamicArray</w:t>
-      </w:r>
-      <w:proofErr w:type="spellEnd"/>
-      <w:r>
-        <w:rPr>
-          <w:lang w:val="en-US"/>
-        </w:rPr>
-        <w:t>(</w:t>
-      </w:r>
-      <w:proofErr w:type="gramEnd"/>
-      <w:r>
-        <w:rPr>
-          <w:lang w:val="en-US"/>
-        </w:rPr>
-        <w:t xml:space="preserve">int </w:t>
-      </w:r>
-      <w:proofErr w:type="spellStart"/>
-      <w:r>
-        <w:rPr>
-          <w:lang w:val="en-US"/>
-        </w:rPr>
-        <w:t>initial_capacity</w:t>
-      </w:r>
-      <w:proofErr w:type="spellEnd"/>
-      <w:r>
-        <w:rPr>
-          <w:lang w:val="en-US"/>
-        </w:rPr>
-        <w:t xml:space="preserve"> = 4)</w:t>
-      </w:r>
-    </w:p>
-    <w:p>
-      <w:pPr>
-        <w:rPr>
-          <w:lang w:val="en-US"/>
-        </w:rPr>
-      </w:pPr>
-      <w:r>
-        <w:rPr>
-          <w:lang w:val="en-US"/>
-        </w:rPr>
-        <w:t xml:space="preserve">        : capacity(</w:t>
-      </w:r>
-      <w:proofErr w:type="spellStart"/>
-      <w:r>
-        <w:rPr>
-          <w:lang w:val="en-US"/>
-        </w:rPr>
-        <w:t>initial_capacity</w:t>
-      </w:r>
-      <w:proofErr w:type="spellEnd"/>
-      <w:r>
-        <w:rPr>
-          <w:lang w:val="en-US"/>
-        </w:rPr>
-        <w:t xml:space="preserve">), </w:t>
-      </w:r>
-      <w:proofErr w:type="gramStart"/>
-      <w:r>
-        <w:rPr>
-          <w:lang w:val="en-US"/>
-        </w:rPr>
-        <w:t>size(</w:t>
-      </w:r>
-      <w:proofErr w:type="gramEnd"/>
-      <w:r>
-        <w:rPr>
-          <w:lang w:val="en-US"/>
-        </w:rPr>
-        <w:t>0) {</w:t>
-      </w:r>
-    </w:p>
-    <w:p>
-      <w:pPr>
-        <w:rPr>
-          <w:lang w:val="en-US"/>
-        </w:rPr>
-      </w:pPr>
-      <w:r>
-        <w:rPr>
-          <w:lang w:val="en-US"/>
-        </w:rPr>
-        <w:t xml:space="preserve">        if (</w:t>
-      </w:r>
-      <w:proofErr w:type="spellStart"/>
-      <w:r>
-        <w:rPr>
-          <w:lang w:val="en-US"/>
-        </w:rPr>
-        <w:t>initial_capacity</w:t>
-      </w:r>
-      <w:proofErr w:type="spellEnd"/>
-      <w:r>
-        <w:rPr>
-          <w:lang w:val="en-US"/>
-        </w:rPr>
-        <w:t xml:space="preserve"> &lt;= 0) {</w:t>
-      </w:r>
-    </w:p>
-    <w:p>
-      <w:pPr>
-        <w:rPr>
-          <w:lang w:val="en-US"/>
-        </w:rPr>
-      </w:pPr>
-      <w:r>
-        <w:rPr>
-          <w:lang w:val="en-US"/>
-        </w:rPr>
-        <w:t xml:space="preserve">            throw </w:t>
-      </w:r>
-      <w:proofErr w:type="spellStart"/>
-      <w:r>
-        <w:rPr>
-          <w:lang w:val="en-US"/>
-        </w:rPr>
-        <w:t>invalid_</w:t>
-      </w:r>
-      <w:proofErr w:type="gramStart"/>
-      <w:r>
-        <w:rPr>
-          <w:lang w:val="en-US"/>
-        </w:rPr>
-        <w:t>argument</w:t>
-      </w:r>
-      <w:proofErr w:type="spellEnd"/>
-      <w:r>
-        <w:rPr>
-          <w:lang w:val="en-US"/>
-        </w:rPr>
-        <w:t>(</w:t>
-      </w:r>
-      <w:proofErr w:type="gramEnd"/>
-      <w:r>
-        <w:rPr>
-          <w:lang w:val="en-US"/>
-        </w:rPr>
-        <w:t>"Capacity must be greater than zero.");</w:t>
-      </w:r>
-    </w:p>
-    <w:p>
-      <w:pPr>
-        <w:rPr>
-          <w:lang w:val="en-US"/>
-        </w:rPr>
-      </w:pPr>
-      <w:r>
-        <w:rPr>
-          <w:lang w:val="en-US"/>
-        </w:rPr>
-        <w:t xml:space="preserve">        }</w:t>
-      </w:r>
-    </w:p>
-    <w:p>
-      <w:pPr>
-        <w:rPr>
-          <w:lang w:val="en-US"/>
-        </w:rPr>
-      </w:pPr>
-      <w:r>
-        <w:rPr>
-          <w:lang w:val="en-US"/>
-        </w:rPr>
-        <w:t xml:space="preserve">        </w:t>
-      </w:r>
-      <w:proofErr w:type="spellStart"/>
-      <w:r>
-        <w:rPr>
-          <w:lang w:val="en-US"/>
-        </w:rPr>
-        <w:t>arr</w:t>
-      </w:r>
-      <w:proofErr w:type="spellEnd"/>
-      <w:r>
-        <w:rPr>
-          <w:lang w:val="en-US"/>
-        </w:rPr>
-        <w:t xml:space="preserve"> = new int[capacity];</w:t>
+        <w:t>] arr;</w:t>
+      </w:r>
+    </w:p>
+    <w:p>
+      <w:pPr>
+        <w:rPr>
+          <w:lang w:val="en-US"/>
+        </w:rPr>
+      </w:pPr>
+      <w:r>
+        <w:rPr>
+          <w:lang w:val="en-US"/>
+        </w:rPr>
+        <w:t xml:space="preserve">        size = 0;</w:t>
+      </w:r>
+    </w:p>
+    <w:p>
+      <w:pPr>
+        <w:rPr>
+          <w:lang w:val="en-US"/>
+        </w:rPr>
+      </w:pPr>
+      <w:r>
+        <w:rPr>
+          <w:lang w:val="en-US"/>
+        </w:rPr>
+        <w:t xml:space="preserve">        capacity = 4;</w:t>
+      </w:r>
+    </w:p>
+    <w:p>
+      <w:pPr>
+        <w:rPr>
+          <w:lang w:val="en-US"/>
+        </w:rPr>
+      </w:pPr>
+      <w:r>
+        <w:rPr>
+          <w:lang w:val="en-US"/>
+        </w:rPr>
+        <w:t xml:space="preserve">        arr = new int[capacity];</w:t>
       </w:r>
     </w:p>
     <w:p>
@@ -2546,70 +2718,34 @@
         <w:rPr>
           <w:lang w:val="en-US"/>
         </w:rPr>
-        <w:t xml:space="preserve">    ~</w:t>
-      </w:r>
-      <w:proofErr w:type="spellStart"/>
-      <w:proofErr w:type="gramStart"/>
-      <w:r>
-        <w:rPr>
-          <w:lang w:val="en-US"/>
-        </w:rPr>
-        <w:t>DynamicArray</w:t>
-      </w:r>
-      <w:proofErr w:type="spellEnd"/>
-      <w:r>
-        <w:rPr>
-          <w:lang w:val="en-US"/>
-        </w:rPr>
-        <w:t>(</w:t>
-      </w:r>
-      <w:proofErr w:type="gramEnd"/>
-      <w:r>
-        <w:rPr>
-          <w:lang w:val="en-US"/>
-        </w:rPr>
-        <w:t>) {</w:t>
-      </w:r>
-    </w:p>
-    <w:p>
-      <w:pPr>
-        <w:rPr>
-          <w:lang w:val="en-US"/>
-        </w:rPr>
-      </w:pPr>
-      <w:r>
-        <w:rPr>
-          <w:lang w:val="en-US"/>
-        </w:rPr>
-        <w:t xml:space="preserve">        </w:t>
-      </w:r>
-      <w:proofErr w:type="gramStart"/>
-      <w:r>
-        <w:rPr>
-          <w:lang w:val="en-US"/>
-        </w:rPr>
-        <w:t>delete[</w:t>
-      </w:r>
-      <w:proofErr w:type="gramEnd"/>
-      <w:r>
-        <w:rPr>
-          <w:lang w:val="en-US"/>
-        </w:rPr>
-        <w:t xml:space="preserve">] </w:t>
-      </w:r>
-      <w:proofErr w:type="spellStart"/>
-      <w:r>
-        <w:rPr>
-          <w:lang w:val="en-US"/>
-        </w:rPr>
-        <w:t>arr</w:t>
-      </w:r>
-      <w:proofErr w:type="spellEnd"/>
-      <w:r>
-        <w:rPr>
-          <w:lang w:val="en-US"/>
-        </w:rPr>
-        <w:t>;</w:t>
+        <w:t xml:space="preserve">    int </w:t>
+      </w:r>
+      <w:proofErr w:type="gramStart"/>
+      <w:r>
+        <w:rPr>
+          <w:lang w:val="en-US"/>
+        </w:rPr>
+        <w:t>getSize(</w:t>
+      </w:r>
+      <w:proofErr w:type="gramEnd"/>
+      <w:r>
+        <w:rPr>
+          <w:lang w:val="en-US"/>
+        </w:rPr>
+        <w:t>) const {</w:t>
+      </w:r>
+    </w:p>
+    <w:p>
+      <w:pPr>
+        <w:rPr>
+          <w:lang w:val="en-US"/>
+        </w:rPr>
+      </w:pPr>
+      <w:r>
+        <w:rPr>
+          <w:lang w:val="en-US"/>
+        </w:rPr>
+        <w:t xml:space="preserve">        return size;</w:t>
       </w:r>
     </w:p>
     <w:p>
@@ -2635,84 +2771,34 @@
         <w:rPr>
           <w:lang w:val="en-US"/>
         </w:rPr>
-        <w:t xml:space="preserve">    void </w:t>
-      </w:r>
-      <w:proofErr w:type="gramStart"/>
-      <w:r>
-        <w:rPr>
-          <w:lang w:val="en-US"/>
-        </w:rPr>
-        <w:t>insert(</w:t>
-      </w:r>
-      <w:proofErr w:type="gramEnd"/>
-      <w:r>
-        <w:rPr>
-          <w:lang w:val="en-US"/>
-        </w:rPr>
-        <w:t>int value) {</w:t>
-      </w:r>
-    </w:p>
-    <w:p>
-      <w:pPr>
-        <w:rPr>
-          <w:lang w:val="en-US"/>
-        </w:rPr>
-      </w:pPr>
-      <w:r>
-        <w:rPr>
-          <w:lang w:val="en-US"/>
-        </w:rPr>
-        <w:t xml:space="preserve">        </w:t>
-      </w:r>
-      <w:proofErr w:type="spellStart"/>
-      <w:proofErr w:type="gramStart"/>
-      <w:r>
-        <w:rPr>
-          <w:lang w:val="en-US"/>
-        </w:rPr>
-        <w:t>resizeIfNeeded</w:t>
-      </w:r>
-      <w:proofErr w:type="spellEnd"/>
-      <w:r>
-        <w:rPr>
-          <w:lang w:val="en-US"/>
-        </w:rPr>
-        <w:t>(</w:t>
-      </w:r>
-      <w:proofErr w:type="gramEnd"/>
-      <w:r>
-        <w:rPr>
-          <w:lang w:val="en-US"/>
-        </w:rPr>
-        <w:t>size + 1);</w:t>
-      </w:r>
-    </w:p>
-    <w:p>
-      <w:pPr>
-        <w:rPr>
-          <w:lang w:val="en-US"/>
-        </w:rPr>
-      </w:pPr>
-      <w:r>
-        <w:rPr>
-          <w:lang w:val="en-US"/>
-        </w:rPr>
-        <w:lastRenderedPageBreak/>
-        <w:t xml:space="preserve">        </w:t>
-      </w:r>
-      <w:proofErr w:type="spellStart"/>
-      <w:r>
-        <w:rPr>
-          <w:lang w:val="en-US"/>
-        </w:rPr>
-        <w:t>arr</w:t>
-      </w:r>
-      <w:proofErr w:type="spellEnd"/>
-      <w:r>
-        <w:rPr>
-          <w:lang w:val="en-US"/>
-        </w:rPr>
-        <w:t>[size++] = value;</w:t>
+        <w:t xml:space="preserve">    int </w:t>
+      </w:r>
+      <w:proofErr w:type="gramStart"/>
+      <w:r>
+        <w:rPr>
+          <w:lang w:val="en-US"/>
+        </w:rPr>
+        <w:t>getCapacity(</w:t>
+      </w:r>
+      <w:proofErr w:type="gramEnd"/>
+      <w:r>
+        <w:rPr>
+          <w:lang w:val="en-US"/>
+        </w:rPr>
+        <w:t>) const {</w:t>
+      </w:r>
+    </w:p>
+    <w:p>
+      <w:pPr>
+        <w:rPr>
+          <w:lang w:val="en-US"/>
+        </w:rPr>
+      </w:pPr>
+      <w:r>
+        <w:rPr>
+          <w:lang w:val="en-US"/>
+        </w:rPr>
+        <w:t xml:space="preserve">        return capacity;</w:t>
       </w:r>
     </w:p>
     <w:p>
@@ -2738,698 +2824,14 @@
         <w:rPr>
           <w:lang w:val="en-US"/>
         </w:rPr>
-        <w:t xml:space="preserve">    void </w:t>
-      </w:r>
-      <w:proofErr w:type="gramStart"/>
-      <w:r>
-        <w:rPr>
-          <w:lang w:val="en-US"/>
-        </w:rPr>
-        <w:t>remove(</w:t>
-      </w:r>
-      <w:proofErr w:type="gramEnd"/>
-      <w:r>
-        <w:rPr>
-          <w:lang w:val="en-US"/>
-        </w:rPr>
-        <w:t>int index) {</w:t>
-      </w:r>
-    </w:p>
-    <w:p>
-      <w:pPr>
-        <w:rPr>
-          <w:lang w:val="en-US"/>
-        </w:rPr>
-      </w:pPr>
-      <w:r>
-        <w:rPr>
-          <w:lang w:val="en-US"/>
-        </w:rPr>
-        <w:t xml:space="preserve">        if (index &lt; 0 || index &gt;= size) {</w:t>
-      </w:r>
-    </w:p>
-    <w:p>
-      <w:pPr>
-        <w:rPr>
-          <w:lang w:val="en-US"/>
-        </w:rPr>
-      </w:pPr>
-      <w:r>
-        <w:rPr>
-          <w:lang w:val="en-US"/>
-        </w:rPr>
-        <w:t xml:space="preserve">            throw </w:t>
-      </w:r>
-      <w:proofErr w:type="spellStart"/>
-      <w:r>
-        <w:rPr>
-          <w:lang w:val="en-US"/>
-        </w:rPr>
-        <w:t>out_of_</w:t>
-      </w:r>
-      <w:proofErr w:type="gramStart"/>
-      <w:r>
-        <w:rPr>
-          <w:lang w:val="en-US"/>
-        </w:rPr>
-        <w:t>range</w:t>
-      </w:r>
-      <w:proofErr w:type="spellEnd"/>
-      <w:r>
-        <w:rPr>
-          <w:lang w:val="en-US"/>
-        </w:rPr>
-        <w:t>(</w:t>
-      </w:r>
-      <w:proofErr w:type="gramEnd"/>
-      <w:r>
-        <w:rPr>
-          <w:lang w:val="en-US"/>
-        </w:rPr>
-        <w:t>"Index out of bounds.");</w:t>
-      </w:r>
-    </w:p>
-    <w:p>
-      <w:pPr>
-        <w:rPr>
-          <w:lang w:val="en-US"/>
-        </w:rPr>
-      </w:pPr>
-      <w:r>
-        <w:rPr>
-          <w:lang w:val="en-US"/>
-        </w:rPr>
-        <w:t xml:space="preserve">        }</w:t>
-      </w:r>
-    </w:p>
-    <w:p>
-      <w:pPr>
-        <w:rPr>
-          <w:lang w:val="en-US"/>
-        </w:rPr>
-      </w:pPr>
-      <w:r>
-        <w:rPr>
-          <w:lang w:val="en-US"/>
-        </w:rPr>
-        <w:t xml:space="preserve">        for (int </w:t>
-      </w:r>
-      <w:proofErr w:type="spellStart"/>
-      <w:r>
-        <w:rPr>
-          <w:lang w:val="en-US"/>
-        </w:rPr>
-        <w:t>i</w:t>
-      </w:r>
-      <w:proofErr w:type="spellEnd"/>
-      <w:r>
-        <w:rPr>
-          <w:lang w:val="en-US"/>
-        </w:rPr>
-        <w:t xml:space="preserve"> = index; </w:t>
-      </w:r>
-      <w:proofErr w:type="spellStart"/>
-      <w:r>
-        <w:rPr>
-          <w:lang w:val="en-US"/>
-        </w:rPr>
-        <w:t>i</w:t>
-      </w:r>
-      <w:proofErr w:type="spellEnd"/>
-      <w:r>
-        <w:rPr>
-          <w:lang w:val="en-US"/>
-        </w:rPr>
-        <w:t xml:space="preserve"> &lt; size - 1; ++</w:t>
-      </w:r>
-      <w:proofErr w:type="spellStart"/>
-      <w:r>
-        <w:rPr>
-          <w:lang w:val="en-US"/>
-        </w:rPr>
-        <w:t>i</w:t>
-      </w:r>
-      <w:proofErr w:type="spellEnd"/>
-      <w:r>
-        <w:rPr>
-          <w:lang w:val="en-US"/>
-        </w:rPr>
-        <w:t>) {</w:t>
-      </w:r>
-    </w:p>
-    <w:p>
-      <w:pPr>
-        <w:rPr>
-          <w:lang w:val="en-US"/>
-        </w:rPr>
-      </w:pPr>
-      <w:r>
-        <w:rPr>
-          <w:lang w:val="en-US"/>
-        </w:rPr>
-        <w:t xml:space="preserve">            </w:t>
-      </w:r>
-      <w:proofErr w:type="spellStart"/>
-      <w:r>
-        <w:rPr>
-          <w:lang w:val="en-US"/>
-        </w:rPr>
-        <w:t>arr</w:t>
-      </w:r>
-      <w:proofErr w:type="spellEnd"/>
-      <w:r>
-        <w:rPr>
-          <w:lang w:val="en-US"/>
-        </w:rPr>
-        <w:t>[</w:t>
-      </w:r>
-      <w:proofErr w:type="spellStart"/>
-      <w:r>
-        <w:rPr>
-          <w:lang w:val="en-US"/>
-        </w:rPr>
-        <w:t>i</w:t>
-      </w:r>
-      <w:proofErr w:type="spellEnd"/>
-      <w:r>
-        <w:rPr>
-          <w:lang w:val="en-US"/>
-        </w:rPr>
-        <w:t xml:space="preserve">] = </w:t>
-      </w:r>
-      <w:proofErr w:type="spellStart"/>
-      <w:proofErr w:type="gramStart"/>
-      <w:r>
-        <w:rPr>
-          <w:lang w:val="en-US"/>
-        </w:rPr>
-        <w:t>arr</w:t>
-      </w:r>
-      <w:proofErr w:type="spellEnd"/>
-      <w:r>
-        <w:rPr>
-          <w:lang w:val="en-US"/>
-        </w:rPr>
-        <w:t>[</w:t>
-      </w:r>
-      <w:proofErr w:type="spellStart"/>
-      <w:proofErr w:type="gramEnd"/>
-      <w:r>
-        <w:rPr>
-          <w:lang w:val="en-US"/>
-        </w:rPr>
-        <w:t>i</w:t>
-      </w:r>
-      <w:proofErr w:type="spellEnd"/>
-      <w:r>
-        <w:rPr>
-          <w:lang w:val="en-US"/>
-        </w:rPr>
-        <w:t xml:space="preserve"> + 1];</w:t>
-      </w:r>
-    </w:p>
-    <w:p>
-      <w:pPr>
-        <w:rPr>
-          <w:lang w:val="en-US"/>
-        </w:rPr>
-      </w:pPr>
-      <w:r>
-        <w:rPr>
-          <w:lang w:val="en-US"/>
-        </w:rPr>
-        <w:t xml:space="preserve">        }</w:t>
-      </w:r>
-    </w:p>
-    <w:p>
-      <w:pPr>
-        <w:rPr>
-          <w:lang w:val="en-US"/>
-        </w:rPr>
-      </w:pPr>
-      <w:r>
-        <w:rPr>
-          <w:lang w:val="en-US"/>
-        </w:rPr>
-        <w:t xml:space="preserve">        --size;</w:t>
-      </w:r>
-    </w:p>
-    <w:p>
-      <w:pPr>
-        <w:rPr>
-          <w:lang w:val="en-US"/>
-        </w:rPr>
-      </w:pPr>
-      <w:r>
-        <w:rPr>
-          <w:lang w:val="en-US"/>
-        </w:rPr>
-        <w:t xml:space="preserve">        </w:t>
-      </w:r>
-      <w:proofErr w:type="spellStart"/>
-      <w:r>
-        <w:rPr>
-          <w:lang w:val="en-US"/>
-        </w:rPr>
-        <w:t>resizeIfNeeded</w:t>
-      </w:r>
-      <w:proofErr w:type="spellEnd"/>
-      <w:r>
-        <w:rPr>
-          <w:lang w:val="en-US"/>
-        </w:rPr>
-        <w:t>(size);</w:t>
-      </w:r>
-    </w:p>
-    <w:p>
-      <w:pPr>
-        <w:rPr>
-          <w:lang w:val="en-US"/>
-        </w:rPr>
-      </w:pPr>
-      <w:r>
-        <w:rPr>
-          <w:lang w:val="en-US"/>
-        </w:rPr>
-        <w:t xml:space="preserve">    }</w:t>
-      </w:r>
-    </w:p>
-    <w:p>
-      <w:pPr>
-        <w:rPr>
-          <w:lang w:val="en-US"/>
-        </w:rPr>
-      </w:pPr>
-      <w:r>
-        <w:rPr>
-          <w:lang w:val="en-US"/>
-        </w:rPr>
-        <w:t xml:space="preserve">    int </w:t>
-      </w:r>
-      <w:proofErr w:type="gramStart"/>
-      <w:r>
-        <w:rPr>
-          <w:lang w:val="en-US"/>
-        </w:rPr>
-        <w:t>get(</w:t>
-      </w:r>
-      <w:proofErr w:type="gramEnd"/>
-      <w:r>
-        <w:rPr>
-          <w:lang w:val="en-US"/>
-        </w:rPr>
-        <w:t>int index) const {</w:t>
-      </w:r>
-    </w:p>
-    <w:p>
-      <w:pPr>
-        <w:rPr>
-          <w:lang w:val="en-US"/>
-        </w:rPr>
-      </w:pPr>
-      <w:r>
-        <w:rPr>
-          <w:lang w:val="en-US"/>
-        </w:rPr>
-        <w:t xml:space="preserve">        if (index &lt; 0 || index &gt;= size) {</w:t>
-      </w:r>
-    </w:p>
-    <w:p>
-      <w:pPr>
-        <w:rPr>
-          <w:lang w:val="en-US"/>
-        </w:rPr>
-      </w:pPr>
-      <w:r>
-        <w:rPr>
-          <w:lang w:val="en-US"/>
-        </w:rPr>
-        <w:t xml:space="preserve">            throw </w:t>
-      </w:r>
-      <w:proofErr w:type="spellStart"/>
-      <w:r>
-        <w:rPr>
-          <w:lang w:val="en-US"/>
-        </w:rPr>
-        <w:t>out_of_</w:t>
-      </w:r>
-      <w:proofErr w:type="gramStart"/>
-      <w:r>
-        <w:rPr>
-          <w:lang w:val="en-US"/>
-        </w:rPr>
-        <w:t>range</w:t>
-      </w:r>
-      <w:proofErr w:type="spellEnd"/>
-      <w:r>
-        <w:rPr>
-          <w:lang w:val="en-US"/>
-        </w:rPr>
-        <w:t>(</w:t>
-      </w:r>
-      <w:proofErr w:type="gramEnd"/>
-      <w:r>
-        <w:rPr>
-          <w:lang w:val="en-US"/>
-        </w:rPr>
-        <w:t>"Index out of bounds.");</w:t>
-      </w:r>
-    </w:p>
-    <w:p>
-      <w:pPr>
-        <w:rPr>
-          <w:lang w:val="en-US"/>
-        </w:rPr>
-      </w:pPr>
-      <w:r>
-        <w:rPr>
-          <w:lang w:val="en-US"/>
-        </w:rPr>
-        <w:t xml:space="preserve">        }</w:t>
-      </w:r>
-    </w:p>
-    <w:p>
-      <w:pPr>
-        <w:rPr>
-          <w:lang w:val="en-US"/>
-        </w:rPr>
-      </w:pPr>
-      <w:r>
-        <w:rPr>
-          <w:lang w:val="en-US"/>
-        </w:rPr>
-        <w:t xml:space="preserve">        return </w:t>
-      </w:r>
-      <w:proofErr w:type="spellStart"/>
-      <w:r>
-        <w:rPr>
-          <w:lang w:val="en-US"/>
-        </w:rPr>
-        <w:t>arr</w:t>
-      </w:r>
-      <w:proofErr w:type="spellEnd"/>
-      <w:r>
-        <w:rPr>
-          <w:lang w:val="en-US"/>
-        </w:rPr>
-        <w:t>[index];</w:t>
-      </w:r>
-    </w:p>
-    <w:p>
-      <w:pPr>
-        <w:rPr>
-          <w:lang w:val="en-US"/>
-        </w:rPr>
-      </w:pPr>
-      <w:r>
-        <w:rPr>
-          <w:lang w:val="en-US"/>
-        </w:rPr>
-        <w:t xml:space="preserve">    }</w:t>
-      </w:r>
-    </w:p>
-    <w:p>
-      <w:pPr>
-        <w:rPr>
-          <w:lang w:val="en-US"/>
-        </w:rPr>
-      </w:pPr>
-      <w:r>
-        <w:rPr>
-          <w:lang w:val="en-US"/>
-        </w:rPr>
-        <w:t xml:space="preserve">    void </w:t>
-      </w:r>
-      <w:proofErr w:type="gramStart"/>
-      <w:r>
-        <w:rPr>
-          <w:lang w:val="en-US"/>
-        </w:rPr>
-        <w:t>clear(</w:t>
-      </w:r>
-      <w:proofErr w:type="gramEnd"/>
-      <w:r>
-        <w:rPr>
-          <w:lang w:val="en-US"/>
-        </w:rPr>
-        <w:t>) {</w:t>
-      </w:r>
-    </w:p>
-    <w:p>
-      <w:pPr>
-        <w:rPr>
-          <w:lang w:val="en-US"/>
-        </w:rPr>
-      </w:pPr>
-      <w:r>
-        <w:rPr>
-          <w:lang w:val="en-US"/>
-        </w:rPr>
-        <w:t xml:space="preserve">        </w:t>
-      </w:r>
-      <w:proofErr w:type="gramStart"/>
-      <w:r>
-        <w:rPr>
-          <w:lang w:val="en-US"/>
-        </w:rPr>
-        <w:t>delete[</w:t>
-      </w:r>
-      <w:proofErr w:type="gramEnd"/>
-      <w:r>
-        <w:rPr>
-          <w:lang w:val="en-US"/>
-        </w:rPr>
-        <w:t xml:space="preserve">] </w:t>
-      </w:r>
-      <w:proofErr w:type="spellStart"/>
-      <w:r>
-        <w:rPr>
-          <w:lang w:val="en-US"/>
-        </w:rPr>
-        <w:t>arr</w:t>
-      </w:r>
-      <w:proofErr w:type="spellEnd"/>
-      <w:r>
-        <w:rPr>
-          <w:lang w:val="en-US"/>
-        </w:rPr>
-        <w:t>;</w:t>
-      </w:r>
-    </w:p>
-    <w:p>
-      <w:pPr>
-        <w:rPr>
-          <w:lang w:val="en-US"/>
-        </w:rPr>
-      </w:pPr>
-      <w:r>
-        <w:rPr>
-          <w:lang w:val="en-US"/>
-        </w:rPr>
-        <w:t xml:space="preserve">        size = 0;</w:t>
-      </w:r>
-    </w:p>
-    <w:p>
-      <w:pPr>
-        <w:rPr>
-          <w:lang w:val="en-US"/>
-        </w:rPr>
-      </w:pPr>
-      <w:r>
-        <w:rPr>
-          <w:lang w:val="en-US"/>
-        </w:rPr>
-        <w:t xml:space="preserve">        capacity = 4;</w:t>
-      </w:r>
-    </w:p>
-    <w:p>
-      <w:pPr>
-        <w:rPr>
-          <w:lang w:val="en-US"/>
-        </w:rPr>
-      </w:pPr>
-      <w:r>
-        <w:rPr>
-          <w:lang w:val="en-US"/>
-        </w:rPr>
-        <w:t xml:space="preserve">        </w:t>
-      </w:r>
-      <w:proofErr w:type="spellStart"/>
-      <w:r>
-        <w:rPr>
-          <w:lang w:val="en-US"/>
-        </w:rPr>
-        <w:t>arr</w:t>
-      </w:r>
-      <w:proofErr w:type="spellEnd"/>
-      <w:r>
-        <w:rPr>
-          <w:lang w:val="en-US"/>
-        </w:rPr>
-        <w:t xml:space="preserve"> = new int[capacity];</w:t>
-      </w:r>
-    </w:p>
-    <w:p>
-      <w:pPr>
-        <w:rPr>
-          <w:lang w:val="en-US"/>
-        </w:rPr>
-      </w:pPr>
-      <w:r>
-        <w:rPr>
-          <w:lang w:val="en-US"/>
-        </w:rPr>
-        <w:t xml:space="preserve">    }</w:t>
-      </w:r>
-    </w:p>
-    <w:p>
-      <w:pPr>
-        <w:rPr>
-          <w:lang w:val="en-US"/>
-        </w:rPr>
-      </w:pPr>
-      <w:r>
-        <w:rPr>
-          <w:lang w:val="en-US"/>
-        </w:rPr>
-        <w:t xml:space="preserve">    int </w:t>
-      </w:r>
-      <w:proofErr w:type="spellStart"/>
-      <w:proofErr w:type="gramStart"/>
-      <w:r>
-        <w:rPr>
-          <w:lang w:val="en-US"/>
-        </w:rPr>
-        <w:t>getSize</w:t>
-      </w:r>
-      <w:proofErr w:type="spellEnd"/>
-      <w:r>
-        <w:rPr>
-          <w:lang w:val="en-US"/>
-        </w:rPr>
-        <w:t>(</w:t>
-      </w:r>
-      <w:proofErr w:type="gramEnd"/>
-      <w:r>
-        <w:rPr>
-          <w:lang w:val="en-US"/>
-        </w:rPr>
-        <w:t>) const {</w:t>
-      </w:r>
-    </w:p>
-    <w:p>
-      <w:pPr>
-        <w:rPr>
-          <w:lang w:val="en-US"/>
-        </w:rPr>
-      </w:pPr>
-      <w:r>
-        <w:rPr>
-          <w:lang w:val="en-US"/>
-        </w:rPr>
-        <w:t xml:space="preserve">        return size;</w:t>
-      </w:r>
-    </w:p>
-    <w:p>
-      <w:pPr>
-        <w:rPr>
-          <w:lang w:val="en-US"/>
-        </w:rPr>
-      </w:pPr>
-      <w:r>
-        <w:rPr>
-          <w:lang w:val="en-US"/>
-        </w:rPr>
-        <w:t xml:space="preserve">    }</w:t>
-      </w:r>
-    </w:p>
-    <w:p>
-      <w:pPr>
-        <w:rPr>
-          <w:lang w:val="en-US"/>
-        </w:rPr>
-      </w:pPr>
-      <w:r>
-        <w:rPr>
-          <w:lang w:val="en-US"/>
-        </w:rPr>
-        <w:t xml:space="preserve">    int </w:t>
-      </w:r>
-      <w:proofErr w:type="spellStart"/>
-      <w:proofErr w:type="gramStart"/>
-      <w:r>
-        <w:rPr>
-          <w:lang w:val="en-US"/>
-        </w:rPr>
-        <w:t>getCapacity</w:t>
-      </w:r>
-      <w:proofErr w:type="spellEnd"/>
-      <w:r>
-        <w:rPr>
-          <w:lang w:val="en-US"/>
-        </w:rPr>
-        <w:t>(</w:t>
-      </w:r>
-      <w:proofErr w:type="gramEnd"/>
-      <w:r>
-        <w:rPr>
-          <w:lang w:val="en-US"/>
-        </w:rPr>
-        <w:t>) const {</w:t>
-      </w:r>
-    </w:p>
-    <w:p>
-      <w:pPr>
-        <w:rPr>
-          <w:lang w:val="en-US"/>
-        </w:rPr>
-      </w:pPr>
-      <w:r>
-        <w:rPr>
-          <w:lang w:val="en-US"/>
-        </w:rPr>
-        <w:t xml:space="preserve">        return capacity;</w:t>
-      </w:r>
-    </w:p>
-    <w:p>
-      <w:pPr>
-        <w:rPr>
-          <w:lang w:val="en-US"/>
-        </w:rPr>
-      </w:pPr>
-      <w:r>
-        <w:rPr>
-          <w:lang w:val="en-US"/>
-        </w:rPr>
-        <w:t xml:space="preserve">    }</w:t>
-      </w:r>
-    </w:p>
-    <w:p>
-      <w:pPr>
-        <w:rPr>
-          <w:lang w:val="en-US"/>
-        </w:rPr>
-      </w:pPr>
-      <w:r>
-        <w:rPr>
-          <w:lang w:val="en-US"/>
-        </w:rPr>
         <w:t xml:space="preserve">    bool </w:t>
       </w:r>
-      <w:proofErr w:type="spellStart"/>
-      <w:proofErr w:type="gramStart"/>
-      <w:r>
-        <w:rPr>
-          <w:lang w:val="en-US"/>
-        </w:rPr>
-        <w:t>isEmpty</w:t>
-      </w:r>
-      <w:proofErr w:type="spellEnd"/>
-      <w:r>
-        <w:rPr>
-          <w:lang w:val="en-US"/>
-        </w:rPr>
-        <w:t>(</w:t>
+      <w:proofErr w:type="gramStart"/>
+      <w:r>
+        <w:rPr>
+          <w:lang w:val="en-US"/>
+        </w:rPr>
+        <w:t>isEmpty(</w:t>
       </w:r>
       <w:proofErr w:type="gramEnd"/>
       <w:r>
@@ -3503,44 +2905,94 @@
         <w:rPr>
           <w:lang w:val="en-US"/>
         </w:rPr>
-        <w:t xml:space="preserve">        for (int </w:t>
-      </w:r>
-      <w:proofErr w:type="spellStart"/>
-      <w:r>
-        <w:rPr>
-          <w:lang w:val="en-US"/>
-        </w:rPr>
-        <w:t>i</w:t>
-      </w:r>
-      <w:proofErr w:type="spellEnd"/>
-      <w:r>
-        <w:rPr>
-          <w:lang w:val="en-US"/>
-        </w:rPr>
-        <w:t xml:space="preserve"> = 0; </w:t>
-      </w:r>
-      <w:proofErr w:type="spellStart"/>
-      <w:r>
-        <w:rPr>
-          <w:lang w:val="en-US"/>
-        </w:rPr>
-        <w:t>i</w:t>
-      </w:r>
-      <w:proofErr w:type="spellEnd"/>
-      <w:r>
-        <w:rPr>
-          <w:lang w:val="en-US"/>
-        </w:rPr>
-        <w:t xml:space="preserve"> &lt; size; ++</w:t>
-      </w:r>
-      <w:proofErr w:type="spellStart"/>
-      <w:r>
-        <w:rPr>
-          <w:lang w:val="en-US"/>
-        </w:rPr>
-        <w:t>i</w:t>
-      </w:r>
-      <w:proofErr w:type="spellEnd"/>
+        <w:t xml:space="preserve">        for (int i = 0; i &lt; size; ++i) {</w:t>
+      </w:r>
+    </w:p>
+    <w:p>
+      <w:pPr>
+        <w:rPr>
+          <w:lang w:val="en-US"/>
+        </w:rPr>
+      </w:pPr>
+      <w:r>
+        <w:rPr>
+          <w:lang w:val="en-US"/>
+        </w:rPr>
+        <w:t xml:space="preserve">            cout &lt;&lt; arr[i] &lt;&lt; " ";</w:t>
+      </w:r>
+    </w:p>
+    <w:p>
+      <w:pPr>
+        <w:rPr>
+          <w:lang w:val="en-US"/>
+        </w:rPr>
+      </w:pPr>
+      <w:r>
+        <w:rPr>
+          <w:lang w:val="en-US"/>
+        </w:rPr>
+        <w:t xml:space="preserve">        }</w:t>
+      </w:r>
+    </w:p>
+    <w:p>
+      <w:pPr>
+        <w:rPr>
+          <w:lang w:val="en-US"/>
+        </w:rPr>
+      </w:pPr>
+      <w:r>
+        <w:rPr>
+          <w:lang w:val="en-US"/>
+        </w:rPr>
+        <w:t xml:space="preserve">        cout &lt;&lt; endl;</w:t>
+      </w:r>
+    </w:p>
+    <w:p>
+      <w:pPr>
+        <w:rPr>
+          <w:lang w:val="en-US"/>
+        </w:rPr>
+      </w:pPr>
+      <w:r>
+        <w:rPr>
+          <w:lang w:val="en-US"/>
+        </w:rPr>
+        <w:t xml:space="preserve">    }</w:t>
+      </w:r>
+    </w:p>
+    <w:p>
+      <w:pPr>
+        <w:rPr>
+          <w:lang w:val="en-US"/>
+        </w:rPr>
+      </w:pPr>
+      <w:r>
+        <w:rPr>
+          <w:lang w:val="en-US"/>
+        </w:rPr>
+        <w:t>};</w:t>
+      </w:r>
+    </w:p>
+    <w:p>
+      <w:pPr>
+        <w:rPr>
+          <w:lang w:val="en-US"/>
+        </w:rPr>
+      </w:pPr>
+      <w:r>
+        <w:rPr>
+          <w:lang w:val="en-US"/>
+        </w:rPr>
+        <w:t xml:space="preserve">int </w:t>
+      </w:r>
+      <w:proofErr w:type="gramStart"/>
+      <w:r>
+        <w:rPr>
+          <w:lang w:val="en-US"/>
+        </w:rPr>
+        <w:t>main(</w:t>
+      </w:r>
+      <w:proofErr w:type="gramEnd"/>
       <w:r>
         <w:rPr>
           <w:lang w:val="en-US"/>
@@ -3558,156 +3010,7 @@
         <w:rPr>
           <w:lang w:val="en-US"/>
         </w:rPr>
-        <w:t xml:space="preserve">            </w:t>
-      </w:r>
-      <w:proofErr w:type="spellStart"/>
-      <w:r>
-        <w:rPr>
-          <w:lang w:val="en-US"/>
-        </w:rPr>
-        <w:t>cout</w:t>
-      </w:r>
-      <w:proofErr w:type="spellEnd"/>
-      <w:r>
-        <w:rPr>
-          <w:lang w:val="en-US"/>
-        </w:rPr>
-        <w:t xml:space="preserve"> &lt;&lt; </w:t>
-      </w:r>
-      <w:proofErr w:type="spellStart"/>
-      <w:r>
-        <w:rPr>
-          <w:lang w:val="en-US"/>
-        </w:rPr>
-        <w:t>arr</w:t>
-      </w:r>
-      <w:proofErr w:type="spellEnd"/>
-      <w:r>
-        <w:rPr>
-          <w:lang w:val="en-US"/>
-        </w:rPr>
-        <w:t>[</w:t>
-      </w:r>
-      <w:proofErr w:type="spellStart"/>
-      <w:r>
-        <w:rPr>
-          <w:lang w:val="en-US"/>
-        </w:rPr>
-        <w:t>i</w:t>
-      </w:r>
-      <w:proofErr w:type="spellEnd"/>
-      <w:r>
-        <w:rPr>
-          <w:lang w:val="en-US"/>
-        </w:rPr>
-        <w:t>] &lt;&lt; " ";</w:t>
-      </w:r>
-    </w:p>
-    <w:p>
-      <w:pPr>
-        <w:rPr>
-          <w:lang w:val="en-US"/>
-        </w:rPr>
-      </w:pPr>
-      <w:r>
-        <w:rPr>
-          <w:lang w:val="en-US"/>
-        </w:rPr>
-        <w:t xml:space="preserve">        }</w:t>
-      </w:r>
-    </w:p>
-    <w:p>
-      <w:pPr>
-        <w:rPr>
-          <w:lang w:val="en-US"/>
-        </w:rPr>
-      </w:pPr>
-      <w:r>
-        <w:rPr>
-          <w:lang w:val="en-US"/>
-        </w:rPr>
-        <w:t xml:space="preserve">        </w:t>
-      </w:r>
-      <w:proofErr w:type="spellStart"/>
-      <w:r>
-        <w:rPr>
-          <w:lang w:val="en-US"/>
-        </w:rPr>
-        <w:t>cout</w:t>
-      </w:r>
-      <w:proofErr w:type="spellEnd"/>
-      <w:r>
-        <w:rPr>
-          <w:lang w:val="en-US"/>
-        </w:rPr>
-        <w:t xml:space="preserve"> &lt;&lt; </w:t>
-      </w:r>
-      <w:proofErr w:type="spellStart"/>
-      <w:r>
-        <w:rPr>
-          <w:lang w:val="en-US"/>
-        </w:rPr>
-        <w:t>endl</w:t>
-      </w:r>
-      <w:proofErr w:type="spellEnd"/>
-      <w:r>
-        <w:rPr>
-          <w:lang w:val="en-US"/>
-        </w:rPr>
-        <w:t>;</w:t>
-      </w:r>
-    </w:p>
-    <w:p>
-      <w:pPr>
-        <w:rPr>
-          <w:lang w:val="en-US"/>
-        </w:rPr>
-      </w:pPr>
-      <w:r>
-        <w:rPr>
-          <w:lang w:val="en-US"/>
-        </w:rPr>
-        <w:t xml:space="preserve">    }</w:t>
-      </w:r>
-    </w:p>
-    <w:p>
-      <w:pPr>
-        <w:rPr>
-          <w:lang w:val="en-US"/>
-        </w:rPr>
-      </w:pPr>
-      <w:r>
-        <w:rPr>
-          <w:lang w:val="en-US"/>
-        </w:rPr>
-        <w:t>};</w:t>
-      </w:r>
-    </w:p>
-    <w:p>
-      <w:pPr>
-        <w:rPr>
-          <w:lang w:val="en-US"/>
-        </w:rPr>
-      </w:pPr>
-      <w:r>
-        <w:rPr>
-          <w:lang w:val="en-US"/>
-        </w:rPr>
-        <w:t xml:space="preserve">int </w:t>
-      </w:r>
-      <w:proofErr w:type="gramStart"/>
-      <w:r>
-        <w:rPr>
-          <w:lang w:val="en-US"/>
-        </w:rPr>
-        <w:t>main(</w:t>
-      </w:r>
-      <w:proofErr w:type="gramEnd"/>
-      <w:r>
-        <w:rPr>
-          <w:lang w:val="en-US"/>
-        </w:rPr>
-        <w:t>) {</w:t>
+        <w:t xml:space="preserve">    DynamicArray da;</w:t>
       </w:r>
     </w:p>
     <w:p>
@@ -3722,19 +3025,19 @@
         </w:rPr>
         <w:t xml:space="preserve">    </w:t>
       </w:r>
-      <w:proofErr w:type="spellStart"/>
-      <w:r>
-        <w:rPr>
-          <w:lang w:val="en-US"/>
-        </w:rPr>
-        <w:t>DynamicArray</w:t>
-      </w:r>
-      <w:proofErr w:type="spellEnd"/>
-      <w:r>
-        <w:rPr>
-          <w:lang w:val="en-US"/>
-        </w:rPr>
-        <w:t xml:space="preserve"> da;</w:t>
+      <w:proofErr w:type="gramStart"/>
+      <w:r>
+        <w:rPr>
+          <w:lang w:val="en-US"/>
+        </w:rPr>
+        <w:t>da.insert</w:t>
+      </w:r>
+      <w:proofErr w:type="gramEnd"/>
+      <w:r>
+        <w:rPr>
+          <w:lang w:val="en-US"/>
+        </w:rPr>
+        <w:t>(5);</w:t>
       </w:r>
     </w:p>
     <w:p>
@@ -3749,7 +3052,6 @@
         </w:rPr>
         <w:t xml:space="preserve">    </w:t>
       </w:r>
-      <w:proofErr w:type="spellStart"/>
       <w:proofErr w:type="gramStart"/>
       <w:r>
         <w:rPr>
@@ -3757,13 +3059,12 @@
         </w:rPr>
         <w:t>da.insert</w:t>
       </w:r>
-      <w:proofErr w:type="spellEnd"/>
-      <w:proofErr w:type="gramEnd"/>
-      <w:r>
-        <w:rPr>
-          <w:lang w:val="en-US"/>
-        </w:rPr>
-        <w:t>(5);</w:t>
+      <w:proofErr w:type="gramEnd"/>
+      <w:r>
+        <w:rPr>
+          <w:lang w:val="en-US"/>
+        </w:rPr>
+        <w:t>(15);</w:t>
       </w:r>
     </w:p>
     <w:p>
@@ -3778,7 +3079,6 @@
         </w:rPr>
         <w:t xml:space="preserve">    </w:t>
       </w:r>
-      <w:proofErr w:type="spellStart"/>
       <w:proofErr w:type="gramStart"/>
       <w:r>
         <w:rPr>
@@ -3786,13 +3086,12 @@
         </w:rPr>
         <w:t>da.insert</w:t>
       </w:r>
-      <w:proofErr w:type="spellEnd"/>
-      <w:proofErr w:type="gramEnd"/>
-      <w:r>
-        <w:rPr>
-          <w:lang w:val="en-US"/>
-        </w:rPr>
-        <w:t>(15);</w:t>
+      <w:proofErr w:type="gramEnd"/>
+      <w:r>
+        <w:rPr>
+          <w:lang w:val="en-US"/>
+        </w:rPr>
+        <w:t>(25);</w:t>
       </w:r>
     </w:p>
     <w:p>
@@ -3807,7 +3106,6 @@
         </w:rPr>
         <w:t xml:space="preserve">    </w:t>
       </w:r>
-      <w:proofErr w:type="spellStart"/>
       <w:proofErr w:type="gramStart"/>
       <w:r>
         <w:rPr>
@@ -3815,13 +3113,12 @@
         </w:rPr>
         <w:t>da.insert</w:t>
       </w:r>
-      <w:proofErr w:type="spellEnd"/>
-      <w:proofErr w:type="gramEnd"/>
-      <w:r>
-        <w:rPr>
-          <w:lang w:val="en-US"/>
-        </w:rPr>
-        <w:t>(25);</w:t>
+      <w:proofErr w:type="gramEnd"/>
+      <w:r>
+        <w:rPr>
+          <w:lang w:val="en-US"/>
+        </w:rPr>
+        <w:t>(35);</w:t>
       </w:r>
     </w:p>
     <w:p>
@@ -3836,7 +3133,6 @@
         </w:rPr>
         <w:t xml:space="preserve">    </w:t>
       </w:r>
-      <w:proofErr w:type="spellStart"/>
       <w:proofErr w:type="gramStart"/>
       <w:r>
         <w:rPr>
@@ -3844,13 +3140,52 @@
         </w:rPr>
         <w:t>da.insert</w:t>
       </w:r>
-      <w:proofErr w:type="spellEnd"/>
-      <w:proofErr w:type="gramEnd"/>
-      <w:r>
-        <w:rPr>
-          <w:lang w:val="en-US"/>
-        </w:rPr>
-        <w:t>(35);</w:t>
+      <w:proofErr w:type="gramEnd"/>
+      <w:r>
+        <w:rPr>
+          <w:lang w:val="en-US"/>
+        </w:rPr>
+        <w:t>(45);</w:t>
+      </w:r>
+    </w:p>
+    <w:p>
+      <w:pPr>
+        <w:rPr>
+          <w:lang w:val="en-US"/>
+        </w:rPr>
+      </w:pPr>
+      <w:r>
+        <w:rPr>
+          <w:lang w:val="en-US"/>
+        </w:rPr>
+        <w:t xml:space="preserve">    cout &lt;&lt; "Array contents: ";</w:t>
+      </w:r>
+    </w:p>
+    <w:p>
+      <w:pPr>
+        <w:rPr>
+          <w:lang w:val="en-US"/>
+        </w:rPr>
+      </w:pPr>
+      <w:r>
+        <w:rPr>
+          <w:lang w:val="en-US"/>
+        </w:rPr>
+        <w:t xml:space="preserve">    da.</w:t>
+      </w:r>
+      <w:proofErr w:type="gramStart"/>
+      <w:r>
+        <w:rPr>
+          <w:lang w:val="en-US"/>
+        </w:rPr>
+        <w:t>print(</w:t>
+      </w:r>
+      <w:proofErr w:type="gramEnd"/>
+      <w:r>
+        <w:rPr>
+          <w:lang w:val="en-US"/>
+        </w:rPr>
+        <w:t>);</w:t>
       </w:r>
     </w:p>
     <w:p>
@@ -3865,21 +3200,113 @@
         </w:rPr>
         <w:t xml:space="preserve">    </w:t>
       </w:r>
-      <w:proofErr w:type="spellStart"/>
-      <w:proofErr w:type="gramStart"/>
-      <w:r>
-        <w:rPr>
-          <w:lang w:val="en-US"/>
-        </w:rPr>
-        <w:t>da.insert</w:t>
-      </w:r>
-      <w:proofErr w:type="spellEnd"/>
-      <w:proofErr w:type="gramEnd"/>
-      <w:r>
-        <w:rPr>
-          <w:lang w:val="en-US"/>
-        </w:rPr>
-        <w:t>(45);</w:t>
+      <w:proofErr w:type="gramStart"/>
+      <w:r>
+        <w:rPr>
+          <w:lang w:val="en-US"/>
+        </w:rPr>
+        <w:t>da.remove</w:t>
+      </w:r>
+      <w:proofErr w:type="gramEnd"/>
+      <w:r>
+        <w:rPr>
+          <w:lang w:val="en-US"/>
+        </w:rPr>
+        <w:t>(1);</w:t>
+      </w:r>
+    </w:p>
+    <w:p>
+      <w:pPr>
+        <w:rPr>
+          <w:lang w:val="en-US"/>
+        </w:rPr>
+      </w:pPr>
+      <w:r>
+        <w:rPr>
+          <w:lang w:val="en-US"/>
+        </w:rPr>
+        <w:t xml:space="preserve">    cout &lt;&lt; "After removing index 1: ";</w:t>
+      </w:r>
+    </w:p>
+    <w:p>
+      <w:pPr>
+        <w:rPr>
+          <w:lang w:val="en-US"/>
+        </w:rPr>
+      </w:pPr>
+      <w:r>
+        <w:rPr>
+          <w:lang w:val="en-US"/>
+        </w:rPr>
+        <w:t xml:space="preserve">    da.</w:t>
+      </w:r>
+      <w:proofErr w:type="gramStart"/>
+      <w:r>
+        <w:rPr>
+          <w:lang w:val="en-US"/>
+        </w:rPr>
+        <w:t>print(</w:t>
+      </w:r>
+      <w:proofErr w:type="gramEnd"/>
+      <w:r>
+        <w:rPr>
+          <w:lang w:val="en-US"/>
+        </w:rPr>
+        <w:t>);</w:t>
+      </w:r>
+    </w:p>
+    <w:p>
+      <w:pPr>
+        <w:rPr>
+          <w:lang w:val="en-US"/>
+        </w:rPr>
+      </w:pPr>
+      <w:r>
+        <w:rPr>
+          <w:lang w:val="en-US"/>
+        </w:rPr>
+        <w:t xml:space="preserve">    cout &lt;&lt; "Array size: " &lt;&lt; </w:t>
+      </w:r>
+      <w:proofErr w:type="gramStart"/>
+      <w:r>
+        <w:rPr>
+          <w:lang w:val="en-US"/>
+        </w:rPr>
+        <w:t>da.getSize</w:t>
+      </w:r>
+      <w:proofErr w:type="gramEnd"/>
+      <w:r>
+        <w:rPr>
+          <w:lang w:val="en-US"/>
+        </w:rPr>
+        <w:t>() &lt;&lt; endl;</w:t>
+      </w:r>
+    </w:p>
+    <w:p>
+      <w:pPr>
+        <w:rPr>
+          <w:lang w:val="en-US"/>
+        </w:rPr>
+      </w:pPr>
+      <w:r>
+        <w:rPr>
+          <w:lang w:val="en-US"/>
+        </w:rPr>
+        <w:t xml:space="preserve">    cout &lt;&lt; "Array capacity: " &lt;&lt; </w:t>
+      </w:r>
+      <w:proofErr w:type="gramStart"/>
+      <w:r>
+        <w:rPr>
+          <w:lang w:val="en-US"/>
+        </w:rPr>
+        <w:t>da.getCapacity</w:t>
+      </w:r>
+      <w:proofErr w:type="gramEnd"/>
+      <w:r>
+        <w:rPr>
+          <w:lang w:val="en-US"/>
+        </w:rPr>
+        <w:t>() &lt;&lt; endl;</w:t>
       </w:r>
     </w:p>
     <w:p>
@@ -3894,286 +3321,6 @@
         </w:rPr>
         <w:t xml:space="preserve">    </w:t>
       </w:r>
-      <w:proofErr w:type="spellStart"/>
-      <w:r>
-        <w:rPr>
-          <w:lang w:val="en-US"/>
-        </w:rPr>
-        <w:t>cout</w:t>
-      </w:r>
-      <w:proofErr w:type="spellEnd"/>
-      <w:r>
-        <w:rPr>
-          <w:lang w:val="en-US"/>
-        </w:rPr>
-        <w:t xml:space="preserve"> &lt;&lt; "Array contents: ";</w:t>
-      </w:r>
-    </w:p>
-    <w:p>
-      <w:pPr>
-        <w:rPr>
-          <w:lang w:val="en-US"/>
-        </w:rPr>
-      </w:pPr>
-      <w:r>
-        <w:rPr>
-          <w:lang w:val="en-US"/>
-        </w:rPr>
-        <w:t xml:space="preserve">    </w:t>
-      </w:r>
-      <w:proofErr w:type="spellStart"/>
-      <w:r>
-        <w:rPr>
-          <w:lang w:val="en-US"/>
-        </w:rPr>
-        <w:t>da.</w:t>
-      </w:r>
-      <w:proofErr w:type="gramStart"/>
-      <w:r>
-        <w:rPr>
-          <w:lang w:val="en-US"/>
-        </w:rPr>
-        <w:t>print</w:t>
-      </w:r>
-      <w:proofErr w:type="spellEnd"/>
-      <w:r>
-        <w:rPr>
-          <w:lang w:val="en-US"/>
-        </w:rPr>
-        <w:t>(</w:t>
-      </w:r>
-      <w:proofErr w:type="gramEnd"/>
-      <w:r>
-        <w:rPr>
-          <w:lang w:val="en-US"/>
-        </w:rPr>
-        <w:t>);</w:t>
-      </w:r>
-    </w:p>
-    <w:p>
-      <w:pPr>
-        <w:rPr>
-          <w:lang w:val="en-US"/>
-        </w:rPr>
-      </w:pPr>
-      <w:r>
-        <w:rPr>
-          <w:lang w:val="en-US"/>
-        </w:rPr>
-        <w:t xml:space="preserve">    </w:t>
-      </w:r>
-      <w:proofErr w:type="spellStart"/>
-      <w:proofErr w:type="gramStart"/>
-      <w:r>
-        <w:rPr>
-          <w:lang w:val="en-US"/>
-        </w:rPr>
-        <w:t>da.remove</w:t>
-      </w:r>
-      <w:proofErr w:type="spellEnd"/>
-      <w:proofErr w:type="gramEnd"/>
-      <w:r>
-        <w:rPr>
-          <w:lang w:val="en-US"/>
-        </w:rPr>
-        <w:t>(1);</w:t>
-      </w:r>
-    </w:p>
-    <w:p>
-      <w:pPr>
-        <w:rPr>
-          <w:lang w:val="en-US"/>
-        </w:rPr>
-      </w:pPr>
-      <w:r>
-        <w:rPr>
-          <w:lang w:val="en-US"/>
-        </w:rPr>
-        <w:t xml:space="preserve">    </w:t>
-      </w:r>
-      <w:proofErr w:type="spellStart"/>
-      <w:r>
-        <w:rPr>
-          <w:lang w:val="en-US"/>
-        </w:rPr>
-        <w:t>cout</w:t>
-      </w:r>
-      <w:proofErr w:type="spellEnd"/>
-      <w:r>
-        <w:rPr>
-          <w:lang w:val="en-US"/>
-        </w:rPr>
-        <w:t xml:space="preserve"> &lt;&lt; "After removing index 1: ";</w:t>
-      </w:r>
-    </w:p>
-    <w:p>
-      <w:pPr>
-        <w:rPr>
-          <w:lang w:val="en-US"/>
-        </w:rPr>
-      </w:pPr>
-      <w:r>
-        <w:rPr>
-          <w:lang w:val="en-US"/>
-        </w:rPr>
-        <w:t xml:space="preserve">    </w:t>
-      </w:r>
-      <w:proofErr w:type="spellStart"/>
-      <w:r>
-        <w:rPr>
-          <w:lang w:val="en-US"/>
-        </w:rPr>
-        <w:t>da.</w:t>
-      </w:r>
-      <w:proofErr w:type="gramStart"/>
-      <w:r>
-        <w:rPr>
-          <w:lang w:val="en-US"/>
-        </w:rPr>
-        <w:t>print</w:t>
-      </w:r>
-      <w:proofErr w:type="spellEnd"/>
-      <w:r>
-        <w:rPr>
-          <w:lang w:val="en-US"/>
-        </w:rPr>
-        <w:t>(</w:t>
-      </w:r>
-      <w:proofErr w:type="gramEnd"/>
-      <w:r>
-        <w:rPr>
-          <w:lang w:val="en-US"/>
-        </w:rPr>
-        <w:t>);</w:t>
-      </w:r>
-    </w:p>
-    <w:p>
-      <w:pPr>
-        <w:rPr>
-          <w:lang w:val="en-US"/>
-        </w:rPr>
-      </w:pPr>
-      <w:r>
-        <w:rPr>
-          <w:lang w:val="en-US"/>
-        </w:rPr>
-        <w:t xml:space="preserve">    </w:t>
-      </w:r>
-      <w:proofErr w:type="spellStart"/>
-      <w:r>
-        <w:rPr>
-          <w:lang w:val="en-US"/>
-        </w:rPr>
-        <w:t>cout</w:t>
-      </w:r>
-      <w:proofErr w:type="spellEnd"/>
-      <w:r>
-        <w:rPr>
-          <w:lang w:val="en-US"/>
-        </w:rPr>
-        <w:t xml:space="preserve"> &lt;&lt; "Array size: " &lt;&lt; </w:t>
-      </w:r>
-      <w:proofErr w:type="spellStart"/>
-      <w:proofErr w:type="gramStart"/>
-      <w:r>
-        <w:rPr>
-          <w:lang w:val="en-US"/>
-        </w:rPr>
-        <w:t>da.getSize</w:t>
-      </w:r>
-      <w:proofErr w:type="spellEnd"/>
-      <w:proofErr w:type="gramEnd"/>
-      <w:r>
-        <w:rPr>
-          <w:lang w:val="en-US"/>
-        </w:rPr>
-        <w:t xml:space="preserve">() &lt;&lt; </w:t>
-      </w:r>
-      <w:proofErr w:type="spellStart"/>
-      <w:r>
-        <w:rPr>
-          <w:lang w:val="en-US"/>
-        </w:rPr>
-        <w:t>endl</w:t>
-      </w:r>
-      <w:proofErr w:type="spellEnd"/>
-      <w:r>
-        <w:rPr>
-          <w:lang w:val="en-US"/>
-        </w:rPr>
-        <w:t>;</w:t>
-      </w:r>
-    </w:p>
-    <w:p>
-      <w:pPr>
-        <w:rPr>
-          <w:lang w:val="en-US"/>
-        </w:rPr>
-      </w:pPr>
-      <w:r>
-        <w:rPr>
-          <w:lang w:val="en-US"/>
-        </w:rPr>
-        <w:t xml:space="preserve">    </w:t>
-      </w:r>
-      <w:proofErr w:type="spellStart"/>
-      <w:r>
-        <w:rPr>
-          <w:lang w:val="en-US"/>
-        </w:rPr>
-        <w:t>cout</w:t>
-      </w:r>
-      <w:proofErr w:type="spellEnd"/>
-      <w:r>
-        <w:rPr>
-          <w:lang w:val="en-US"/>
-        </w:rPr>
-        <w:t xml:space="preserve"> &lt;&lt; "Array capacity: " &lt;&lt; </w:t>
-      </w:r>
-      <w:proofErr w:type="spellStart"/>
-      <w:proofErr w:type="gramStart"/>
-      <w:r>
-        <w:rPr>
-          <w:lang w:val="en-US"/>
-        </w:rPr>
-        <w:t>da.getCapacity</w:t>
-      </w:r>
-      <w:proofErr w:type="spellEnd"/>
-      <w:proofErr w:type="gramEnd"/>
-      <w:r>
-        <w:rPr>
-          <w:lang w:val="en-US"/>
-        </w:rPr>
-        <w:t xml:space="preserve">() &lt;&lt; </w:t>
-      </w:r>
-      <w:proofErr w:type="spellStart"/>
-      <w:r>
-        <w:rPr>
-          <w:lang w:val="en-US"/>
-        </w:rPr>
-        <w:t>endl</w:t>
-      </w:r>
-      <w:proofErr w:type="spellEnd"/>
-      <w:r>
-        <w:rPr>
-          <w:lang w:val="en-US"/>
-        </w:rPr>
-        <w:t>;</w:t>
-      </w:r>
-    </w:p>
-    <w:p>
-      <w:pPr>
-        <w:rPr>
-          <w:lang w:val="en-US"/>
-        </w:rPr>
-      </w:pPr>
-      <w:r>
-        <w:rPr>
-          <w:lang w:val="en-US"/>
-        </w:rPr>
-        <w:t xml:space="preserve">    </w:t>
-      </w:r>
-      <w:proofErr w:type="spellStart"/>
       <w:proofErr w:type="gramStart"/>
       <w:r>
         <w:rPr>
@@ -4181,7 +3328,6 @@
         </w:rPr>
         <w:t>da.clear</w:t>
       </w:r>
-      <w:proofErr w:type="spellEnd"/>
       <w:proofErr w:type="gramEnd"/>
       <w:r>
         <w:rPr>
@@ -4200,23 +3346,8 @@
         <w:rPr>
           <w:lang w:val="en-US"/>
         </w:rPr>
-        <w:t xml:space="preserve">    </w:t>
-      </w:r>
-      <w:proofErr w:type="spellStart"/>
-      <w:r>
-        <w:rPr>
-          <w:lang w:val="en-US"/>
-        </w:rPr>
-        <w:t>cout</w:t>
-      </w:r>
-      <w:proofErr w:type="spellEnd"/>
-      <w:r>
-        <w:rPr>
-          <w:lang w:val="en-US"/>
-        </w:rPr>
-        <w:t xml:space="preserve"> &lt;&lt; "After clearing: " &lt;&lt; (</w:t>
-      </w:r>
-      <w:proofErr w:type="spellStart"/>
+        <w:t xml:space="preserve">    cout &lt;&lt; "After clearing: " &lt;&lt; (</w:t>
+      </w:r>
       <w:proofErr w:type="gramStart"/>
       <w:r>
         <w:rPr>
@@ -4224,7 +3355,6 @@
         </w:rPr>
         <w:t>da.isEmpty</w:t>
       </w:r>
-      <w:proofErr w:type="spellEnd"/>
       <w:proofErr w:type="gramEnd"/>
       <w:r>
         <w:rPr>
@@ -4244,21 +3374,7 @@
         <w:rPr>
           <w:lang w:val="en-US"/>
         </w:rPr>
-        <w:t xml:space="preserve"> "Array is not empty.") &lt;&lt; </w:t>
-      </w:r>
-      <w:proofErr w:type="spellStart"/>
-      <w:r>
-        <w:rPr>
-          <w:lang w:val="en-US"/>
-        </w:rPr>
-        <w:t>endl</w:t>
-      </w:r>
-      <w:proofErr w:type="spellEnd"/>
-      <w:r>
-        <w:rPr>
-          <w:lang w:val="en-US"/>
-        </w:rPr>
-        <w:t>;</w:t>
+        <w:t xml:space="preserve"> "Array is not empty.") &lt;&lt; endl;</w:t>
       </w:r>
     </w:p>
     <w:p>
@@ -4308,6 +3424,7 @@
       </w:pPr>
       <w:r>
         <w:rPr>
+          <w:noProof/>
           <w:lang w:val="en-US"/>
         </w:rPr>
         <w:lastRenderedPageBreak/>
@@ -4411,21 +3528,7 @@
         <w:rPr>
           <w:lang w:val="en-US"/>
         </w:rPr>
-        <w:t>#include &lt;</w:t>
-      </w:r>
-      <w:proofErr w:type="spellStart"/>
-      <w:r>
-        <w:rPr>
-          <w:lang w:val="en-US"/>
-        </w:rPr>
-        <w:t>stdexcept</w:t>
-      </w:r>
-      <w:proofErr w:type="spellEnd"/>
-      <w:r>
-        <w:rPr>
-          <w:lang w:val="en-US"/>
-        </w:rPr>
-        <w:t>&gt;</w:t>
+        <w:t>#include &lt;stdexcept&gt;</w:t>
       </w:r>
     </w:p>
     <w:p>
@@ -4464,21 +3567,7 @@
         <w:rPr>
           <w:lang w:val="en-US"/>
         </w:rPr>
-        <w:t>template &lt;</w:t>
-      </w:r>
-      <w:proofErr w:type="spellStart"/>
-      <w:r>
-        <w:rPr>
-          <w:lang w:val="en-US"/>
-        </w:rPr>
-        <w:t>typename</w:t>
-      </w:r>
-      <w:proofErr w:type="spellEnd"/>
-      <w:r>
-        <w:rPr>
-          <w:lang w:val="en-US"/>
-        </w:rPr>
-        <w:t xml:space="preserve"> T&gt;</w:t>
+        <w:t>template &lt;typename T&gt;</w:t>
       </w:r>
     </w:p>
     <w:p>
@@ -4517,21 +3606,7 @@
         <w:rPr>
           <w:lang w:val="en-US"/>
         </w:rPr>
-        <w:t xml:space="preserve">    T* </w:t>
-      </w:r>
-      <w:proofErr w:type="spellStart"/>
-      <w:r>
-        <w:rPr>
-          <w:lang w:val="en-US"/>
-        </w:rPr>
-        <w:t>arr</w:t>
-      </w:r>
-      <w:proofErr w:type="spellEnd"/>
-      <w:r>
-        <w:rPr>
-          <w:lang w:val="en-US"/>
-        </w:rPr>
-        <w:t>;</w:t>
+        <w:t xml:space="preserve">    T* arr;</w:t>
       </w:r>
     </w:p>
     <w:p>
@@ -4584,181 +3659,47 @@
         <w:rPr>
           <w:lang w:val="en-US"/>
         </w:rPr>
-        <w:t xml:space="preserve">int </w:t>
-      </w:r>
-      <w:proofErr w:type="spellStart"/>
-      <w:r>
-        <w:rPr>
-          <w:lang w:val="en-US"/>
-        </w:rPr>
-        <w:t>new_capacity</w:t>
-      </w:r>
-      <w:proofErr w:type="spellEnd"/>
-      <w:r>
-        <w:rPr>
-          <w:lang w:val="en-US"/>
-        </w:rPr>
-        <w:t>) {</w:t>
-      </w:r>
-    </w:p>
-    <w:p>
-      <w:pPr>
-        <w:rPr>
-          <w:lang w:val="en-US"/>
-        </w:rPr>
-      </w:pPr>
-      <w:r>
-        <w:rPr>
-          <w:lang w:val="en-US"/>
-        </w:rPr>
-        <w:t xml:space="preserve">        T* </w:t>
-      </w:r>
-      <w:proofErr w:type="spellStart"/>
-      <w:r>
-        <w:rPr>
-          <w:lang w:val="en-US"/>
-        </w:rPr>
-        <w:t>new_arr</w:t>
-      </w:r>
-      <w:proofErr w:type="spellEnd"/>
-      <w:r>
-        <w:rPr>
-          <w:lang w:val="en-US"/>
-        </w:rPr>
-        <w:t xml:space="preserve"> = new T[</w:t>
-      </w:r>
-      <w:proofErr w:type="spellStart"/>
-      <w:r>
-        <w:rPr>
-          <w:lang w:val="en-US"/>
-        </w:rPr>
-        <w:t>new_capacity</w:t>
-      </w:r>
-      <w:proofErr w:type="spellEnd"/>
-      <w:r>
-        <w:rPr>
-          <w:lang w:val="en-US"/>
-        </w:rPr>
-        <w:t>];</w:t>
-      </w:r>
-    </w:p>
-    <w:p>
-      <w:pPr>
-        <w:rPr>
-          <w:lang w:val="en-US"/>
-        </w:rPr>
-      </w:pPr>
-      <w:r>
-        <w:rPr>
-          <w:lang w:val="en-US"/>
-        </w:rPr>
-        <w:t xml:space="preserve">        for (int </w:t>
-      </w:r>
-      <w:proofErr w:type="spellStart"/>
-      <w:r>
-        <w:rPr>
-          <w:lang w:val="en-US"/>
-        </w:rPr>
-        <w:t>i</w:t>
-      </w:r>
-      <w:proofErr w:type="spellEnd"/>
-      <w:r>
-        <w:rPr>
-          <w:lang w:val="en-US"/>
-        </w:rPr>
-        <w:t xml:space="preserve"> = 0; </w:t>
-      </w:r>
-      <w:proofErr w:type="spellStart"/>
-      <w:r>
-        <w:rPr>
-          <w:lang w:val="en-US"/>
-        </w:rPr>
-        <w:t>i</w:t>
-      </w:r>
-      <w:proofErr w:type="spellEnd"/>
-      <w:r>
-        <w:rPr>
-          <w:lang w:val="en-US"/>
-        </w:rPr>
-        <w:t xml:space="preserve"> &lt; top; ++</w:t>
-      </w:r>
-      <w:proofErr w:type="spellStart"/>
-      <w:r>
-        <w:rPr>
-          <w:lang w:val="en-US"/>
-        </w:rPr>
-        <w:t>i</w:t>
-      </w:r>
-      <w:proofErr w:type="spellEnd"/>
-      <w:r>
-        <w:rPr>
-          <w:lang w:val="en-US"/>
-        </w:rPr>
-        <w:t>) {</w:t>
-      </w:r>
-    </w:p>
-    <w:p>
-      <w:pPr>
-        <w:rPr>
-          <w:lang w:val="en-US"/>
-        </w:rPr>
-      </w:pPr>
-      <w:r>
-        <w:rPr>
-          <w:lang w:val="en-US"/>
-        </w:rPr>
-        <w:t xml:space="preserve">            </w:t>
-      </w:r>
-      <w:proofErr w:type="spellStart"/>
-      <w:r>
-        <w:rPr>
-          <w:lang w:val="en-US"/>
-        </w:rPr>
-        <w:t>new_arr</w:t>
-      </w:r>
-      <w:proofErr w:type="spellEnd"/>
-      <w:r>
-        <w:rPr>
-          <w:lang w:val="en-US"/>
-        </w:rPr>
-        <w:t>[</w:t>
-      </w:r>
-      <w:proofErr w:type="spellStart"/>
-      <w:r>
-        <w:rPr>
-          <w:lang w:val="en-US"/>
-        </w:rPr>
-        <w:t>i</w:t>
-      </w:r>
-      <w:proofErr w:type="spellEnd"/>
-      <w:r>
-        <w:rPr>
-          <w:lang w:val="en-US"/>
-        </w:rPr>
-        <w:t xml:space="preserve">] = </w:t>
-      </w:r>
-      <w:proofErr w:type="spellStart"/>
-      <w:r>
-        <w:rPr>
-          <w:lang w:val="en-US"/>
-        </w:rPr>
-        <w:t>arr</w:t>
-      </w:r>
-      <w:proofErr w:type="spellEnd"/>
-      <w:r>
-        <w:rPr>
-          <w:lang w:val="en-US"/>
-        </w:rPr>
-        <w:t>[</w:t>
-      </w:r>
-      <w:proofErr w:type="spellStart"/>
-      <w:r>
-        <w:rPr>
-          <w:lang w:val="en-US"/>
-        </w:rPr>
-        <w:t>i</w:t>
-      </w:r>
-      <w:proofErr w:type="spellEnd"/>
+        <w:t>int new_capacity) {</w:t>
+      </w:r>
+    </w:p>
+    <w:p>
+      <w:pPr>
+        <w:rPr>
+          <w:lang w:val="en-US"/>
+        </w:rPr>
+      </w:pPr>
+      <w:r>
+        <w:rPr>
+          <w:lang w:val="en-US"/>
+        </w:rPr>
+        <w:t xml:space="preserve">        T* new_arr = new T[new_capacity];</w:t>
+      </w:r>
+    </w:p>
+    <w:p>
+      <w:pPr>
+        <w:rPr>
+          <w:lang w:val="en-US"/>
+        </w:rPr>
+      </w:pPr>
+      <w:r>
+        <w:rPr>
+          <w:lang w:val="en-US"/>
+        </w:rPr>
+        <w:t xml:space="preserve">        for (int i = 0; i &lt; top; ++i) {</w:t>
+      </w:r>
+    </w:p>
+    <w:p>
+      <w:pPr>
+        <w:rPr>
+          <w:lang w:val="en-US"/>
+        </w:rPr>
+      </w:pPr>
+      <w:r>
+        <w:rPr>
+          <w:lang w:val="en-US"/>
+        </w:rPr>
+        <w:t xml:space="preserve">            new_arr[i] = arr[i</w:t>
+      </w:r>
       <w:proofErr w:type="gramStart"/>
       <w:r>
         <w:rPr>
@@ -4792,89 +3733,33 @@
         <w:rPr>
           <w:lang w:val="en-US"/>
         </w:rPr>
-        <w:t xml:space="preserve">] </w:t>
-      </w:r>
-      <w:proofErr w:type="spellStart"/>
-      <w:r>
-        <w:rPr>
-          <w:lang w:val="en-US"/>
-        </w:rPr>
-        <w:t>arr</w:t>
-      </w:r>
-      <w:proofErr w:type="spellEnd"/>
-      <w:r>
-        <w:rPr>
-          <w:lang w:val="en-US"/>
-        </w:rPr>
-        <w:t>;</w:t>
-      </w:r>
-    </w:p>
-    <w:p>
-      <w:pPr>
-        <w:rPr>
-          <w:lang w:val="en-US"/>
-        </w:rPr>
-      </w:pPr>
-      <w:r>
-        <w:rPr>
-          <w:lang w:val="en-US"/>
-        </w:rPr>
-        <w:t xml:space="preserve">        </w:t>
-      </w:r>
-      <w:proofErr w:type="spellStart"/>
-      <w:r>
-        <w:rPr>
-          <w:lang w:val="en-US"/>
-        </w:rPr>
-        <w:t>arr</w:t>
-      </w:r>
-      <w:proofErr w:type="spellEnd"/>
-      <w:r>
-        <w:rPr>
-          <w:lang w:val="en-US"/>
-        </w:rPr>
-        <w:t xml:space="preserve"> = </w:t>
-      </w:r>
-      <w:proofErr w:type="spellStart"/>
-      <w:r>
-        <w:rPr>
-          <w:lang w:val="en-US"/>
-        </w:rPr>
-        <w:t>new_arr</w:t>
-      </w:r>
-      <w:proofErr w:type="spellEnd"/>
-      <w:r>
-        <w:rPr>
-          <w:lang w:val="en-US"/>
-        </w:rPr>
-        <w:t>;</w:t>
-      </w:r>
-    </w:p>
-    <w:p>
-      <w:pPr>
-        <w:rPr>
-          <w:lang w:val="en-US"/>
-        </w:rPr>
-      </w:pPr>
-      <w:r>
-        <w:rPr>
-          <w:lang w:val="en-US"/>
-        </w:rPr>
-        <w:t xml:space="preserve">        capacity = </w:t>
-      </w:r>
-      <w:proofErr w:type="spellStart"/>
-      <w:r>
-        <w:rPr>
-          <w:lang w:val="en-US"/>
-        </w:rPr>
-        <w:t>new_capacity</w:t>
-      </w:r>
-      <w:proofErr w:type="spellEnd"/>
-      <w:r>
-        <w:rPr>
-          <w:lang w:val="en-US"/>
-        </w:rPr>
-        <w:t>;</w:t>
+        <w:t>] arr;</w:t>
+      </w:r>
+    </w:p>
+    <w:p>
+      <w:pPr>
+        <w:rPr>
+          <w:lang w:val="en-US"/>
+        </w:rPr>
+      </w:pPr>
+      <w:r>
+        <w:rPr>
+          <w:lang w:val="en-US"/>
+        </w:rPr>
+        <w:t xml:space="preserve">        arr = new_arr;</w:t>
+      </w:r>
+    </w:p>
+    <w:p>
+      <w:pPr>
+        <w:rPr>
+          <w:lang w:val="en-US"/>
+        </w:rPr>
+      </w:pPr>
+      <w:r>
+        <w:rPr>
+          <w:lang w:val="en-US"/>
+        </w:rPr>
+        <w:t xml:space="preserve">        capacity = new_capacity;</w:t>
       </w:r>
     </w:p>
     <w:p>
@@ -4927,21 +3812,7 @@
         <w:rPr>
           <w:lang w:val="en-US"/>
         </w:rPr>
-        <w:t xml:space="preserve">int </w:t>
-      </w:r>
-      <w:proofErr w:type="spellStart"/>
-      <w:r>
-        <w:rPr>
-          <w:lang w:val="en-US"/>
-        </w:rPr>
-        <w:t>initial_capacity</w:t>
-      </w:r>
-      <w:proofErr w:type="spellEnd"/>
-      <w:r>
-        <w:rPr>
-          <w:lang w:val="en-US"/>
-        </w:rPr>
-        <w:t xml:space="preserve"> = 4)</w:t>
+        <w:t>int initial_capacity = 4)</w:t>
       </w:r>
     </w:p>
     <w:p>
@@ -4968,82 +3839,40 @@
         <w:rPr>
           <w:lang w:val="en-US"/>
         </w:rPr>
-        <w:t>0), capacity(</w:t>
-      </w:r>
-      <w:proofErr w:type="spellStart"/>
-      <w:r>
-        <w:rPr>
-          <w:lang w:val="en-US"/>
-        </w:rPr>
-        <w:t>initial_capacity</w:t>
-      </w:r>
-      <w:proofErr w:type="spellEnd"/>
-      <w:r>
-        <w:rPr>
-          <w:lang w:val="en-US"/>
-        </w:rPr>
-        <w:t>) {</w:t>
-      </w:r>
-    </w:p>
-    <w:p>
-      <w:pPr>
-        <w:rPr>
-          <w:lang w:val="en-US"/>
-        </w:rPr>
-      </w:pPr>
-      <w:r>
-        <w:rPr>
-          <w:lang w:val="en-US"/>
-        </w:rPr>
-        <w:t xml:space="preserve">        if (</w:t>
-      </w:r>
-      <w:proofErr w:type="spellStart"/>
-      <w:r>
-        <w:rPr>
-          <w:lang w:val="en-US"/>
-        </w:rPr>
-        <w:t>initial_capacity</w:t>
-      </w:r>
-      <w:proofErr w:type="spellEnd"/>
-      <w:r>
-        <w:rPr>
-          <w:lang w:val="en-US"/>
-        </w:rPr>
-        <w:t xml:space="preserve"> &lt;= 0) {</w:t>
-      </w:r>
-    </w:p>
-    <w:p>
-      <w:pPr>
-        <w:rPr>
-          <w:lang w:val="en-US"/>
-        </w:rPr>
-      </w:pPr>
-      <w:r>
-        <w:rPr>
-          <w:lang w:val="en-US"/>
-        </w:rPr>
-        <w:t xml:space="preserve">            throw </w:t>
-      </w:r>
-      <w:proofErr w:type="spellStart"/>
-      <w:r>
-        <w:rPr>
-          <w:lang w:val="en-US"/>
-        </w:rPr>
-        <w:t>invalid_</w:t>
-      </w:r>
-      <w:proofErr w:type="gramStart"/>
-      <w:r>
-        <w:rPr>
-          <w:lang w:val="en-US"/>
-        </w:rPr>
-        <w:t>argument</w:t>
-      </w:r>
-      <w:proofErr w:type="spellEnd"/>
-      <w:r>
-        <w:rPr>
-          <w:lang w:val="en-US"/>
-        </w:rPr>
-        <w:t>(</w:t>
+        <w:t>0), capacity(initial_capacity) {</w:t>
+      </w:r>
+    </w:p>
+    <w:p>
+      <w:pPr>
+        <w:rPr>
+          <w:lang w:val="en-US"/>
+        </w:rPr>
+      </w:pPr>
+      <w:r>
+        <w:rPr>
+          <w:lang w:val="en-US"/>
+        </w:rPr>
+        <w:t xml:space="preserve">        if (initial_capacity &lt;= 0) {</w:t>
+      </w:r>
+    </w:p>
+    <w:p>
+      <w:pPr>
+        <w:rPr>
+          <w:lang w:val="en-US"/>
+        </w:rPr>
+      </w:pPr>
+      <w:r>
+        <w:rPr>
+          <w:lang w:val="en-US"/>
+        </w:rPr>
+        <w:t xml:space="preserve">            throw invalid_</w:t>
+      </w:r>
+      <w:proofErr w:type="gramStart"/>
+      <w:r>
+        <w:rPr>
+          <w:lang w:val="en-US"/>
+        </w:rPr>
+        <w:t>argument(</w:t>
       </w:r>
       <w:proofErr w:type="gramEnd"/>
       <w:r>
@@ -5063,21 +3892,7 @@
         <w:rPr>
           <w:lang w:val="en-US"/>
         </w:rPr>
-        <w:t xml:space="preserve">        </w:t>
-      </w:r>
-      <w:proofErr w:type="spellStart"/>
-      <w:r>
-        <w:rPr>
-          <w:lang w:val="en-US"/>
-        </w:rPr>
-        <w:t>arr</w:t>
-      </w:r>
-      <w:proofErr w:type="spellEnd"/>
-      <w:r>
-        <w:rPr>
-          <w:lang w:val="en-US"/>
-        </w:rPr>
-        <w:t xml:space="preserve"> = new T[capacity];</w:t>
+        <w:t xml:space="preserve">        arr = new T[capacity];</w:t>
       </w:r>
     </w:p>
     <w:p>
@@ -5145,21 +3960,7 @@
         <w:rPr>
           <w:lang w:val="en-US"/>
         </w:rPr>
-        <w:t xml:space="preserve">] </w:t>
-      </w:r>
-      <w:proofErr w:type="spellStart"/>
-      <w:r>
-        <w:rPr>
-          <w:lang w:val="en-US"/>
-        </w:rPr>
-        <w:t>arr</w:t>
-      </w:r>
-      <w:proofErr w:type="spellEnd"/>
-      <w:r>
-        <w:rPr>
-          <w:lang w:val="en-US"/>
-        </w:rPr>
-        <w:t>;    }</w:t>
+        <w:t>] arr;    }</w:t>
       </w:r>
     </w:p>
     <w:p>
@@ -5239,21 +4040,7 @@
         <w:rPr>
           <w:lang w:val="en-US"/>
         </w:rPr>
-        <w:t xml:space="preserve">        </w:t>
-      </w:r>
-      <w:proofErr w:type="spellStart"/>
-      <w:r>
-        <w:rPr>
-          <w:lang w:val="en-US"/>
-        </w:rPr>
-        <w:t>arr</w:t>
-      </w:r>
-      <w:proofErr w:type="spellEnd"/>
-      <w:r>
-        <w:rPr>
-          <w:lang w:val="en-US"/>
-        </w:rPr>
-        <w:t>[top++] = value;</w:t>
+        <w:t xml:space="preserve">        arr[top++] = value;</w:t>
       </w:r>
     </w:p>
     <w:p>
@@ -5308,20 +4095,12 @@
         </w:rPr>
         <w:t xml:space="preserve">        if (</w:t>
       </w:r>
-      <w:proofErr w:type="spellStart"/>
-      <w:proofErr w:type="gramStart"/>
-      <w:r>
-        <w:rPr>
-          <w:lang w:val="en-US"/>
-        </w:rPr>
-        <w:t>isEmpty</w:t>
-      </w:r>
-      <w:proofErr w:type="spellEnd"/>
-      <w:r>
-        <w:rPr>
-          <w:lang w:val="en-US"/>
-        </w:rPr>
-        <w:t>(</w:t>
+      <w:proofErr w:type="gramStart"/>
+      <w:r>
+        <w:rPr>
+          <w:lang w:val="en-US"/>
+        </w:rPr>
+        <w:t>isEmpty(</w:t>
       </w:r>
       <w:proofErr w:type="gramEnd"/>
       <w:r>
@@ -5341,28 +4120,14 @@
         <w:rPr>
           <w:lang w:val="en-US"/>
         </w:rPr>
-        <w:t xml:space="preserve">            throw </w:t>
-      </w:r>
-      <w:proofErr w:type="spellStart"/>
-      <w:r>
-        <w:rPr>
-          <w:lang w:val="en-US"/>
-        </w:rPr>
-        <w:t>out_of_</w:t>
-      </w:r>
-      <w:proofErr w:type="gramStart"/>
-      <w:r>
-        <w:rPr>
-          <w:lang w:val="en-US"/>
-        </w:rPr>
-        <w:t>range</w:t>
-      </w:r>
-      <w:proofErr w:type="spellEnd"/>
-      <w:r>
-        <w:rPr>
-          <w:lang w:val="en-US"/>
-        </w:rPr>
-        <w:t>(</w:t>
+        <w:t xml:space="preserve">            throw out_of_</w:t>
+      </w:r>
+      <w:proofErr w:type="gramStart"/>
+      <w:r>
+        <w:rPr>
+          <w:lang w:val="en-US"/>
+        </w:rPr>
+        <w:t>range(</w:t>
       </w:r>
       <w:proofErr w:type="gramEnd"/>
       <w:r>
@@ -5437,20 +4202,12 @@
         </w:rPr>
         <w:t xml:space="preserve">        if (</w:t>
       </w:r>
-      <w:proofErr w:type="spellStart"/>
-      <w:proofErr w:type="gramStart"/>
-      <w:r>
-        <w:rPr>
-          <w:lang w:val="en-US"/>
-        </w:rPr>
-        <w:t>isEmpty</w:t>
-      </w:r>
-      <w:proofErr w:type="spellEnd"/>
-      <w:r>
-        <w:rPr>
-          <w:lang w:val="en-US"/>
-        </w:rPr>
-        <w:t>(</w:t>
+      <w:proofErr w:type="gramStart"/>
+      <w:r>
+        <w:rPr>
+          <w:lang w:val="en-US"/>
+        </w:rPr>
+        <w:t>isEmpty(</w:t>
       </w:r>
       <w:proofErr w:type="gramEnd"/>
       <w:r>
@@ -5470,28 +4227,14 @@
         <w:rPr>
           <w:lang w:val="en-US"/>
         </w:rPr>
-        <w:t xml:space="preserve">            throw </w:t>
-      </w:r>
-      <w:proofErr w:type="spellStart"/>
-      <w:r>
-        <w:rPr>
-          <w:lang w:val="en-US"/>
-        </w:rPr>
-        <w:t>out_of_</w:t>
-      </w:r>
-      <w:proofErr w:type="gramStart"/>
-      <w:r>
-        <w:rPr>
-          <w:lang w:val="en-US"/>
-        </w:rPr>
-        <w:t>range</w:t>
-      </w:r>
-      <w:proofErr w:type="spellEnd"/>
-      <w:r>
-        <w:rPr>
-          <w:lang w:val="en-US"/>
-        </w:rPr>
-        <w:t>(</w:t>
+        <w:t xml:space="preserve">            throw out_of_</w:t>
+      </w:r>
+      <w:proofErr w:type="gramStart"/>
+      <w:r>
+        <w:rPr>
+          <w:lang w:val="en-US"/>
+        </w:rPr>
+        <w:t>range(</w:t>
       </w:r>
       <w:proofErr w:type="gramEnd"/>
       <w:r>
@@ -5513,20 +4256,12 @@
         </w:rPr>
         <w:t xml:space="preserve">        return </w:t>
       </w:r>
-      <w:proofErr w:type="spellStart"/>
-      <w:proofErr w:type="gramStart"/>
-      <w:r>
-        <w:rPr>
-          <w:lang w:val="en-US"/>
-        </w:rPr>
-        <w:t>arr</w:t>
-      </w:r>
-      <w:proofErr w:type="spellEnd"/>
-      <w:r>
-        <w:rPr>
-          <w:lang w:val="en-US"/>
-        </w:rPr>
-        <w:t>[</w:t>
+      <w:proofErr w:type="gramStart"/>
+      <w:r>
+        <w:rPr>
+          <w:lang w:val="en-US"/>
+        </w:rPr>
+        <w:t>arr[</w:t>
       </w:r>
       <w:proofErr w:type="gramEnd"/>
       <w:r>
@@ -5561,20 +4296,12 @@
         </w:rPr>
         <w:t xml:space="preserve">    bool </w:t>
       </w:r>
-      <w:proofErr w:type="spellStart"/>
-      <w:proofErr w:type="gramStart"/>
-      <w:r>
-        <w:rPr>
-          <w:lang w:val="en-US"/>
-        </w:rPr>
-        <w:t>isEmpty</w:t>
-      </w:r>
-      <w:proofErr w:type="spellEnd"/>
-      <w:r>
-        <w:rPr>
-          <w:lang w:val="en-US"/>
-        </w:rPr>
-        <w:t>(</w:t>
+      <w:proofErr w:type="gramStart"/>
+      <w:r>
+        <w:rPr>
+          <w:lang w:val="en-US"/>
+        </w:rPr>
+        <w:t>isEmpty(</w:t>
       </w:r>
       <w:proofErr w:type="gramEnd"/>
       <w:r>
@@ -5769,157 +4496,59 @@
         <w:rPr>
           <w:lang w:val="en-US"/>
         </w:rPr>
-        <w:t xml:space="preserve">    Stack&lt;int&gt; </w:t>
-      </w:r>
-      <w:proofErr w:type="spellStart"/>
-      <w:r>
-        <w:rPr>
-          <w:lang w:val="en-US"/>
-        </w:rPr>
-        <w:t>intStack</w:t>
-      </w:r>
-      <w:proofErr w:type="spellEnd"/>
-      <w:r>
-        <w:rPr>
-          <w:lang w:val="en-US"/>
-        </w:rPr>
-        <w:t>;</w:t>
-      </w:r>
-    </w:p>
-    <w:p>
-      <w:pPr>
-        <w:rPr>
-          <w:lang w:val="en-US"/>
-        </w:rPr>
-      </w:pPr>
-      <w:r>
-        <w:rPr>
-          <w:lang w:val="en-US"/>
-        </w:rPr>
-        <w:t xml:space="preserve">    </w:t>
-      </w:r>
-      <w:proofErr w:type="spellStart"/>
-      <w:r>
-        <w:rPr>
-          <w:lang w:val="en-US"/>
-        </w:rPr>
-        <w:t>intStack.push</w:t>
-      </w:r>
-      <w:proofErr w:type="spellEnd"/>
-      <w:r>
-        <w:rPr>
-          <w:lang w:val="en-US"/>
-        </w:rPr>
-        <w:t>(10);</w:t>
-      </w:r>
-    </w:p>
-    <w:p>
-      <w:pPr>
-        <w:rPr>
-          <w:lang w:val="en-US"/>
-        </w:rPr>
-      </w:pPr>
-      <w:r>
-        <w:rPr>
-          <w:lang w:val="en-US"/>
-        </w:rPr>
-        <w:t xml:space="preserve">    </w:t>
-      </w:r>
-      <w:proofErr w:type="spellStart"/>
-      <w:r>
-        <w:rPr>
-          <w:lang w:val="en-US"/>
-        </w:rPr>
-        <w:t>intStack.push</w:t>
-      </w:r>
-      <w:proofErr w:type="spellEnd"/>
-      <w:r>
-        <w:rPr>
-          <w:lang w:val="en-US"/>
-        </w:rPr>
-        <w:t>(20);</w:t>
-      </w:r>
-    </w:p>
-    <w:p>
-      <w:pPr>
-        <w:rPr>
-          <w:lang w:val="en-US"/>
-        </w:rPr>
-      </w:pPr>
-      <w:r>
-        <w:rPr>
-          <w:lang w:val="en-US"/>
-        </w:rPr>
-        <w:t xml:space="preserve">    </w:t>
-      </w:r>
-      <w:proofErr w:type="spellStart"/>
-      <w:r>
-        <w:rPr>
-          <w:lang w:val="en-US"/>
-        </w:rPr>
-        <w:t>intStack.push</w:t>
-      </w:r>
-      <w:proofErr w:type="spellEnd"/>
-      <w:r>
-        <w:rPr>
-          <w:lang w:val="en-US"/>
-        </w:rPr>
-        <w:t>(30);</w:t>
-      </w:r>
-    </w:p>
-    <w:p>
-      <w:pPr>
-        <w:rPr>
-          <w:lang w:val="en-US"/>
-        </w:rPr>
-      </w:pPr>
-      <w:r>
-        <w:rPr>
-          <w:lang w:val="en-US"/>
-        </w:rPr>
-        <w:t xml:space="preserve">    </w:t>
-      </w:r>
-      <w:proofErr w:type="spellStart"/>
-      <w:r>
-        <w:rPr>
-          <w:lang w:val="en-US"/>
-        </w:rPr>
-        <w:t>cout</w:t>
-      </w:r>
-      <w:proofErr w:type="spellEnd"/>
-      <w:r>
-        <w:rPr>
-          <w:lang w:val="en-US"/>
-        </w:rPr>
-        <w:t xml:space="preserve"> &lt;&lt; "Top element of int stack: " &lt;&lt; </w:t>
-      </w:r>
-      <w:proofErr w:type="spellStart"/>
-      <w:r>
-        <w:rPr>
-          <w:lang w:val="en-US"/>
-        </w:rPr>
-        <w:t>intStack.peek</w:t>
-      </w:r>
-      <w:proofErr w:type="spellEnd"/>
-      <w:r>
-        <w:rPr>
-          <w:lang w:val="en-US"/>
-        </w:rPr>
-        <w:t xml:space="preserve">() &lt;&lt; </w:t>
-      </w:r>
-      <w:proofErr w:type="spellStart"/>
-      <w:r>
-        <w:rPr>
-          <w:lang w:val="en-US"/>
-        </w:rPr>
-        <w:t>endl</w:t>
-      </w:r>
-      <w:proofErr w:type="spellEnd"/>
-      <w:r>
-        <w:rPr>
-          <w:lang w:val="en-US"/>
-        </w:rPr>
-        <w:t>;</w:t>
+        <w:t xml:space="preserve">    Stack&lt;int&gt; intStack;</w:t>
+      </w:r>
+    </w:p>
+    <w:p>
+      <w:pPr>
+        <w:rPr>
+          <w:lang w:val="en-US"/>
+        </w:rPr>
+      </w:pPr>
+      <w:r>
+        <w:rPr>
+          <w:lang w:val="en-US"/>
+        </w:rPr>
+        <w:t xml:space="preserve">    intStack.push(10);</w:t>
+      </w:r>
+    </w:p>
+    <w:p>
+      <w:pPr>
+        <w:rPr>
+          <w:lang w:val="en-US"/>
+        </w:rPr>
+      </w:pPr>
+      <w:r>
+        <w:rPr>
+          <w:lang w:val="en-US"/>
+        </w:rPr>
+        <w:t xml:space="preserve">    intStack.push(20);</w:t>
+      </w:r>
+    </w:p>
+    <w:p>
+      <w:pPr>
+        <w:rPr>
+          <w:lang w:val="en-US"/>
+        </w:rPr>
+      </w:pPr>
+      <w:r>
+        <w:rPr>
+          <w:lang w:val="en-US"/>
+        </w:rPr>
+        <w:t xml:space="preserve">    intStack.push(30);</w:t>
+      </w:r>
+    </w:p>
+    <w:p>
+      <w:pPr>
+        <w:rPr>
+          <w:lang w:val="en-US"/>
+        </w:rPr>
+      </w:pPr>
+      <w:r>
+        <w:rPr>
+          <w:lang w:val="en-US"/>
+        </w:rPr>
+        <w:t xml:space="preserve">    cout &lt;&lt; "Top element of int stack: " &lt;&lt; intStack.peek() &lt;&lt; endl;</w:t>
       </w:r>
     </w:p>
     <w:p>
@@ -5935,20 +4564,12 @@
         <w:lastRenderedPageBreak/>
         <w:t xml:space="preserve">    </w:t>
       </w:r>
-      <w:proofErr w:type="spellStart"/>
-      <w:proofErr w:type="gramStart"/>
-      <w:r>
-        <w:rPr>
-          <w:lang w:val="en-US"/>
-        </w:rPr>
-        <w:t>intStack.pop</w:t>
-      </w:r>
-      <w:proofErr w:type="spellEnd"/>
-      <w:r>
-        <w:rPr>
-          <w:lang w:val="en-US"/>
-        </w:rPr>
-        <w:t>(</w:t>
+      <w:proofErr w:type="gramStart"/>
+      <w:r>
+        <w:rPr>
+          <w:lang w:val="en-US"/>
+        </w:rPr>
+        <w:t>intStack.pop(</w:t>
       </w:r>
       <w:proofErr w:type="gramEnd"/>
       <w:r>
@@ -5968,76 +4589,164 @@
         <w:rPr>
           <w:lang w:val="en-US"/>
         </w:rPr>
+        <w:t xml:space="preserve">    cout &lt;&lt; "Top element after pop: " &lt;&lt; intStack.peek() &lt;&lt; endl;</w:t>
+      </w:r>
+    </w:p>
+    <w:p>
+      <w:pPr>
+        <w:rPr>
+          <w:lang w:val="en-US"/>
+        </w:rPr>
+      </w:pPr>
+      <w:r>
+        <w:rPr>
+          <w:lang w:val="en-US"/>
+        </w:rPr>
+        <w:t xml:space="preserve">    Stack&lt;float&gt; floatStack;</w:t>
+      </w:r>
+    </w:p>
+    <w:p>
+      <w:pPr>
+        <w:rPr>
+          <w:lang w:val="en-US"/>
+        </w:rPr>
+      </w:pPr>
+      <w:r>
+        <w:rPr>
+          <w:lang w:val="en-US"/>
+        </w:rPr>
+        <w:t xml:space="preserve">    floatStack.push(1.5f);</w:t>
+      </w:r>
+    </w:p>
+    <w:p>
+      <w:pPr>
+        <w:rPr>
+          <w:lang w:val="en-US"/>
+        </w:rPr>
+      </w:pPr>
+      <w:r>
+        <w:rPr>
+          <w:lang w:val="en-US"/>
+        </w:rPr>
+        <w:t xml:space="preserve">    floatStack.push(2.5f);</w:t>
+      </w:r>
+    </w:p>
+    <w:p>
+      <w:pPr>
+        <w:rPr>
+          <w:lang w:val="en-US"/>
+        </w:rPr>
+      </w:pPr>
+      <w:r>
+        <w:rPr>
+          <w:lang w:val="en-US"/>
+        </w:rPr>
+        <w:t xml:space="preserve">    floatStack.push(3.5f);</w:t>
+      </w:r>
+    </w:p>
+    <w:p>
+      <w:pPr>
+        <w:rPr>
+          <w:lang w:val="en-US"/>
+        </w:rPr>
+      </w:pPr>
+      <w:r>
+        <w:rPr>
+          <w:lang w:val="en-US"/>
+        </w:rPr>
+        <w:t xml:space="preserve">    cout &lt;&lt; "Top element of float stack: " &lt;&lt; floatStack.peek() &lt;&lt; endl;</w:t>
+      </w:r>
+    </w:p>
+    <w:p>
+      <w:pPr>
+        <w:rPr>
+          <w:lang w:val="en-US"/>
+        </w:rPr>
+      </w:pPr>
+      <w:r>
+        <w:rPr>
+          <w:lang w:val="en-US"/>
+        </w:rPr>
         <w:t xml:space="preserve">    </w:t>
       </w:r>
-      <w:proofErr w:type="spellStart"/>
-      <w:r>
-        <w:rPr>
-          <w:lang w:val="en-US"/>
-        </w:rPr>
-        <w:t>cout</w:t>
-      </w:r>
-      <w:proofErr w:type="spellEnd"/>
-      <w:r>
-        <w:rPr>
-          <w:lang w:val="en-US"/>
-        </w:rPr>
-        <w:t xml:space="preserve"> &lt;&lt; "Top element after pop: " &lt;&lt; </w:t>
-      </w:r>
-      <w:proofErr w:type="spellStart"/>
-      <w:r>
-        <w:rPr>
-          <w:lang w:val="en-US"/>
-        </w:rPr>
-        <w:t>intStack.peek</w:t>
-      </w:r>
-      <w:proofErr w:type="spellEnd"/>
-      <w:r>
-        <w:rPr>
-          <w:lang w:val="en-US"/>
-        </w:rPr>
-        <w:t xml:space="preserve">() &lt;&lt; </w:t>
-      </w:r>
-      <w:proofErr w:type="spellStart"/>
-      <w:r>
-        <w:rPr>
-          <w:lang w:val="en-US"/>
-        </w:rPr>
-        <w:t>endl</w:t>
-      </w:r>
-      <w:proofErr w:type="spellEnd"/>
-      <w:r>
-        <w:rPr>
-          <w:lang w:val="en-US"/>
-        </w:rPr>
-        <w:t>;</w:t>
-      </w:r>
-    </w:p>
-    <w:p>
-      <w:pPr>
-        <w:rPr>
-          <w:lang w:val="en-US"/>
-        </w:rPr>
-      </w:pPr>
-      <w:r>
-        <w:rPr>
-          <w:lang w:val="en-US"/>
-        </w:rPr>
-        <w:t xml:space="preserve">    Stack&lt;float&gt; </w:t>
-      </w:r>
-      <w:proofErr w:type="spellStart"/>
-      <w:r>
-        <w:rPr>
-          <w:lang w:val="en-US"/>
-        </w:rPr>
-        <w:t>floatStack</w:t>
-      </w:r>
-      <w:proofErr w:type="spellEnd"/>
-      <w:r>
-        <w:rPr>
-          <w:lang w:val="en-US"/>
-        </w:rPr>
-        <w:t>;</w:t>
+      <w:proofErr w:type="gramStart"/>
+      <w:r>
+        <w:rPr>
+          <w:lang w:val="en-US"/>
+        </w:rPr>
+        <w:t>floatStack.pop(</w:t>
+      </w:r>
+      <w:proofErr w:type="gramEnd"/>
+      <w:r>
+        <w:rPr>
+          <w:lang w:val="en-US"/>
+        </w:rPr>
+        <w:t>);</w:t>
+      </w:r>
+    </w:p>
+    <w:p>
+      <w:pPr>
+        <w:rPr>
+          <w:lang w:val="en-US"/>
+        </w:rPr>
+      </w:pPr>
+      <w:r>
+        <w:rPr>
+          <w:lang w:val="en-US"/>
+        </w:rPr>
+        <w:t xml:space="preserve">    cout &lt;&lt; "Top element after pop: " &lt;&lt; floatStack.peek() &lt;&lt; endl;</w:t>
+      </w:r>
+    </w:p>
+    <w:p>
+      <w:pPr>
+        <w:rPr>
+          <w:lang w:val="en-US"/>
+        </w:rPr>
+      </w:pPr>
+      <w:r>
+        <w:rPr>
+          <w:lang w:val="en-US"/>
+        </w:rPr>
+        <w:t xml:space="preserve">    Stack&lt;string&gt; stringStack;</w:t>
+      </w:r>
+    </w:p>
+    <w:p>
+      <w:pPr>
+        <w:rPr>
+          <w:lang w:val="en-US"/>
+        </w:rPr>
+      </w:pPr>
+      <w:r>
+        <w:rPr>
+          <w:lang w:val="en-US"/>
+        </w:rPr>
+        <w:t xml:space="preserve">    stringStack.push("Hello");</w:t>
+      </w:r>
+    </w:p>
+    <w:p>
+      <w:pPr>
+        <w:rPr>
+          <w:lang w:val="en-US"/>
+        </w:rPr>
+      </w:pPr>
+      <w:r>
+        <w:rPr>
+          <w:lang w:val="en-US"/>
+        </w:rPr>
+        <w:t xml:space="preserve">    stringStack.push("World");</w:t>
+      </w:r>
+    </w:p>
+    <w:p>
+      <w:pPr>
+        <w:rPr>
+          <w:lang w:val="en-US"/>
+        </w:rPr>
+      </w:pPr>
+      <w:r>
+        <w:rPr>
+          <w:lang w:val="en-US"/>
+        </w:rPr>
+        <w:t xml:space="preserve">    cout &lt;&lt; "Top element of string stack: " &lt;&lt; stringStack.peek() &lt;&lt; endl;</w:t>
       </w:r>
     </w:p>
     <w:p>
@@ -6052,156 +4761,12 @@
         </w:rPr>
         <w:t xml:space="preserve">    </w:t>
       </w:r>
-      <w:proofErr w:type="spellStart"/>
-      <w:r>
-        <w:rPr>
-          <w:lang w:val="en-US"/>
-        </w:rPr>
-        <w:t>floatStack.push</w:t>
-      </w:r>
-      <w:proofErr w:type="spellEnd"/>
-      <w:r>
-        <w:rPr>
-          <w:lang w:val="en-US"/>
-        </w:rPr>
-        <w:t>(1.5f);</w:t>
-      </w:r>
-    </w:p>
-    <w:p>
-      <w:pPr>
-        <w:rPr>
-          <w:lang w:val="en-US"/>
-        </w:rPr>
-      </w:pPr>
-      <w:r>
-        <w:rPr>
-          <w:lang w:val="en-US"/>
-        </w:rPr>
-        <w:t xml:space="preserve">    </w:t>
-      </w:r>
-      <w:proofErr w:type="spellStart"/>
-      <w:r>
-        <w:rPr>
-          <w:lang w:val="en-US"/>
-        </w:rPr>
-        <w:t>floatStack.push</w:t>
-      </w:r>
-      <w:proofErr w:type="spellEnd"/>
-      <w:r>
-        <w:rPr>
-          <w:lang w:val="en-US"/>
-        </w:rPr>
-        <w:t>(2.5f);</w:t>
-      </w:r>
-    </w:p>
-    <w:p>
-      <w:pPr>
-        <w:rPr>
-          <w:lang w:val="en-US"/>
-        </w:rPr>
-      </w:pPr>
-      <w:r>
-        <w:rPr>
-          <w:lang w:val="en-US"/>
-        </w:rPr>
-        <w:t xml:space="preserve">    </w:t>
-      </w:r>
-      <w:proofErr w:type="spellStart"/>
-      <w:r>
-        <w:rPr>
-          <w:lang w:val="en-US"/>
-        </w:rPr>
-        <w:t>floatStack.push</w:t>
-      </w:r>
-      <w:proofErr w:type="spellEnd"/>
-      <w:r>
-        <w:rPr>
-          <w:lang w:val="en-US"/>
-        </w:rPr>
-        <w:t>(3.5f);</w:t>
-      </w:r>
-    </w:p>
-    <w:p>
-      <w:pPr>
-        <w:rPr>
-          <w:lang w:val="en-US"/>
-        </w:rPr>
-      </w:pPr>
-      <w:r>
-        <w:rPr>
-          <w:lang w:val="en-US"/>
-        </w:rPr>
-        <w:t xml:space="preserve">    </w:t>
-      </w:r>
-      <w:proofErr w:type="spellStart"/>
-      <w:r>
-        <w:rPr>
-          <w:lang w:val="en-US"/>
-        </w:rPr>
-        <w:t>cout</w:t>
-      </w:r>
-      <w:proofErr w:type="spellEnd"/>
-      <w:r>
-        <w:rPr>
-          <w:lang w:val="en-US"/>
-        </w:rPr>
-        <w:t xml:space="preserve"> &lt;&lt; "Top element of float stack: " &lt;&lt; </w:t>
-      </w:r>
-      <w:proofErr w:type="spellStart"/>
-      <w:r>
-        <w:rPr>
-          <w:lang w:val="en-US"/>
-        </w:rPr>
-        <w:t>floatStack.peek</w:t>
-      </w:r>
-      <w:proofErr w:type="spellEnd"/>
-      <w:r>
-        <w:rPr>
-          <w:lang w:val="en-US"/>
-        </w:rPr>
-        <w:t xml:space="preserve">() &lt;&lt; </w:t>
-      </w:r>
-      <w:proofErr w:type="spellStart"/>
-      <w:r>
-        <w:rPr>
-          <w:lang w:val="en-US"/>
-        </w:rPr>
-        <w:t>endl</w:t>
-      </w:r>
-      <w:proofErr w:type="spellEnd"/>
-      <w:r>
-        <w:rPr>
-          <w:lang w:val="en-US"/>
-        </w:rPr>
-        <w:t>;</w:t>
-      </w:r>
-    </w:p>
-    <w:p>
-      <w:pPr>
-        <w:rPr>
-          <w:lang w:val="en-US"/>
-        </w:rPr>
-      </w:pPr>
-      <w:r>
-        <w:rPr>
-          <w:lang w:val="en-US"/>
-        </w:rPr>
-        <w:t xml:space="preserve">    </w:t>
-      </w:r>
-      <w:proofErr w:type="spellStart"/>
-      <w:proofErr w:type="gramStart"/>
-      <w:r>
-        <w:rPr>
-          <w:lang w:val="en-US"/>
-        </w:rPr>
-        <w:t>floatStack.pop</w:t>
-      </w:r>
-      <w:proofErr w:type="spellEnd"/>
-      <w:r>
-        <w:rPr>
-          <w:lang w:val="en-US"/>
-        </w:rPr>
-        <w:t>(</w:t>
+      <w:proofErr w:type="gramStart"/>
+      <w:r>
+        <w:rPr>
+          <w:lang w:val="en-US"/>
+        </w:rPr>
+        <w:t>stringStack.pop(</w:t>
       </w:r>
       <w:proofErr w:type="gramEnd"/>
       <w:r>
@@ -6221,275 +4786,7 @@
         <w:rPr>
           <w:lang w:val="en-US"/>
         </w:rPr>
-        <w:t xml:space="preserve">    </w:t>
-      </w:r>
-      <w:proofErr w:type="spellStart"/>
-      <w:r>
-        <w:rPr>
-          <w:lang w:val="en-US"/>
-        </w:rPr>
-        <w:t>cout</w:t>
-      </w:r>
-      <w:proofErr w:type="spellEnd"/>
-      <w:r>
-        <w:rPr>
-          <w:lang w:val="en-US"/>
-        </w:rPr>
-        <w:t xml:space="preserve"> &lt;&lt; "Top element after pop: " &lt;&lt; </w:t>
-      </w:r>
-      <w:proofErr w:type="spellStart"/>
-      <w:r>
-        <w:rPr>
-          <w:lang w:val="en-US"/>
-        </w:rPr>
-        <w:t>floatStack.peek</w:t>
-      </w:r>
-      <w:proofErr w:type="spellEnd"/>
-      <w:r>
-        <w:rPr>
-          <w:lang w:val="en-US"/>
-        </w:rPr>
-        <w:t xml:space="preserve">() &lt;&lt; </w:t>
-      </w:r>
-      <w:proofErr w:type="spellStart"/>
-      <w:r>
-        <w:rPr>
-          <w:lang w:val="en-US"/>
-        </w:rPr>
-        <w:t>endl</w:t>
-      </w:r>
-      <w:proofErr w:type="spellEnd"/>
-      <w:r>
-        <w:rPr>
-          <w:lang w:val="en-US"/>
-        </w:rPr>
-        <w:t>;</w:t>
-      </w:r>
-    </w:p>
-    <w:p>
-      <w:pPr>
-        <w:rPr>
-          <w:lang w:val="en-US"/>
-        </w:rPr>
-      </w:pPr>
-      <w:r>
-        <w:rPr>
-          <w:lang w:val="en-US"/>
-        </w:rPr>
-        <w:t xml:space="preserve">    Stack&lt;string&gt; </w:t>
-      </w:r>
-      <w:proofErr w:type="spellStart"/>
-      <w:r>
-        <w:rPr>
-          <w:lang w:val="en-US"/>
-        </w:rPr>
-        <w:t>stringStack</w:t>
-      </w:r>
-      <w:proofErr w:type="spellEnd"/>
-      <w:r>
-        <w:rPr>
-          <w:lang w:val="en-US"/>
-        </w:rPr>
-        <w:t>;</w:t>
-      </w:r>
-    </w:p>
-    <w:p>
-      <w:pPr>
-        <w:rPr>
-          <w:lang w:val="en-US"/>
-        </w:rPr>
-      </w:pPr>
-      <w:r>
-        <w:rPr>
-          <w:lang w:val="en-US"/>
-        </w:rPr>
-        <w:t xml:space="preserve">    </w:t>
-      </w:r>
-      <w:proofErr w:type="spellStart"/>
-      <w:r>
-        <w:rPr>
-          <w:lang w:val="en-US"/>
-        </w:rPr>
-        <w:t>stringStack.push</w:t>
-      </w:r>
-      <w:proofErr w:type="spellEnd"/>
-      <w:r>
-        <w:rPr>
-          <w:lang w:val="en-US"/>
-        </w:rPr>
-        <w:t>("Hello");</w:t>
-      </w:r>
-    </w:p>
-    <w:p>
-      <w:pPr>
-        <w:rPr>
-          <w:lang w:val="en-US"/>
-        </w:rPr>
-      </w:pPr>
-      <w:r>
-        <w:rPr>
-          <w:lang w:val="en-US"/>
-        </w:rPr>
-        <w:t xml:space="preserve">    </w:t>
-      </w:r>
-      <w:proofErr w:type="spellStart"/>
-      <w:r>
-        <w:rPr>
-          <w:lang w:val="en-US"/>
-        </w:rPr>
-        <w:t>stringStack.push</w:t>
-      </w:r>
-      <w:proofErr w:type="spellEnd"/>
-      <w:r>
-        <w:rPr>
-          <w:lang w:val="en-US"/>
-        </w:rPr>
-        <w:t>("World");</w:t>
-      </w:r>
-    </w:p>
-    <w:p>
-      <w:pPr>
-        <w:rPr>
-          <w:lang w:val="en-US"/>
-        </w:rPr>
-      </w:pPr>
-      <w:r>
-        <w:rPr>
-          <w:lang w:val="en-US"/>
-        </w:rPr>
-        <w:t xml:space="preserve">    </w:t>
-      </w:r>
-      <w:proofErr w:type="spellStart"/>
-      <w:r>
-        <w:rPr>
-          <w:lang w:val="en-US"/>
-        </w:rPr>
-        <w:t>cout</w:t>
-      </w:r>
-      <w:proofErr w:type="spellEnd"/>
-      <w:r>
-        <w:rPr>
-          <w:lang w:val="en-US"/>
-        </w:rPr>
-        <w:t xml:space="preserve"> &lt;&lt; "Top element of string stack: " &lt;&lt; </w:t>
-      </w:r>
-      <w:proofErr w:type="spellStart"/>
-      <w:r>
-        <w:rPr>
-          <w:lang w:val="en-US"/>
-        </w:rPr>
-        <w:t>stringStack.peek</w:t>
-      </w:r>
-      <w:proofErr w:type="spellEnd"/>
-      <w:r>
-        <w:rPr>
-          <w:lang w:val="en-US"/>
-        </w:rPr>
-        <w:t xml:space="preserve">() &lt;&lt; </w:t>
-      </w:r>
-      <w:proofErr w:type="spellStart"/>
-      <w:r>
-        <w:rPr>
-          <w:lang w:val="en-US"/>
-        </w:rPr>
-        <w:t>endl</w:t>
-      </w:r>
-      <w:proofErr w:type="spellEnd"/>
-      <w:r>
-        <w:rPr>
-          <w:lang w:val="en-US"/>
-        </w:rPr>
-        <w:t>;</w:t>
-      </w:r>
-    </w:p>
-    <w:p>
-      <w:pPr>
-        <w:rPr>
-          <w:lang w:val="en-US"/>
-        </w:rPr>
-      </w:pPr>
-      <w:r>
-        <w:rPr>
-          <w:lang w:val="en-US"/>
-        </w:rPr>
-        <w:t xml:space="preserve">    </w:t>
-      </w:r>
-      <w:proofErr w:type="spellStart"/>
-      <w:proofErr w:type="gramStart"/>
-      <w:r>
-        <w:rPr>
-          <w:lang w:val="en-US"/>
-        </w:rPr>
-        <w:t>stringStack.pop</w:t>
-      </w:r>
-      <w:proofErr w:type="spellEnd"/>
-      <w:r>
-        <w:rPr>
-          <w:lang w:val="en-US"/>
-        </w:rPr>
-        <w:t>(</w:t>
-      </w:r>
-      <w:proofErr w:type="gramEnd"/>
-      <w:r>
-        <w:rPr>
-          <w:lang w:val="en-US"/>
-        </w:rPr>
-        <w:t>);</w:t>
-      </w:r>
-    </w:p>
-    <w:p>
-      <w:pPr>
-        <w:rPr>
-          <w:lang w:val="en-US"/>
-        </w:rPr>
-      </w:pPr>
-      <w:r>
-        <w:rPr>
-          <w:lang w:val="en-US"/>
-        </w:rPr>
-        <w:t xml:space="preserve">    </w:t>
-      </w:r>
-      <w:proofErr w:type="spellStart"/>
-      <w:r>
-        <w:rPr>
-          <w:lang w:val="en-US"/>
-        </w:rPr>
-        <w:t>cout</w:t>
-      </w:r>
-      <w:proofErr w:type="spellEnd"/>
-      <w:r>
-        <w:rPr>
-          <w:lang w:val="en-US"/>
-        </w:rPr>
-        <w:t xml:space="preserve"> &lt;&lt; "Top element after pop: " &lt;&lt; </w:t>
-      </w:r>
-      <w:proofErr w:type="spellStart"/>
-      <w:r>
-        <w:rPr>
-          <w:lang w:val="en-US"/>
-        </w:rPr>
-        <w:t>stringStack.peek</w:t>
-      </w:r>
-      <w:proofErr w:type="spellEnd"/>
-      <w:r>
-        <w:rPr>
-          <w:lang w:val="en-US"/>
-        </w:rPr>
-        <w:t xml:space="preserve">() &lt;&lt; </w:t>
-      </w:r>
-      <w:proofErr w:type="spellStart"/>
-      <w:r>
-        <w:rPr>
-          <w:lang w:val="en-US"/>
-        </w:rPr>
-        <w:t>endl</w:t>
-      </w:r>
-      <w:proofErr w:type="spellEnd"/>
-      <w:r>
-        <w:rPr>
-          <w:lang w:val="en-US"/>
-        </w:rPr>
-        <w:t>;</w:t>
+        <w:t xml:space="preserve">    cout &lt;&lt; "Top element after pop: " &lt;&lt; stringStack.peek() &lt;&lt; endl;</w:t>
       </w:r>
     </w:p>
     <w:p>
@@ -6539,6 +4836,7 @@
       </w:pPr>
       <w:r>
         <w:rPr>
+          <w:noProof/>
           <w:lang w:val="en-US"/>
         </w:rPr>
         <w:drawing>
@@ -6614,29 +4912,2971 @@
         <w:rPr>
           <w:lang w:val="en-US"/>
         </w:rPr>
-        <w:t>Write a unit test suite for the custom dynamic array class using a testing framework like Google Test or </w:t>
-      </w:r>
-      <w:proofErr w:type="spellStart"/>
-      <w:r>
-        <w:rPr>
-          <w:lang w:val="en-US"/>
-        </w:rPr>
-        <w:t>CppUnit</w:t>
-      </w:r>
-      <w:proofErr w:type="spellEnd"/>
-      <w:r>
-        <w:rPr>
-          <w:lang w:val="en-US"/>
-        </w:rPr>
-        <w:t>.</w:t>
-      </w:r>
-    </w:p>
-    <w:p>
-      <w:pPr>
-        <w:rPr>
-          <w:lang w:val="en-US"/>
-        </w:rPr>
-      </w:pPr>
+        <w:t>#include &lt;iostream&gt;</w:t>
+      </w:r>
+    </w:p>
+    <w:p>
+      <w:pPr>
+        <w:rPr>
+          <w:lang w:val="en-US"/>
+        </w:rPr>
+      </w:pPr>
+      <w:r>
+        <w:rPr>
+          <w:lang w:val="en-US"/>
+        </w:rPr>
+        <w:t>#include &lt;fstream&gt;</w:t>
+      </w:r>
+    </w:p>
+    <w:p>
+      <w:pPr>
+        <w:rPr>
+          <w:lang w:val="en-US"/>
+        </w:rPr>
+      </w:pPr>
+      <w:r>
+        <w:rPr>
+          <w:lang w:val="en-US"/>
+        </w:rPr>
+        <w:t>#include &lt;string&gt;</w:t>
+      </w:r>
+    </w:p>
+    <w:p>
+      <w:pPr>
+        <w:rPr>
+          <w:lang w:val="en-US"/>
+        </w:rPr>
+      </w:pPr>
+      <w:r>
+        <w:rPr>
+          <w:lang w:val="en-US"/>
+        </w:rPr>
+        <w:t>#include &lt;stdexcept&gt;</w:t>
+      </w:r>
+    </w:p>
+    <w:p>
+      <w:pPr>
+        <w:rPr>
+          <w:lang w:val="en-US"/>
+        </w:rPr>
+      </w:pPr>
+    </w:p>
+    <w:p>
+      <w:pPr>
+        <w:rPr>
+          <w:lang w:val="en-US"/>
+        </w:rPr>
+      </w:pPr>
+      <w:r>
+        <w:rPr>
+          <w:lang w:val="en-US"/>
+        </w:rPr>
+        <w:lastRenderedPageBreak/>
+        <w:t xml:space="preserve">void </w:t>
+      </w:r>
+      <w:proofErr w:type="gramStart"/>
+      <w:r>
+        <w:rPr>
+          <w:lang w:val="en-US"/>
+        </w:rPr>
+        <w:t>readFile(</w:t>
+      </w:r>
+      <w:proofErr w:type="gramEnd"/>
+      <w:r>
+        <w:rPr>
+          <w:lang w:val="en-US"/>
+        </w:rPr>
+        <w:t>const std::string&amp; filename) {</w:t>
+      </w:r>
+    </w:p>
+    <w:p>
+      <w:pPr>
+        <w:rPr>
+          <w:lang w:val="en-US"/>
+        </w:rPr>
+      </w:pPr>
+      <w:r>
+        <w:rPr>
+          <w:lang w:val="en-US"/>
+        </w:rPr>
+        <w:t xml:space="preserve">    </w:t>
+      </w:r>
+      <w:proofErr w:type="gramStart"/>
+      <w:r>
+        <w:rPr>
+          <w:lang w:val="en-US"/>
+        </w:rPr>
+        <w:t>std::</w:t>
+      </w:r>
+      <w:proofErr w:type="gramEnd"/>
+      <w:r>
+        <w:rPr>
+          <w:lang w:val="en-US"/>
+        </w:rPr>
+        <w:t>ifstream file;</w:t>
+      </w:r>
+    </w:p>
+    <w:p>
+      <w:pPr>
+        <w:rPr>
+          <w:lang w:val="en-US"/>
+        </w:rPr>
+      </w:pPr>
+    </w:p>
+    <w:p>
+      <w:pPr>
+        <w:rPr>
+          <w:lang w:val="en-US"/>
+        </w:rPr>
+      </w:pPr>
+      <w:r>
+        <w:rPr>
+          <w:lang w:val="en-US"/>
+        </w:rPr>
+        <w:t xml:space="preserve">    // Attempt to open the file</w:t>
+      </w:r>
+    </w:p>
+    <w:p>
+      <w:pPr>
+        <w:rPr>
+          <w:lang w:val="en-US"/>
+        </w:rPr>
+      </w:pPr>
+      <w:r>
+        <w:rPr>
+          <w:lang w:val="en-US"/>
+        </w:rPr>
+        <w:t xml:space="preserve">    </w:t>
+      </w:r>
+      <w:proofErr w:type="gramStart"/>
+      <w:r>
+        <w:rPr>
+          <w:lang w:val="en-US"/>
+        </w:rPr>
+        <w:t>file.open</w:t>
+      </w:r>
+      <w:proofErr w:type="gramEnd"/>
+      <w:r>
+        <w:rPr>
+          <w:lang w:val="en-US"/>
+        </w:rPr>
+        <w:t>(filename);</w:t>
+      </w:r>
+    </w:p>
+    <w:p>
+      <w:pPr>
+        <w:rPr>
+          <w:lang w:val="en-US"/>
+        </w:rPr>
+      </w:pPr>
+      <w:r>
+        <w:rPr>
+          <w:lang w:val="en-US"/>
+        </w:rPr>
+        <w:t xml:space="preserve">    if </w:t>
+      </w:r>
+      <w:proofErr w:type="gramStart"/>
+      <w:r>
+        <w:rPr>
+          <w:lang w:val="en-US"/>
+        </w:rPr>
+        <w:t>(!file.is</w:t>
+      </w:r>
+      <w:proofErr w:type="gramEnd"/>
+      <w:r>
+        <w:rPr>
+          <w:lang w:val="en-US"/>
+        </w:rPr>
+        <w:t>_open()) {</w:t>
+      </w:r>
+    </w:p>
+    <w:p>
+      <w:pPr>
+        <w:rPr>
+          <w:lang w:val="en-US"/>
+        </w:rPr>
+      </w:pPr>
+      <w:r>
+        <w:rPr>
+          <w:lang w:val="en-US"/>
+        </w:rPr>
+        <w:t xml:space="preserve">        throw </w:t>
+      </w:r>
+      <w:proofErr w:type="gramStart"/>
+      <w:r>
+        <w:rPr>
+          <w:lang w:val="en-US"/>
+        </w:rPr>
+        <w:t>std::</w:t>
+      </w:r>
+      <w:proofErr w:type="gramEnd"/>
+      <w:r>
+        <w:rPr>
+          <w:lang w:val="en-US"/>
+        </w:rPr>
+        <w:t>runtime_error("File not found: " + filename);</w:t>
+      </w:r>
+    </w:p>
+    <w:p>
+      <w:pPr>
+        <w:rPr>
+          <w:lang w:val="en-US"/>
+        </w:rPr>
+      </w:pPr>
+      <w:r>
+        <w:rPr>
+          <w:lang w:val="en-US"/>
+        </w:rPr>
+        <w:t xml:space="preserve">    }</w:t>
+      </w:r>
+    </w:p>
+    <w:p>
+      <w:pPr>
+        <w:rPr>
+          <w:lang w:val="en-US"/>
+        </w:rPr>
+      </w:pPr>
+    </w:p>
+    <w:p>
+      <w:pPr>
+        <w:rPr>
+          <w:lang w:val="en-US"/>
+        </w:rPr>
+      </w:pPr>
+      <w:r>
+        <w:rPr>
+          <w:lang w:val="en-US"/>
+        </w:rPr>
+        <w:t xml:space="preserve">    </w:t>
+      </w:r>
+      <w:proofErr w:type="gramStart"/>
+      <w:r>
+        <w:rPr>
+          <w:lang w:val="en-US"/>
+        </w:rPr>
+        <w:t>std::</w:t>
+      </w:r>
+      <w:proofErr w:type="gramEnd"/>
+      <w:r>
+        <w:rPr>
+          <w:lang w:val="en-US"/>
+        </w:rPr>
+        <w:t>string line;</w:t>
+      </w:r>
+    </w:p>
+    <w:p>
+      <w:pPr>
+        <w:rPr>
+          <w:lang w:val="en-US"/>
+        </w:rPr>
+      </w:pPr>
+      <w:r>
+        <w:rPr>
+          <w:lang w:val="en-US"/>
+        </w:rPr>
+        <w:t xml:space="preserve">    while (</w:t>
+      </w:r>
+      <w:proofErr w:type="gramStart"/>
+      <w:r>
+        <w:rPr>
+          <w:lang w:val="en-US"/>
+        </w:rPr>
+        <w:t>std::</w:t>
+      </w:r>
+      <w:proofErr w:type="gramEnd"/>
+      <w:r>
+        <w:rPr>
+          <w:lang w:val="en-US"/>
+        </w:rPr>
+        <w:t>getline(file, line)) {</w:t>
+      </w:r>
+    </w:p>
+    <w:p>
+      <w:pPr>
+        <w:rPr>
+          <w:lang w:val="en-US"/>
+        </w:rPr>
+      </w:pPr>
+      <w:r>
+        <w:rPr>
+          <w:lang w:val="en-US"/>
+        </w:rPr>
+        <w:t xml:space="preserve">        try {</w:t>
+      </w:r>
+    </w:p>
+    <w:p>
+      <w:pPr>
+        <w:rPr>
+          <w:lang w:val="en-US"/>
+        </w:rPr>
+      </w:pPr>
+      <w:r>
+        <w:rPr>
+          <w:lang w:val="en-US"/>
+        </w:rPr>
+        <w:t xml:space="preserve">            // Simulate unexpected data format check</w:t>
+      </w:r>
+    </w:p>
+    <w:p>
+      <w:pPr>
+        <w:rPr>
+          <w:lang w:val="en-US"/>
+        </w:rPr>
+      </w:pPr>
+      <w:r>
+        <w:rPr>
+          <w:lang w:val="en-US"/>
+        </w:rPr>
+        <w:t xml:space="preserve">            if (</w:t>
+      </w:r>
+      <w:proofErr w:type="gramStart"/>
+      <w:r>
+        <w:rPr>
+          <w:lang w:val="en-US"/>
+        </w:rPr>
+        <w:t>line.empty</w:t>
+      </w:r>
+      <w:proofErr w:type="gramEnd"/>
+      <w:r>
+        <w:rPr>
+          <w:lang w:val="en-US"/>
+        </w:rPr>
+        <w:t>()) {</w:t>
+      </w:r>
+    </w:p>
+    <w:p>
+      <w:pPr>
+        <w:rPr>
+          <w:lang w:val="en-US"/>
+        </w:rPr>
+      </w:pPr>
+      <w:r>
+        <w:rPr>
+          <w:lang w:val="en-US"/>
+        </w:rPr>
+        <w:t xml:space="preserve">                throw </w:t>
+      </w:r>
+      <w:proofErr w:type="gramStart"/>
+      <w:r>
+        <w:rPr>
+          <w:lang w:val="en-US"/>
+        </w:rPr>
+        <w:t>std::</w:t>
+      </w:r>
+      <w:proofErr w:type="gramEnd"/>
+      <w:r>
+        <w:rPr>
+          <w:lang w:val="en-US"/>
+        </w:rPr>
+        <w:t>runtime_error("Unexpected data format: empty line encountered.");</w:t>
+      </w:r>
+    </w:p>
+    <w:p>
+      <w:pPr>
+        <w:rPr>
+          <w:lang w:val="en-US"/>
+        </w:rPr>
+      </w:pPr>
+      <w:r>
+        <w:rPr>
+          <w:lang w:val="en-US"/>
+        </w:rPr>
+        <w:t xml:space="preserve">            }</w:t>
+      </w:r>
+    </w:p>
+    <w:p>
+      <w:pPr>
+        <w:rPr>
+          <w:lang w:val="en-US"/>
+        </w:rPr>
+      </w:pPr>
+      <w:r>
+        <w:rPr>
+          <w:lang w:val="en-US"/>
+        </w:rPr>
+        <w:t xml:space="preserve">            // Process the line (for demonstration, just print it)</w:t>
+      </w:r>
+    </w:p>
+    <w:p>
+      <w:pPr>
+        <w:rPr>
+          <w:lang w:val="en-US"/>
+        </w:rPr>
+      </w:pPr>
+      <w:r>
+        <w:rPr>
+          <w:lang w:val="en-US"/>
+        </w:rPr>
+        <w:t xml:space="preserve">            </w:t>
+      </w:r>
+      <w:proofErr w:type="gramStart"/>
+      <w:r>
+        <w:rPr>
+          <w:lang w:val="en-US"/>
+        </w:rPr>
+        <w:t>std::</w:t>
+      </w:r>
+      <w:proofErr w:type="gramEnd"/>
+      <w:r>
+        <w:rPr>
+          <w:lang w:val="en-US"/>
+        </w:rPr>
+        <w:t>cout &lt;&lt; "Read line: " &lt;&lt; line &lt;&lt; std::endl;</w:t>
+      </w:r>
+    </w:p>
+    <w:p>
+      <w:pPr>
+        <w:rPr>
+          <w:lang w:val="en-US"/>
+        </w:rPr>
+      </w:pPr>
+      <w:r>
+        <w:rPr>
+          <w:lang w:val="en-US"/>
+        </w:rPr>
+        <w:t xml:space="preserve">        } catch (const </w:t>
+      </w:r>
+      <w:proofErr w:type="gramStart"/>
+      <w:r>
+        <w:rPr>
+          <w:lang w:val="en-US"/>
+        </w:rPr>
+        <w:t>std::</w:t>
+      </w:r>
+      <w:proofErr w:type="gramEnd"/>
+      <w:r>
+        <w:rPr>
+          <w:lang w:val="en-US"/>
+        </w:rPr>
+        <w:t>runtime_error&amp; e) {</w:t>
+      </w:r>
+    </w:p>
+    <w:p>
+      <w:pPr>
+        <w:rPr>
+          <w:lang w:val="en-US"/>
+        </w:rPr>
+      </w:pPr>
+      <w:r>
+        <w:rPr>
+          <w:lang w:val="en-US"/>
+        </w:rPr>
+        <w:t xml:space="preserve">            </w:t>
+      </w:r>
+      <w:proofErr w:type="gramStart"/>
+      <w:r>
+        <w:rPr>
+          <w:lang w:val="en-US"/>
+        </w:rPr>
+        <w:t>std::</w:t>
+      </w:r>
+      <w:proofErr w:type="gramEnd"/>
+      <w:r>
+        <w:rPr>
+          <w:lang w:val="en-US"/>
+        </w:rPr>
+        <w:t>cerr &lt;&lt; "Error processing line: " &lt;&lt; e.what() &lt;&lt; std::endl;</w:t>
+      </w:r>
+    </w:p>
+    <w:p>
+      <w:pPr>
+        <w:rPr>
+          <w:lang w:val="en-US"/>
+        </w:rPr>
+      </w:pPr>
+      <w:r>
+        <w:rPr>
+          <w:lang w:val="en-US"/>
+        </w:rPr>
+        <w:t xml:space="preserve">        }</w:t>
+      </w:r>
+    </w:p>
+    <w:p>
+      <w:pPr>
+        <w:rPr>
+          <w:lang w:val="en-US"/>
+        </w:rPr>
+      </w:pPr>
+      <w:r>
+        <w:rPr>
+          <w:lang w:val="en-US"/>
+        </w:rPr>
+        <w:t xml:space="preserve">    }</w:t>
+      </w:r>
+    </w:p>
+    <w:p>
+      <w:pPr>
+        <w:rPr>
+          <w:lang w:val="en-US"/>
+        </w:rPr>
+      </w:pPr>
+    </w:p>
+    <w:p>
+      <w:pPr>
+        <w:rPr>
+          <w:lang w:val="en-US"/>
+        </w:rPr>
+      </w:pPr>
+      <w:r>
+        <w:rPr>
+          <w:lang w:val="en-US"/>
+        </w:rPr>
+        <w:t xml:space="preserve">    // Check for any read errors</w:t>
+      </w:r>
+    </w:p>
+    <w:p>
+      <w:pPr>
+        <w:rPr>
+          <w:lang w:val="en-US"/>
+        </w:rPr>
+      </w:pPr>
+      <w:r>
+        <w:rPr>
+          <w:lang w:val="en-US"/>
+        </w:rPr>
+        <w:t xml:space="preserve">    if (</w:t>
+      </w:r>
+      <w:proofErr w:type="gramStart"/>
+      <w:r>
+        <w:rPr>
+          <w:lang w:val="en-US"/>
+        </w:rPr>
+        <w:t>file.bad(</w:t>
+      </w:r>
+      <w:proofErr w:type="gramEnd"/>
+      <w:r>
+        <w:rPr>
+          <w:lang w:val="en-US"/>
+        </w:rPr>
+        <w:t>)) {</w:t>
+      </w:r>
+    </w:p>
+    <w:p>
+      <w:pPr>
+        <w:rPr>
+          <w:lang w:val="en-US"/>
+        </w:rPr>
+      </w:pPr>
+      <w:r>
+        <w:rPr>
+          <w:lang w:val="en-US"/>
+        </w:rPr>
+        <w:t xml:space="preserve">        throw </w:t>
+      </w:r>
+      <w:proofErr w:type="gramStart"/>
+      <w:r>
+        <w:rPr>
+          <w:lang w:val="en-US"/>
+        </w:rPr>
+        <w:t>std::</w:t>
+      </w:r>
+      <w:proofErr w:type="gramEnd"/>
+      <w:r>
+        <w:rPr>
+          <w:lang w:val="en-US"/>
+        </w:rPr>
+        <w:t>runtime_error("Error reading the file: " + filename);</w:t>
+      </w:r>
+    </w:p>
+    <w:p>
+      <w:pPr>
+        <w:rPr>
+          <w:lang w:val="en-US"/>
+        </w:rPr>
+      </w:pPr>
+      <w:r>
+        <w:rPr>
+          <w:lang w:val="en-US"/>
+        </w:rPr>
+        <w:t xml:space="preserve">    }</w:t>
+      </w:r>
+    </w:p>
+    <w:p>
+      <w:pPr>
+        <w:rPr>
+          <w:lang w:val="en-US"/>
+        </w:rPr>
+      </w:pPr>
+    </w:p>
+    <w:p>
+      <w:pPr>
+        <w:rPr>
+          <w:lang w:val="en-US"/>
+        </w:rPr>
+      </w:pPr>
+      <w:r>
+        <w:rPr>
+          <w:lang w:val="en-US"/>
+        </w:rPr>
+        <w:t xml:space="preserve">    </w:t>
+      </w:r>
+      <w:proofErr w:type="gramStart"/>
+      <w:r>
+        <w:rPr>
+          <w:lang w:val="en-US"/>
+        </w:rPr>
+        <w:t>file.close</w:t>
+      </w:r>
+      <w:proofErr w:type="gramEnd"/>
+      <w:r>
+        <w:rPr>
+          <w:lang w:val="en-US"/>
+        </w:rPr>
+        <w:t>();</w:t>
+      </w:r>
+    </w:p>
+    <w:p>
+      <w:pPr>
+        <w:rPr>
+          <w:lang w:val="en-US"/>
+        </w:rPr>
+      </w:pPr>
+      <w:r>
+        <w:rPr>
+          <w:lang w:val="en-US"/>
+        </w:rPr>
+        <w:t>}</w:t>
+      </w:r>
+    </w:p>
+    <w:p>
+      <w:pPr>
+        <w:rPr>
+          <w:lang w:val="en-US"/>
+        </w:rPr>
+      </w:pPr>
+    </w:p>
+    <w:p>
+      <w:pPr>
+        <w:rPr>
+          <w:lang w:val="en-US"/>
+        </w:rPr>
+      </w:pPr>
+      <w:r>
+        <w:rPr>
+          <w:lang w:val="en-US"/>
+        </w:rPr>
+        <w:lastRenderedPageBreak/>
+        <w:t xml:space="preserve">int </w:t>
+      </w:r>
+      <w:proofErr w:type="gramStart"/>
+      <w:r>
+        <w:rPr>
+          <w:lang w:val="en-US"/>
+        </w:rPr>
+        <w:t>main(</w:t>
+      </w:r>
+      <w:proofErr w:type="gramEnd"/>
+      <w:r>
+        <w:rPr>
+          <w:lang w:val="en-US"/>
+        </w:rPr>
+        <w:t>) {</w:t>
+      </w:r>
+    </w:p>
+    <w:p>
+      <w:pPr>
+        <w:rPr>
+          <w:lang w:val="en-US"/>
+        </w:rPr>
+      </w:pPr>
+      <w:r>
+        <w:rPr>
+          <w:lang w:val="en-US"/>
+        </w:rPr>
+        <w:t xml:space="preserve">    const </w:t>
+      </w:r>
+      <w:proofErr w:type="gramStart"/>
+      <w:r>
+        <w:rPr>
+          <w:lang w:val="en-US"/>
+        </w:rPr>
+        <w:t>std::</w:t>
+      </w:r>
+      <w:proofErr w:type="gramEnd"/>
+      <w:r>
+        <w:rPr>
+          <w:lang w:val="en-US"/>
+        </w:rPr>
+        <w:t>string filename = "example.txt";</w:t>
+      </w:r>
+    </w:p>
+    <w:p>
+      <w:pPr>
+        <w:rPr>
+          <w:lang w:val="en-US"/>
+        </w:rPr>
+      </w:pPr>
+    </w:p>
+    <w:p>
+      <w:pPr>
+        <w:rPr>
+          <w:lang w:val="en-US"/>
+        </w:rPr>
+      </w:pPr>
+      <w:r>
+        <w:rPr>
+          <w:lang w:val="en-US"/>
+        </w:rPr>
+        <w:t xml:space="preserve">    try {</w:t>
+      </w:r>
+    </w:p>
+    <w:p>
+      <w:pPr>
+        <w:rPr>
+          <w:lang w:val="en-US"/>
+        </w:rPr>
+      </w:pPr>
+      <w:r>
+        <w:rPr>
+          <w:lang w:val="en-US"/>
+        </w:rPr>
+        <w:t xml:space="preserve">        readFile(filename);</w:t>
+      </w:r>
+    </w:p>
+    <w:p>
+      <w:pPr>
+        <w:rPr>
+          <w:lang w:val="en-US"/>
+        </w:rPr>
+      </w:pPr>
+      <w:r>
+        <w:rPr>
+          <w:lang w:val="en-US"/>
+        </w:rPr>
+        <w:t xml:space="preserve">    } catch (const </w:t>
+      </w:r>
+      <w:proofErr w:type="gramStart"/>
+      <w:r>
+        <w:rPr>
+          <w:lang w:val="en-US"/>
+        </w:rPr>
+        <w:t>std::</w:t>
+      </w:r>
+      <w:proofErr w:type="gramEnd"/>
+      <w:r>
+        <w:rPr>
+          <w:lang w:val="en-US"/>
+        </w:rPr>
+        <w:t>exception&amp; e) {</w:t>
+      </w:r>
+    </w:p>
+    <w:p>
+      <w:pPr>
+        <w:rPr>
+          <w:lang w:val="en-US"/>
+        </w:rPr>
+      </w:pPr>
+      <w:r>
+        <w:rPr>
+          <w:lang w:val="en-US"/>
+        </w:rPr>
+        <w:t xml:space="preserve">        </w:t>
+      </w:r>
+      <w:proofErr w:type="gramStart"/>
+      <w:r>
+        <w:rPr>
+          <w:lang w:val="en-US"/>
+        </w:rPr>
+        <w:t>std::</w:t>
+      </w:r>
+      <w:proofErr w:type="gramEnd"/>
+      <w:r>
+        <w:rPr>
+          <w:lang w:val="en-US"/>
+        </w:rPr>
+        <w:t>cerr &lt;&lt; "Exception: " &lt;&lt; e.what() &lt;&lt; std::endl;</w:t>
+      </w:r>
+    </w:p>
+    <w:p>
+      <w:pPr>
+        <w:rPr>
+          <w:lang w:val="en-US"/>
+        </w:rPr>
+      </w:pPr>
+      <w:r>
+        <w:rPr>
+          <w:lang w:val="en-US"/>
+        </w:rPr>
+        <w:t xml:space="preserve">        return 1;</w:t>
+      </w:r>
+    </w:p>
+    <w:p>
+      <w:pPr>
+        <w:rPr>
+          <w:lang w:val="en-US"/>
+        </w:rPr>
+      </w:pPr>
+      <w:r>
+        <w:rPr>
+          <w:lang w:val="en-US"/>
+        </w:rPr>
+        <w:t xml:space="preserve">    }</w:t>
+      </w:r>
+    </w:p>
+    <w:p>
+      <w:pPr>
+        <w:rPr>
+          <w:lang w:val="en-US"/>
+        </w:rPr>
+      </w:pPr>
+    </w:p>
+    <w:p>
+      <w:pPr>
+        <w:rPr>
+          <w:lang w:val="en-US"/>
+        </w:rPr>
+      </w:pPr>
+      <w:r>
+        <w:rPr>
+          <w:lang w:val="en-US"/>
+        </w:rPr>
+        <w:t xml:space="preserve">    return 0;</w:t>
+      </w:r>
+    </w:p>
+    <w:p>
+      <w:pPr>
+        <w:rPr>
+          <w:lang w:val="en-US"/>
+        </w:rPr>
+      </w:pPr>
+      <w:r>
+        <w:rPr>
+          <w:lang w:val="en-US"/>
+        </w:rPr>
+        <w:t>}</w:t>
+      </w:r>
+    </w:p>
+    <w:p>
+      <w:pPr>
+        <w:rPr>
+          <w:lang w:val="en-US"/>
+        </w:rPr>
+      </w:pPr>
+      <w:r>
+        <w:rPr>
+          <w:lang w:val="en-US"/>
+        </w:rPr>
+        <w:t>Write a unit test suite for the custom dynamic array class using a testing framework like Google Test or CppUnit.</w:t>
+      </w:r>
+    </w:p>
+    <w:p>
+      <w:pPr>
+        <w:rPr>
+          <w:b/>
+          <w:bCs/>
+        </w:rPr>
+      </w:pPr>
+      <w:r>
+        <w:rPr>
+          <w:b/>
+          <w:bCs/>
+        </w:rPr>
+        <w:t>Step 1: Install Google Test</w:t>
+      </w:r>
+    </w:p>
+    <w:p>
+      <w:r>
+        <w:t>First, make sure you have Google Test installed on your system. You can either download and build it from the source or use a package manager like apt on Ubuntu.</w:t>
+      </w:r>
+    </w:p>
+    <w:p>
+      <w:pPr>
+        <w:rPr>
+          <w:b/>
+          <w:bCs/>
+        </w:rPr>
+      </w:pPr>
+      <w:r>
+        <w:rPr>
+          <w:b/>
+          <w:bCs/>
+        </w:rPr>
+        <w:t>Step 2: Implement the Custom Dynamic Array Class</w:t>
+      </w:r>
+    </w:p>
+    <w:p>
+      <w:pPr>
+        <w:rPr>
+          <w:lang w:val="en-US"/>
+        </w:rPr>
+      </w:pPr>
+      <w:r>
+        <w:rPr>
+          <w:lang w:val="en-US"/>
+        </w:rPr>
+        <w:t>// DynamicArray.h</w:t>
+      </w:r>
+    </w:p>
+    <w:p>
+      <w:pPr>
+        <w:rPr>
+          <w:lang w:val="en-US"/>
+        </w:rPr>
+      </w:pPr>
+      <w:r>
+        <w:rPr>
+          <w:lang w:val="en-US"/>
+        </w:rPr>
+        <w:t>#ifndef DYNAMIC_ARRAY_H</w:t>
+      </w:r>
+    </w:p>
+    <w:p>
+      <w:pPr>
+        <w:rPr>
+          <w:lang w:val="en-US"/>
+        </w:rPr>
+      </w:pPr>
+      <w:r>
+        <w:rPr>
+          <w:lang w:val="en-US"/>
+        </w:rPr>
+        <w:t>#define DYNAMIC_ARRAY_H</w:t>
+      </w:r>
+    </w:p>
+    <w:p>
+      <w:pPr>
+        <w:rPr>
+          <w:lang w:val="en-US"/>
+        </w:rPr>
+      </w:pPr>
+    </w:p>
+    <w:p>
+      <w:pPr>
+        <w:rPr>
+          <w:lang w:val="en-US"/>
+        </w:rPr>
+      </w:pPr>
+      <w:r>
+        <w:rPr>
+          <w:lang w:val="en-US"/>
+        </w:rPr>
+        <w:t>#include &lt;stdexcept&gt;</w:t>
+      </w:r>
+    </w:p>
+    <w:p>
+      <w:pPr>
+        <w:rPr>
+          <w:lang w:val="en-US"/>
+        </w:rPr>
+      </w:pPr>
+    </w:p>
+    <w:p>
+      <w:pPr>
+        <w:rPr>
+          <w:lang w:val="en-US"/>
+        </w:rPr>
+      </w:pPr>
+      <w:r>
+        <w:rPr>
+          <w:lang w:val="en-US"/>
+        </w:rPr>
+        <w:t>template &lt;typename T&gt;</w:t>
+      </w:r>
+    </w:p>
+    <w:p>
+      <w:pPr>
+        <w:rPr>
+          <w:lang w:val="en-US"/>
+        </w:rPr>
+      </w:pPr>
+      <w:r>
+        <w:rPr>
+          <w:lang w:val="en-US"/>
+        </w:rPr>
+        <w:t>class DynamicArray {</w:t>
+      </w:r>
+    </w:p>
+    <w:p>
+      <w:pPr>
+        <w:rPr>
+          <w:lang w:val="en-US"/>
+        </w:rPr>
+      </w:pPr>
+      <w:r>
+        <w:rPr>
+          <w:lang w:val="en-US"/>
+        </w:rPr>
+        <w:t>public:</w:t>
+      </w:r>
+    </w:p>
+    <w:p>
+      <w:pPr>
+        <w:rPr>
+          <w:lang w:val="en-US"/>
+        </w:rPr>
+      </w:pPr>
+      <w:r>
+        <w:rPr>
+          <w:lang w:val="en-US"/>
+        </w:rPr>
+        <w:t xml:space="preserve">    </w:t>
+      </w:r>
+      <w:proofErr w:type="gramStart"/>
+      <w:r>
+        <w:rPr>
+          <w:lang w:val="en-US"/>
+        </w:rPr>
+        <w:t>DynamicArray(</w:t>
+      </w:r>
+      <w:proofErr w:type="gramEnd"/>
+      <w:r>
+        <w:rPr>
+          <w:lang w:val="en-US"/>
+        </w:rPr>
+        <w:t>size_t capacity = 10)</w:t>
+      </w:r>
+    </w:p>
+    <w:p>
+      <w:pPr>
+        <w:rPr>
+          <w:lang w:val="en-US"/>
+        </w:rPr>
+      </w:pPr>
+      <w:r>
+        <w:rPr>
+          <w:lang w:val="en-US"/>
+        </w:rPr>
+        <w:t xml:space="preserve">        : capacity(capacity), </w:t>
+      </w:r>
+      <w:proofErr w:type="gramStart"/>
+      <w:r>
+        <w:rPr>
+          <w:lang w:val="en-US"/>
+        </w:rPr>
+        <w:t>size(</w:t>
+      </w:r>
+      <w:proofErr w:type="gramEnd"/>
+      <w:r>
+        <w:rPr>
+          <w:lang w:val="en-US"/>
+        </w:rPr>
+        <w:t>0), data(new T[capacity]) {}</w:t>
+      </w:r>
+    </w:p>
+    <w:p>
+      <w:pPr>
+        <w:rPr>
+          <w:lang w:val="en-US"/>
+        </w:rPr>
+      </w:pPr>
+    </w:p>
+    <w:p>
+      <w:pPr>
+        <w:rPr>
+          <w:lang w:val="en-US"/>
+        </w:rPr>
+      </w:pPr>
+      <w:r>
+        <w:rPr>
+          <w:lang w:val="en-US"/>
+        </w:rPr>
+        <w:t xml:space="preserve">    ~</w:t>
+      </w:r>
+      <w:proofErr w:type="gramStart"/>
+      <w:r>
+        <w:rPr>
+          <w:lang w:val="en-US"/>
+        </w:rPr>
+        <w:t>DynamicArray(</w:t>
+      </w:r>
+      <w:proofErr w:type="gramEnd"/>
+      <w:r>
+        <w:rPr>
+          <w:lang w:val="en-US"/>
+        </w:rPr>
+        <w:t>) {</w:t>
+      </w:r>
+    </w:p>
+    <w:p>
+      <w:pPr>
+        <w:rPr>
+          <w:lang w:val="en-US"/>
+        </w:rPr>
+      </w:pPr>
+      <w:r>
+        <w:rPr>
+          <w:lang w:val="en-US"/>
+        </w:rPr>
+        <w:t xml:space="preserve">        </w:t>
+      </w:r>
+      <w:proofErr w:type="gramStart"/>
+      <w:r>
+        <w:rPr>
+          <w:lang w:val="en-US"/>
+        </w:rPr>
+        <w:t>delete[</w:t>
+      </w:r>
+      <w:proofErr w:type="gramEnd"/>
+      <w:r>
+        <w:rPr>
+          <w:lang w:val="en-US"/>
+        </w:rPr>
+        <w:t>] data;</w:t>
+      </w:r>
+    </w:p>
+    <w:p>
+      <w:pPr>
+        <w:rPr>
+          <w:lang w:val="en-US"/>
+        </w:rPr>
+      </w:pPr>
+      <w:r>
+        <w:rPr>
+          <w:lang w:val="en-US"/>
+        </w:rPr>
+        <w:lastRenderedPageBreak/>
+        <w:t xml:space="preserve">    }</w:t>
+      </w:r>
+    </w:p>
+    <w:p>
+      <w:pPr>
+        <w:rPr>
+          <w:lang w:val="en-US"/>
+        </w:rPr>
+      </w:pPr>
+    </w:p>
+    <w:p>
+      <w:pPr>
+        <w:rPr>
+          <w:lang w:val="en-US"/>
+        </w:rPr>
+      </w:pPr>
+      <w:r>
+        <w:rPr>
+          <w:lang w:val="en-US"/>
+        </w:rPr>
+        <w:t xml:space="preserve">    void </w:t>
+      </w:r>
+      <w:proofErr w:type="gramStart"/>
+      <w:r>
+        <w:rPr>
+          <w:lang w:val="en-US"/>
+        </w:rPr>
+        <w:t>add(</w:t>
+      </w:r>
+      <w:proofErr w:type="gramEnd"/>
+      <w:r>
+        <w:rPr>
+          <w:lang w:val="en-US"/>
+        </w:rPr>
+        <w:t>T value) {</w:t>
+      </w:r>
+    </w:p>
+    <w:p>
+      <w:pPr>
+        <w:rPr>
+          <w:lang w:val="en-US"/>
+        </w:rPr>
+      </w:pPr>
+      <w:r>
+        <w:rPr>
+          <w:lang w:val="en-US"/>
+        </w:rPr>
+        <w:t xml:space="preserve">        if (size == capacity) {</w:t>
+      </w:r>
+    </w:p>
+    <w:p>
+      <w:pPr>
+        <w:rPr>
+          <w:lang w:val="en-US"/>
+        </w:rPr>
+      </w:pPr>
+      <w:r>
+        <w:rPr>
+          <w:lang w:val="en-US"/>
+        </w:rPr>
+        <w:t xml:space="preserve">            </w:t>
+      </w:r>
+      <w:proofErr w:type="gramStart"/>
+      <w:r>
+        <w:rPr>
+          <w:lang w:val="en-US"/>
+        </w:rPr>
+        <w:t>resize(</w:t>
+      </w:r>
+      <w:proofErr w:type="gramEnd"/>
+      <w:r>
+        <w:rPr>
+          <w:lang w:val="en-US"/>
+        </w:rPr>
+        <w:t>);</w:t>
+      </w:r>
+    </w:p>
+    <w:p>
+      <w:pPr>
+        <w:rPr>
+          <w:lang w:val="en-US"/>
+        </w:rPr>
+      </w:pPr>
+      <w:r>
+        <w:rPr>
+          <w:lang w:val="en-US"/>
+        </w:rPr>
+        <w:t xml:space="preserve">        }</w:t>
+      </w:r>
+    </w:p>
+    <w:p>
+      <w:pPr>
+        <w:rPr>
+          <w:lang w:val="en-US"/>
+        </w:rPr>
+      </w:pPr>
+      <w:r>
+        <w:rPr>
+          <w:lang w:val="en-US"/>
+        </w:rPr>
+        <w:t xml:space="preserve">        data[size++] = value;</w:t>
+      </w:r>
+    </w:p>
+    <w:p>
+      <w:pPr>
+        <w:rPr>
+          <w:lang w:val="en-US"/>
+        </w:rPr>
+      </w:pPr>
+      <w:r>
+        <w:rPr>
+          <w:lang w:val="en-US"/>
+        </w:rPr>
+        <w:t xml:space="preserve">    }</w:t>
+      </w:r>
+    </w:p>
+    <w:p>
+      <w:pPr>
+        <w:rPr>
+          <w:lang w:val="en-US"/>
+        </w:rPr>
+      </w:pPr>
+    </w:p>
+    <w:p>
+      <w:pPr>
+        <w:rPr>
+          <w:lang w:val="en-US"/>
+        </w:rPr>
+      </w:pPr>
+      <w:r>
+        <w:rPr>
+          <w:lang w:val="en-US"/>
+        </w:rPr>
+        <w:t xml:space="preserve">    T </w:t>
+      </w:r>
+      <w:proofErr w:type="gramStart"/>
+      <w:r>
+        <w:rPr>
+          <w:lang w:val="en-US"/>
+        </w:rPr>
+        <w:t>get(</w:t>
+      </w:r>
+      <w:proofErr w:type="gramEnd"/>
+      <w:r>
+        <w:rPr>
+          <w:lang w:val="en-US"/>
+        </w:rPr>
+        <w:t>size_t index) const {</w:t>
+      </w:r>
+    </w:p>
+    <w:p>
+      <w:pPr>
+        <w:rPr>
+          <w:lang w:val="en-US"/>
+        </w:rPr>
+      </w:pPr>
+      <w:r>
+        <w:rPr>
+          <w:lang w:val="en-US"/>
+        </w:rPr>
+        <w:t xml:space="preserve">        if (index &gt;= size) {</w:t>
+      </w:r>
+    </w:p>
+    <w:p>
+      <w:pPr>
+        <w:rPr>
+          <w:lang w:val="en-US"/>
+        </w:rPr>
+      </w:pPr>
+      <w:r>
+        <w:rPr>
+          <w:lang w:val="en-US"/>
+        </w:rPr>
+        <w:t xml:space="preserve">            throw </w:t>
+      </w:r>
+      <w:proofErr w:type="gramStart"/>
+      <w:r>
+        <w:rPr>
+          <w:lang w:val="en-US"/>
+        </w:rPr>
+        <w:t>std::</w:t>
+      </w:r>
+      <w:proofErr w:type="gramEnd"/>
+      <w:r>
+        <w:rPr>
+          <w:lang w:val="en-US"/>
+        </w:rPr>
+        <w:t>out_of_range("Index out of range");</w:t>
+      </w:r>
+    </w:p>
+    <w:p>
+      <w:pPr>
+        <w:rPr>
+          <w:lang w:val="en-US"/>
+        </w:rPr>
+      </w:pPr>
+      <w:r>
+        <w:rPr>
+          <w:lang w:val="en-US"/>
+        </w:rPr>
+        <w:t xml:space="preserve">        }</w:t>
+      </w:r>
+    </w:p>
+    <w:p>
+      <w:pPr>
+        <w:rPr>
+          <w:lang w:val="en-US"/>
+        </w:rPr>
+      </w:pPr>
+      <w:r>
+        <w:rPr>
+          <w:lang w:val="en-US"/>
+        </w:rPr>
+        <w:t xml:space="preserve">        return data[index];</w:t>
+      </w:r>
+    </w:p>
+    <w:p>
+      <w:pPr>
+        <w:rPr>
+          <w:lang w:val="en-US"/>
+        </w:rPr>
+      </w:pPr>
+      <w:r>
+        <w:rPr>
+          <w:lang w:val="en-US"/>
+        </w:rPr>
+        <w:t xml:space="preserve">    }</w:t>
+      </w:r>
+    </w:p>
+    <w:p>
+      <w:pPr>
+        <w:rPr>
+          <w:lang w:val="en-US"/>
+        </w:rPr>
+      </w:pPr>
+    </w:p>
+    <w:p>
+      <w:pPr>
+        <w:rPr>
+          <w:lang w:val="en-US"/>
+        </w:rPr>
+      </w:pPr>
+      <w:r>
+        <w:rPr>
+          <w:lang w:val="en-US"/>
+        </w:rPr>
+        <w:t xml:space="preserve">    size_t </w:t>
+      </w:r>
+      <w:proofErr w:type="gramStart"/>
+      <w:r>
+        <w:rPr>
+          <w:lang w:val="en-US"/>
+        </w:rPr>
+        <w:t>getSize(</w:t>
+      </w:r>
+      <w:proofErr w:type="gramEnd"/>
+      <w:r>
+        <w:rPr>
+          <w:lang w:val="en-US"/>
+        </w:rPr>
+        <w:t>) const {</w:t>
+      </w:r>
+    </w:p>
+    <w:p>
+      <w:pPr>
+        <w:rPr>
+          <w:lang w:val="en-US"/>
+        </w:rPr>
+      </w:pPr>
+      <w:r>
+        <w:rPr>
+          <w:lang w:val="en-US"/>
+        </w:rPr>
+        <w:t xml:space="preserve">        return size;</w:t>
+      </w:r>
+    </w:p>
+    <w:p>
+      <w:pPr>
+        <w:rPr>
+          <w:lang w:val="en-US"/>
+        </w:rPr>
+      </w:pPr>
+      <w:r>
+        <w:rPr>
+          <w:lang w:val="en-US"/>
+        </w:rPr>
+        <w:t xml:space="preserve">    }</w:t>
+      </w:r>
+    </w:p>
+    <w:p>
+      <w:pPr>
+        <w:rPr>
+          <w:lang w:val="en-US"/>
+        </w:rPr>
+      </w:pPr>
+    </w:p>
+    <w:p>
+      <w:pPr>
+        <w:rPr>
+          <w:lang w:val="en-US"/>
+        </w:rPr>
+      </w:pPr>
+      <w:r>
+        <w:rPr>
+          <w:lang w:val="en-US"/>
+        </w:rPr>
+        <w:t xml:space="preserve">    size_t </w:t>
+      </w:r>
+      <w:proofErr w:type="gramStart"/>
+      <w:r>
+        <w:rPr>
+          <w:lang w:val="en-US"/>
+        </w:rPr>
+        <w:t>getCapacity(</w:t>
+      </w:r>
+      <w:proofErr w:type="gramEnd"/>
+      <w:r>
+        <w:rPr>
+          <w:lang w:val="en-US"/>
+        </w:rPr>
+        <w:t>) const {</w:t>
+      </w:r>
+    </w:p>
+    <w:p>
+      <w:pPr>
+        <w:rPr>
+          <w:lang w:val="en-US"/>
+        </w:rPr>
+      </w:pPr>
+      <w:r>
+        <w:rPr>
+          <w:lang w:val="en-US"/>
+        </w:rPr>
+        <w:t xml:space="preserve">        return capacity;</w:t>
+      </w:r>
+    </w:p>
+    <w:p>
+      <w:pPr>
+        <w:rPr>
+          <w:lang w:val="en-US"/>
+        </w:rPr>
+      </w:pPr>
+      <w:r>
+        <w:rPr>
+          <w:lang w:val="en-US"/>
+        </w:rPr>
+        <w:t xml:space="preserve">    }</w:t>
+      </w:r>
+    </w:p>
+    <w:p>
+      <w:pPr>
+        <w:rPr>
+          <w:lang w:val="en-US"/>
+        </w:rPr>
+      </w:pPr>
+    </w:p>
+    <w:p>
+      <w:pPr>
+        <w:rPr>
+          <w:lang w:val="en-US"/>
+        </w:rPr>
+      </w:pPr>
+      <w:r>
+        <w:rPr>
+          <w:lang w:val="en-US"/>
+        </w:rPr>
+        <w:t>private:</w:t>
+      </w:r>
+    </w:p>
+    <w:p>
+      <w:pPr>
+        <w:rPr>
+          <w:lang w:val="en-US"/>
+        </w:rPr>
+      </w:pPr>
+      <w:r>
+        <w:rPr>
+          <w:lang w:val="en-US"/>
+        </w:rPr>
+        <w:t xml:space="preserve">    void </w:t>
+      </w:r>
+      <w:proofErr w:type="gramStart"/>
+      <w:r>
+        <w:rPr>
+          <w:lang w:val="en-US"/>
+        </w:rPr>
+        <w:t>resize(</w:t>
+      </w:r>
+      <w:proofErr w:type="gramEnd"/>
+      <w:r>
+        <w:rPr>
+          <w:lang w:val="en-US"/>
+        </w:rPr>
+        <w:t>) {</w:t>
+      </w:r>
+    </w:p>
+    <w:p>
+      <w:pPr>
+        <w:rPr>
+          <w:lang w:val="en-US"/>
+        </w:rPr>
+      </w:pPr>
+      <w:r>
+        <w:rPr>
+          <w:lang w:val="en-US"/>
+        </w:rPr>
+        <w:t xml:space="preserve">        capacity *= 2;</w:t>
+      </w:r>
+    </w:p>
+    <w:p>
+      <w:pPr>
+        <w:rPr>
+          <w:lang w:val="en-US"/>
+        </w:rPr>
+      </w:pPr>
+      <w:r>
+        <w:rPr>
+          <w:lang w:val="en-US"/>
+        </w:rPr>
+        <w:t xml:space="preserve">        T* newData = new T[capacity];</w:t>
+      </w:r>
+    </w:p>
+    <w:p>
+      <w:pPr>
+        <w:rPr>
+          <w:lang w:val="en-US"/>
+        </w:rPr>
+      </w:pPr>
+      <w:r>
+        <w:rPr>
+          <w:lang w:val="en-US"/>
+        </w:rPr>
+        <w:t xml:space="preserve">        for (size_t i = 0; i &lt; size; ++i) {</w:t>
+      </w:r>
+    </w:p>
+    <w:p>
+      <w:pPr>
+        <w:rPr>
+          <w:lang w:val="en-US"/>
+        </w:rPr>
+      </w:pPr>
+      <w:r>
+        <w:rPr>
+          <w:lang w:val="en-US"/>
+        </w:rPr>
+        <w:t xml:space="preserve">            newData[i] = data[i];</w:t>
+      </w:r>
+    </w:p>
+    <w:p>
+      <w:pPr>
+        <w:rPr>
+          <w:lang w:val="en-US"/>
+        </w:rPr>
+      </w:pPr>
+      <w:r>
+        <w:rPr>
+          <w:lang w:val="en-US"/>
+        </w:rPr>
+        <w:t xml:space="preserve">        }</w:t>
+      </w:r>
+    </w:p>
+    <w:p>
+      <w:pPr>
+        <w:rPr>
+          <w:lang w:val="en-US"/>
+        </w:rPr>
+      </w:pPr>
+      <w:r>
+        <w:rPr>
+          <w:lang w:val="en-US"/>
+        </w:rPr>
+        <w:lastRenderedPageBreak/>
+        <w:t xml:space="preserve">        </w:t>
+      </w:r>
+      <w:proofErr w:type="gramStart"/>
+      <w:r>
+        <w:rPr>
+          <w:lang w:val="en-US"/>
+        </w:rPr>
+        <w:t>delete[</w:t>
+      </w:r>
+      <w:proofErr w:type="gramEnd"/>
+      <w:r>
+        <w:rPr>
+          <w:lang w:val="en-US"/>
+        </w:rPr>
+        <w:t>] data;</w:t>
+      </w:r>
+    </w:p>
+    <w:p>
+      <w:pPr>
+        <w:rPr>
+          <w:lang w:val="en-US"/>
+        </w:rPr>
+      </w:pPr>
+      <w:r>
+        <w:rPr>
+          <w:lang w:val="en-US"/>
+        </w:rPr>
+        <w:t xml:space="preserve">        data = newData;</w:t>
+      </w:r>
+    </w:p>
+    <w:p>
+      <w:pPr>
+        <w:rPr>
+          <w:lang w:val="en-US"/>
+        </w:rPr>
+      </w:pPr>
+      <w:r>
+        <w:rPr>
+          <w:lang w:val="en-US"/>
+        </w:rPr>
+        <w:t xml:space="preserve">    }</w:t>
+      </w:r>
+    </w:p>
+    <w:p>
+      <w:pPr>
+        <w:rPr>
+          <w:lang w:val="en-US"/>
+        </w:rPr>
+      </w:pPr>
+    </w:p>
+    <w:p>
+      <w:pPr>
+        <w:rPr>
+          <w:lang w:val="en-US"/>
+        </w:rPr>
+      </w:pPr>
+      <w:r>
+        <w:rPr>
+          <w:lang w:val="en-US"/>
+        </w:rPr>
+        <w:t xml:space="preserve">    size_t capacity;</w:t>
+      </w:r>
+    </w:p>
+    <w:p>
+      <w:pPr>
+        <w:rPr>
+          <w:lang w:val="en-US"/>
+        </w:rPr>
+      </w:pPr>
+      <w:r>
+        <w:rPr>
+          <w:lang w:val="en-US"/>
+        </w:rPr>
+        <w:t xml:space="preserve">    size_t size;</w:t>
+      </w:r>
+    </w:p>
+    <w:p>
+      <w:pPr>
+        <w:rPr>
+          <w:lang w:val="en-US"/>
+        </w:rPr>
+      </w:pPr>
+      <w:r>
+        <w:rPr>
+          <w:lang w:val="en-US"/>
+        </w:rPr>
+        <w:t xml:space="preserve">    T* data;</w:t>
+      </w:r>
+    </w:p>
+    <w:p>
+      <w:pPr>
+        <w:rPr>
+          <w:lang w:val="en-US"/>
+        </w:rPr>
+      </w:pPr>
+      <w:r>
+        <w:rPr>
+          <w:lang w:val="en-US"/>
+        </w:rPr>
+        <w:t>};</w:t>
+      </w:r>
+    </w:p>
+    <w:p>
+      <w:pPr>
+        <w:rPr>
+          <w:lang w:val="en-US"/>
+        </w:rPr>
+      </w:pPr>
+    </w:p>
+    <w:p>
+      <w:pPr>
+        <w:rPr>
+          <w:lang w:val="en-US"/>
+        </w:rPr>
+      </w:pPr>
+      <w:r>
+        <w:rPr>
+          <w:lang w:val="en-US"/>
+        </w:rPr>
+        <w:t xml:space="preserve">#endif </w:t>
+      </w:r>
+    </w:p>
+    <w:p>
+      <w:r>
+        <w:t>Step 3: Write the Unit Test Suite Using Google Test</w:t>
+      </w:r>
+    </w:p>
+    <w:p>
+      <w:pPr>
+        <w:rPr>
+          <w:lang w:val="en-US"/>
+        </w:rPr>
+      </w:pPr>
+      <w:r>
+        <w:rPr>
+          <w:lang w:val="en-US"/>
+        </w:rPr>
+        <w:t>// DynamicArrayTest.cpp</w:t>
+      </w:r>
+    </w:p>
+    <w:p>
+      <w:pPr>
+        <w:rPr>
+          <w:lang w:val="en-US"/>
+        </w:rPr>
+      </w:pPr>
+      <w:r>
+        <w:rPr>
+          <w:lang w:val="en-US"/>
+        </w:rPr>
+        <w:t>#include "DynamicArray.h"</w:t>
+      </w:r>
+    </w:p>
+    <w:p>
+      <w:pPr>
+        <w:rPr>
+          <w:lang w:val="en-US"/>
+        </w:rPr>
+      </w:pPr>
+      <w:r>
+        <w:rPr>
+          <w:lang w:val="en-US"/>
+        </w:rPr>
+        <w:t>#include &lt;gtest/gtest.h&gt;</w:t>
+      </w:r>
+    </w:p>
+    <w:p>
+      <w:pPr>
+        <w:rPr>
+          <w:lang w:val="en-US"/>
+        </w:rPr>
+      </w:pPr>
+    </w:p>
+    <w:p>
+      <w:pPr>
+        <w:rPr>
+          <w:lang w:val="en-US"/>
+        </w:rPr>
+      </w:pPr>
+      <w:proofErr w:type="gramStart"/>
+      <w:r>
+        <w:rPr>
+          <w:lang w:val="en-US"/>
+        </w:rPr>
+        <w:t>TEST(</w:t>
+      </w:r>
+      <w:proofErr w:type="gramEnd"/>
+      <w:r>
+        <w:rPr>
+          <w:lang w:val="en-US"/>
+        </w:rPr>
+        <w:t>DynamicArrayTest, TestAddAndGet) {</w:t>
+      </w:r>
+    </w:p>
+    <w:p>
+      <w:pPr>
+        <w:rPr>
+          <w:lang w:val="en-US"/>
+        </w:rPr>
+      </w:pPr>
+      <w:r>
+        <w:rPr>
+          <w:lang w:val="en-US"/>
+        </w:rPr>
+        <w:t xml:space="preserve">    DynamicArray&lt;int&gt; array;</w:t>
+      </w:r>
+    </w:p>
+    <w:p>
+      <w:pPr>
+        <w:rPr>
+          <w:lang w:val="en-US"/>
+        </w:rPr>
+      </w:pPr>
+    </w:p>
+    <w:p>
+      <w:pPr>
+        <w:rPr>
+          <w:lang w:val="en-US"/>
+        </w:rPr>
+      </w:pPr>
+      <w:r>
+        <w:rPr>
+          <w:lang w:val="en-US"/>
+        </w:rPr>
+        <w:t xml:space="preserve">    </w:t>
+      </w:r>
+      <w:proofErr w:type="gramStart"/>
+      <w:r>
+        <w:rPr>
+          <w:lang w:val="en-US"/>
+        </w:rPr>
+        <w:t>array.add(</w:t>
+      </w:r>
+      <w:proofErr w:type="gramEnd"/>
+      <w:r>
+        <w:rPr>
+          <w:lang w:val="en-US"/>
+        </w:rPr>
+        <w:t>10);</w:t>
+      </w:r>
+    </w:p>
+    <w:p>
+      <w:pPr>
+        <w:rPr>
+          <w:lang w:val="en-US"/>
+        </w:rPr>
+      </w:pPr>
+      <w:r>
+        <w:rPr>
+          <w:lang w:val="en-US"/>
+        </w:rPr>
+        <w:t xml:space="preserve">    </w:t>
+      </w:r>
+      <w:proofErr w:type="gramStart"/>
+      <w:r>
+        <w:rPr>
+          <w:lang w:val="en-US"/>
+        </w:rPr>
+        <w:t>array.add(</w:t>
+      </w:r>
+      <w:proofErr w:type="gramEnd"/>
+      <w:r>
+        <w:rPr>
+          <w:lang w:val="en-US"/>
+        </w:rPr>
+        <w:t>20);</w:t>
+      </w:r>
+    </w:p>
+    <w:p>
+      <w:pPr>
+        <w:rPr>
+          <w:lang w:val="en-US"/>
+        </w:rPr>
+      </w:pPr>
+      <w:r>
+        <w:rPr>
+          <w:lang w:val="en-US"/>
+        </w:rPr>
+        <w:t xml:space="preserve">    </w:t>
+      </w:r>
+      <w:proofErr w:type="gramStart"/>
+      <w:r>
+        <w:rPr>
+          <w:lang w:val="en-US"/>
+        </w:rPr>
+        <w:t>array.add(</w:t>
+      </w:r>
+      <w:proofErr w:type="gramEnd"/>
+      <w:r>
+        <w:rPr>
+          <w:lang w:val="en-US"/>
+        </w:rPr>
+        <w:t>30);</w:t>
+      </w:r>
+    </w:p>
+    <w:p>
+      <w:pPr>
+        <w:rPr>
+          <w:lang w:val="en-US"/>
+        </w:rPr>
+      </w:pPr>
+    </w:p>
+    <w:p>
+      <w:pPr>
+        <w:rPr>
+          <w:lang w:val="en-US"/>
+        </w:rPr>
+      </w:pPr>
+      <w:r>
+        <w:rPr>
+          <w:lang w:val="en-US"/>
+        </w:rPr>
+        <w:t xml:space="preserve">    EXPECT_</w:t>
+      </w:r>
+      <w:proofErr w:type="gramStart"/>
+      <w:r>
+        <w:rPr>
+          <w:lang w:val="en-US"/>
+        </w:rPr>
+        <w:t>EQ(</w:t>
+      </w:r>
+      <w:proofErr w:type="gramEnd"/>
+      <w:r>
+        <w:rPr>
+          <w:lang w:val="en-US"/>
+        </w:rPr>
+        <w:t>array.getSize(), 3);</w:t>
+      </w:r>
+    </w:p>
+    <w:p>
+      <w:pPr>
+        <w:rPr>
+          <w:lang w:val="en-US"/>
+        </w:rPr>
+      </w:pPr>
+      <w:r>
+        <w:rPr>
+          <w:lang w:val="en-US"/>
+        </w:rPr>
+        <w:t xml:space="preserve">    EXPECT_</w:t>
+      </w:r>
+      <w:proofErr w:type="gramStart"/>
+      <w:r>
+        <w:rPr>
+          <w:lang w:val="en-US"/>
+        </w:rPr>
+        <w:t>EQ(</w:t>
+      </w:r>
+      <w:proofErr w:type="gramEnd"/>
+      <w:r>
+        <w:rPr>
+          <w:lang w:val="en-US"/>
+        </w:rPr>
+        <w:t>array.get(0), 10);</w:t>
+      </w:r>
+    </w:p>
+    <w:p>
+      <w:pPr>
+        <w:rPr>
+          <w:lang w:val="en-US"/>
+        </w:rPr>
+      </w:pPr>
+      <w:r>
+        <w:rPr>
+          <w:lang w:val="en-US"/>
+        </w:rPr>
+        <w:t xml:space="preserve">    EXPECT_</w:t>
+      </w:r>
+      <w:proofErr w:type="gramStart"/>
+      <w:r>
+        <w:rPr>
+          <w:lang w:val="en-US"/>
+        </w:rPr>
+        <w:t>EQ(</w:t>
+      </w:r>
+      <w:proofErr w:type="gramEnd"/>
+      <w:r>
+        <w:rPr>
+          <w:lang w:val="en-US"/>
+        </w:rPr>
+        <w:t>array.get(1), 20);</w:t>
+      </w:r>
+    </w:p>
+    <w:p>
+      <w:pPr>
+        <w:rPr>
+          <w:lang w:val="en-US"/>
+        </w:rPr>
+      </w:pPr>
+      <w:r>
+        <w:rPr>
+          <w:lang w:val="en-US"/>
+        </w:rPr>
+        <w:t xml:space="preserve">    EXPECT_</w:t>
+      </w:r>
+      <w:proofErr w:type="gramStart"/>
+      <w:r>
+        <w:rPr>
+          <w:lang w:val="en-US"/>
+        </w:rPr>
+        <w:t>EQ(</w:t>
+      </w:r>
+      <w:proofErr w:type="gramEnd"/>
+      <w:r>
+        <w:rPr>
+          <w:lang w:val="en-US"/>
+        </w:rPr>
+        <w:t>array.get(2), 30);</w:t>
+      </w:r>
+    </w:p>
+    <w:p>
+      <w:pPr>
+        <w:rPr>
+          <w:lang w:val="en-US"/>
+        </w:rPr>
+      </w:pPr>
+      <w:r>
+        <w:rPr>
+          <w:lang w:val="en-US"/>
+        </w:rPr>
+        <w:t>}</w:t>
+      </w:r>
+    </w:p>
+    <w:p>
+      <w:pPr>
+        <w:rPr>
+          <w:lang w:val="en-US"/>
+        </w:rPr>
+      </w:pPr>
+    </w:p>
+    <w:p>
+      <w:pPr>
+        <w:rPr>
+          <w:lang w:val="en-US"/>
+        </w:rPr>
+      </w:pPr>
+      <w:proofErr w:type="gramStart"/>
+      <w:r>
+        <w:rPr>
+          <w:lang w:val="en-US"/>
+        </w:rPr>
+        <w:t>TEST(</w:t>
+      </w:r>
+      <w:proofErr w:type="gramEnd"/>
+      <w:r>
+        <w:rPr>
+          <w:lang w:val="en-US"/>
+        </w:rPr>
+        <w:t>DynamicArrayTest, TestOutOfRange) {</w:t>
+      </w:r>
+    </w:p>
+    <w:p>
+      <w:pPr>
+        <w:rPr>
+          <w:lang w:val="en-US"/>
+        </w:rPr>
+      </w:pPr>
+      <w:r>
+        <w:rPr>
+          <w:lang w:val="en-US"/>
+        </w:rPr>
+        <w:t xml:space="preserve">    DynamicArray&lt;int&gt; array;</w:t>
+      </w:r>
+    </w:p>
+    <w:p>
+      <w:pPr>
+        <w:rPr>
+          <w:lang w:val="en-US"/>
+        </w:rPr>
+      </w:pPr>
+    </w:p>
+    <w:p>
+      <w:pPr>
+        <w:rPr>
+          <w:lang w:val="en-US"/>
+        </w:rPr>
+      </w:pPr>
+      <w:r>
+        <w:rPr>
+          <w:lang w:val="en-US"/>
+        </w:rPr>
+        <w:lastRenderedPageBreak/>
+        <w:t xml:space="preserve">    </w:t>
+      </w:r>
+      <w:proofErr w:type="gramStart"/>
+      <w:r>
+        <w:rPr>
+          <w:lang w:val="en-US"/>
+        </w:rPr>
+        <w:t>array.add(</w:t>
+      </w:r>
+      <w:proofErr w:type="gramEnd"/>
+      <w:r>
+        <w:rPr>
+          <w:lang w:val="en-US"/>
+        </w:rPr>
+        <w:t>10);</w:t>
+      </w:r>
+    </w:p>
+    <w:p>
+      <w:pPr>
+        <w:rPr>
+          <w:lang w:val="en-US"/>
+        </w:rPr>
+      </w:pPr>
+    </w:p>
+    <w:p>
+      <w:pPr>
+        <w:rPr>
+          <w:lang w:val="en-US"/>
+        </w:rPr>
+      </w:pPr>
+      <w:r>
+        <w:rPr>
+          <w:lang w:val="en-US"/>
+        </w:rPr>
+        <w:t xml:space="preserve">    EXPECT_</w:t>
+      </w:r>
+      <w:proofErr w:type="gramStart"/>
+      <w:r>
+        <w:rPr>
+          <w:lang w:val="en-US"/>
+        </w:rPr>
+        <w:t>THROW(</w:t>
+      </w:r>
+      <w:proofErr w:type="gramEnd"/>
+      <w:r>
+        <w:rPr>
+          <w:lang w:val="en-US"/>
+        </w:rPr>
+        <w:t>array.get(1), std::out_of_range);</w:t>
+      </w:r>
+    </w:p>
+    <w:p>
+      <w:pPr>
+        <w:rPr>
+          <w:lang w:val="en-US"/>
+        </w:rPr>
+      </w:pPr>
+      <w:r>
+        <w:rPr>
+          <w:lang w:val="en-US"/>
+        </w:rPr>
+        <w:t>}</w:t>
+      </w:r>
+    </w:p>
+    <w:p>
+      <w:pPr>
+        <w:rPr>
+          <w:lang w:val="en-US"/>
+        </w:rPr>
+      </w:pPr>
+    </w:p>
+    <w:p>
+      <w:pPr>
+        <w:rPr>
+          <w:lang w:val="en-US"/>
+        </w:rPr>
+      </w:pPr>
+      <w:proofErr w:type="gramStart"/>
+      <w:r>
+        <w:rPr>
+          <w:lang w:val="en-US"/>
+        </w:rPr>
+        <w:t>TEST(</w:t>
+      </w:r>
+      <w:proofErr w:type="gramEnd"/>
+      <w:r>
+        <w:rPr>
+          <w:lang w:val="en-US"/>
+        </w:rPr>
+        <w:t>DynamicArrayTest, TestResize) {</w:t>
+      </w:r>
+    </w:p>
+    <w:p>
+      <w:pPr>
+        <w:rPr>
+          <w:lang w:val="en-US"/>
+        </w:rPr>
+      </w:pPr>
+      <w:r>
+        <w:rPr>
+          <w:lang w:val="en-US"/>
+        </w:rPr>
+        <w:t xml:space="preserve">    DynamicArray&lt;int&gt; </w:t>
+      </w:r>
+      <w:proofErr w:type="gramStart"/>
+      <w:r>
+        <w:rPr>
+          <w:lang w:val="en-US"/>
+        </w:rPr>
+        <w:t>array(</w:t>
+      </w:r>
+      <w:proofErr w:type="gramEnd"/>
+      <w:r>
+        <w:rPr>
+          <w:lang w:val="en-US"/>
+        </w:rPr>
+        <w:t>2);</w:t>
+      </w:r>
+    </w:p>
+    <w:p>
+      <w:pPr>
+        <w:rPr>
+          <w:lang w:val="en-US"/>
+        </w:rPr>
+      </w:pPr>
+    </w:p>
+    <w:p>
+      <w:pPr>
+        <w:rPr>
+          <w:lang w:val="en-US"/>
+        </w:rPr>
+      </w:pPr>
+      <w:r>
+        <w:rPr>
+          <w:lang w:val="en-US"/>
+        </w:rPr>
+        <w:t xml:space="preserve">    </w:t>
+      </w:r>
+      <w:proofErr w:type="gramStart"/>
+      <w:r>
+        <w:rPr>
+          <w:lang w:val="en-US"/>
+        </w:rPr>
+        <w:t>array.add(</w:t>
+      </w:r>
+      <w:proofErr w:type="gramEnd"/>
+      <w:r>
+        <w:rPr>
+          <w:lang w:val="en-US"/>
+        </w:rPr>
+        <w:t>10);</w:t>
+      </w:r>
+    </w:p>
+    <w:p>
+      <w:pPr>
+        <w:rPr>
+          <w:lang w:val="en-US"/>
+        </w:rPr>
+      </w:pPr>
+      <w:r>
+        <w:rPr>
+          <w:lang w:val="en-US"/>
+        </w:rPr>
+        <w:t xml:space="preserve">    </w:t>
+      </w:r>
+      <w:proofErr w:type="gramStart"/>
+      <w:r>
+        <w:rPr>
+          <w:lang w:val="en-US"/>
+        </w:rPr>
+        <w:t>array.add(</w:t>
+      </w:r>
+      <w:proofErr w:type="gramEnd"/>
+      <w:r>
+        <w:rPr>
+          <w:lang w:val="en-US"/>
+        </w:rPr>
+        <w:t>20);</w:t>
+      </w:r>
+    </w:p>
+    <w:p>
+      <w:pPr>
+        <w:rPr>
+          <w:lang w:val="en-US"/>
+        </w:rPr>
+      </w:pPr>
+      <w:r>
+        <w:rPr>
+          <w:lang w:val="en-US"/>
+        </w:rPr>
+        <w:t xml:space="preserve">    EXPECT_</w:t>
+      </w:r>
+      <w:proofErr w:type="gramStart"/>
+      <w:r>
+        <w:rPr>
+          <w:lang w:val="en-US"/>
+        </w:rPr>
+        <w:t>EQ(</w:t>
+      </w:r>
+      <w:proofErr w:type="gramEnd"/>
+      <w:r>
+        <w:rPr>
+          <w:lang w:val="en-US"/>
+        </w:rPr>
+        <w:t>array.getCapacity(), 2);</w:t>
+      </w:r>
+    </w:p>
+    <w:p>
+      <w:pPr>
+        <w:rPr>
+          <w:lang w:val="en-US"/>
+        </w:rPr>
+      </w:pPr>
+    </w:p>
+    <w:p>
+      <w:pPr>
+        <w:rPr>
+          <w:lang w:val="en-US"/>
+        </w:rPr>
+      </w:pPr>
+      <w:r>
+        <w:rPr>
+          <w:lang w:val="en-US"/>
+        </w:rPr>
+        <w:t xml:space="preserve">    </w:t>
+      </w:r>
+      <w:proofErr w:type="gramStart"/>
+      <w:r>
+        <w:rPr>
+          <w:lang w:val="en-US"/>
+        </w:rPr>
+        <w:t>array.add(</w:t>
+      </w:r>
+      <w:proofErr w:type="gramEnd"/>
+      <w:r>
+        <w:rPr>
+          <w:lang w:val="en-US"/>
+        </w:rPr>
+        <w:t>30);</w:t>
+      </w:r>
+    </w:p>
+    <w:p>
+      <w:pPr>
+        <w:rPr>
+          <w:lang w:val="en-US"/>
+        </w:rPr>
+      </w:pPr>
+      <w:r>
+        <w:rPr>
+          <w:lang w:val="en-US"/>
+        </w:rPr>
+        <w:t xml:space="preserve">    EXPECT_</w:t>
+      </w:r>
+      <w:proofErr w:type="gramStart"/>
+      <w:r>
+        <w:rPr>
+          <w:lang w:val="en-US"/>
+        </w:rPr>
+        <w:t>EQ(</w:t>
+      </w:r>
+      <w:proofErr w:type="gramEnd"/>
+      <w:r>
+        <w:rPr>
+          <w:lang w:val="en-US"/>
+        </w:rPr>
+        <w:t>array.getCapacity(), 4);</w:t>
+      </w:r>
+    </w:p>
+    <w:p>
+      <w:pPr>
+        <w:rPr>
+          <w:lang w:val="en-US"/>
+        </w:rPr>
+      </w:pPr>
+      <w:r>
+        <w:rPr>
+          <w:lang w:val="en-US"/>
+        </w:rPr>
+        <w:t>}</w:t>
+      </w:r>
+    </w:p>
+    <w:p>
+      <w:pPr>
+        <w:rPr>
+          <w:lang w:val="en-US"/>
+        </w:rPr>
+      </w:pPr>
+    </w:p>
+    <w:p>
+      <w:pPr>
+        <w:rPr>
+          <w:lang w:val="en-US"/>
+        </w:rPr>
+      </w:pPr>
+      <w:proofErr w:type="gramStart"/>
+      <w:r>
+        <w:rPr>
+          <w:lang w:val="en-US"/>
+        </w:rPr>
+        <w:t>TEST(</w:t>
+      </w:r>
+      <w:proofErr w:type="gramEnd"/>
+      <w:r>
+        <w:rPr>
+          <w:lang w:val="en-US"/>
+        </w:rPr>
+        <w:t>DynamicArrayTest, TestInitialCapacity) {</w:t>
+      </w:r>
+    </w:p>
+    <w:p>
+      <w:pPr>
+        <w:rPr>
+          <w:lang w:val="en-US"/>
+        </w:rPr>
+      </w:pPr>
+      <w:r>
+        <w:rPr>
+          <w:lang w:val="en-US"/>
+        </w:rPr>
+        <w:t xml:space="preserve">    DynamicArray&lt;int&gt; </w:t>
+      </w:r>
+      <w:proofErr w:type="gramStart"/>
+      <w:r>
+        <w:rPr>
+          <w:lang w:val="en-US"/>
+        </w:rPr>
+        <w:t>array(</w:t>
+      </w:r>
+      <w:proofErr w:type="gramEnd"/>
+      <w:r>
+        <w:rPr>
+          <w:lang w:val="en-US"/>
+        </w:rPr>
+        <w:t>15);</w:t>
+      </w:r>
+    </w:p>
+    <w:p>
+      <w:pPr>
+        <w:rPr>
+          <w:lang w:val="en-US"/>
+        </w:rPr>
+      </w:pPr>
+    </w:p>
+    <w:p>
+      <w:pPr>
+        <w:rPr>
+          <w:lang w:val="en-US"/>
+        </w:rPr>
+      </w:pPr>
+      <w:r>
+        <w:rPr>
+          <w:lang w:val="en-US"/>
+        </w:rPr>
+        <w:t xml:space="preserve">    EXPECT_</w:t>
+      </w:r>
+      <w:proofErr w:type="gramStart"/>
+      <w:r>
+        <w:rPr>
+          <w:lang w:val="en-US"/>
+        </w:rPr>
+        <w:t>EQ(</w:t>
+      </w:r>
+      <w:proofErr w:type="gramEnd"/>
+      <w:r>
+        <w:rPr>
+          <w:lang w:val="en-US"/>
+        </w:rPr>
+        <w:t>array.getCapacity(), 15);</w:t>
+      </w:r>
+    </w:p>
+    <w:p>
+      <w:pPr>
+        <w:rPr>
+          <w:lang w:val="en-US"/>
+        </w:rPr>
+      </w:pPr>
+      <w:r>
+        <w:rPr>
+          <w:lang w:val="en-US"/>
+        </w:rPr>
+        <w:t xml:space="preserve">    EXPECT_</w:t>
+      </w:r>
+      <w:proofErr w:type="gramStart"/>
+      <w:r>
+        <w:rPr>
+          <w:lang w:val="en-US"/>
+        </w:rPr>
+        <w:t>EQ(</w:t>
+      </w:r>
+      <w:proofErr w:type="gramEnd"/>
+      <w:r>
+        <w:rPr>
+          <w:lang w:val="en-US"/>
+        </w:rPr>
+        <w:t>array.getSize(), 0);</w:t>
+      </w:r>
+    </w:p>
+    <w:p>
+      <w:pPr>
+        <w:rPr>
+          <w:lang w:val="en-US"/>
+        </w:rPr>
+      </w:pPr>
+      <w:r>
+        <w:rPr>
+          <w:lang w:val="en-US"/>
+        </w:rPr>
+        <w:t>}</w:t>
+      </w:r>
+    </w:p>
+    <w:p>
+      <w:pPr>
+        <w:rPr>
+          <w:lang w:val="en-US"/>
+        </w:rPr>
+      </w:pPr>
+    </w:p>
+    <w:p>
+      <w:pPr>
+        <w:rPr>
+          <w:lang w:val="en-US"/>
+        </w:rPr>
+      </w:pPr>
+      <w:r>
+        <w:rPr>
+          <w:lang w:val="en-US"/>
+        </w:rPr>
+        <w:t xml:space="preserve">int </w:t>
+      </w:r>
+      <w:proofErr w:type="gramStart"/>
+      <w:r>
+        <w:rPr>
+          <w:lang w:val="en-US"/>
+        </w:rPr>
+        <w:t>main(</w:t>
+      </w:r>
+      <w:proofErr w:type="gramEnd"/>
+      <w:r>
+        <w:rPr>
+          <w:lang w:val="en-US"/>
+        </w:rPr>
+        <w:t>int argc, char **argv) {</w:t>
+      </w:r>
+    </w:p>
+    <w:p>
+      <w:pPr>
+        <w:rPr>
+          <w:lang w:val="en-US"/>
+        </w:rPr>
+      </w:pPr>
+      <w:r>
+        <w:rPr>
+          <w:lang w:val="en-US"/>
+        </w:rPr>
+        <w:t xml:space="preserve">    </w:t>
+      </w:r>
+      <w:proofErr w:type="gramStart"/>
+      <w:r>
+        <w:rPr>
+          <w:lang w:val="en-US"/>
+        </w:rPr>
+        <w:t>::</w:t>
+      </w:r>
+      <w:proofErr w:type="gramEnd"/>
+      <w:r>
+        <w:rPr>
+          <w:lang w:val="en-US"/>
+        </w:rPr>
+        <w:t>testing::InitGoogleTest(&amp;argc, argv);</w:t>
+      </w:r>
+    </w:p>
+    <w:p>
+      <w:pPr>
+        <w:rPr>
+          <w:lang w:val="en-US"/>
+        </w:rPr>
+      </w:pPr>
+      <w:r>
+        <w:rPr>
+          <w:lang w:val="en-US"/>
+        </w:rPr>
+        <w:t xml:space="preserve">    return RUN_ALL_</w:t>
+      </w:r>
+      <w:proofErr w:type="gramStart"/>
+      <w:r>
+        <w:rPr>
+          <w:lang w:val="en-US"/>
+        </w:rPr>
+        <w:t>TESTS(</w:t>
+      </w:r>
+      <w:proofErr w:type="gramEnd"/>
+      <w:r>
+        <w:rPr>
+          <w:lang w:val="en-US"/>
+        </w:rPr>
+        <w:t>);</w:t>
+      </w:r>
+    </w:p>
+    <w:p>
+      <w:pPr>
+        <w:rPr>
+          <w:lang w:val="en-US"/>
+        </w:rPr>
+      </w:pPr>
+      <w:r>
+        <w:rPr>
+          <w:lang w:val="en-US"/>
+        </w:rPr>
+        <w:t>}</w:t>
+      </w:r>
+    </w:p>
+    <w:p>
+      <w:pPr>
+        <w:rPr>
+          <w:b/>
+          <w:bCs/>
+        </w:rPr>
+      </w:pPr>
+      <w:r>
+        <w:rPr>
+          <w:b/>
+          <w:bCs/>
+        </w:rPr>
+        <w:t>Step 4: Compile and Run the Tests</w:t>
+      </w:r>
+    </w:p>
+    <w:p>
+      <w:r>
+        <w:t>To compile and run the tests, you need to link against the Google Test libraries.</w:t>
+      </w:r>
+    </w:p>
+    <w:p>
+      <w:pPr>
+        <w:rPr>
+          <w:lang w:val="en-US"/>
+        </w:rPr>
+      </w:pPr>
+      <w:r>
+        <w:rPr>
+          <w:lang w:val="en-US"/>
+        </w:rPr>
+        <w:t>cmake_minimum_</w:t>
+      </w:r>
+      <w:proofErr w:type="gramStart"/>
+      <w:r>
+        <w:rPr>
+          <w:lang w:val="en-US"/>
+        </w:rPr>
+        <w:t>required(</w:t>
+      </w:r>
+      <w:proofErr w:type="gramEnd"/>
+      <w:r>
+        <w:rPr>
+          <w:lang w:val="en-US"/>
+        </w:rPr>
+        <w:t>VERSION 3.10)</w:t>
+      </w:r>
+    </w:p>
+    <w:p>
+      <w:pPr>
+        <w:rPr>
+          <w:lang w:val="en-US"/>
+        </w:rPr>
+      </w:pPr>
+      <w:proofErr w:type="gramStart"/>
+      <w:r>
+        <w:rPr>
+          <w:lang w:val="en-US"/>
+        </w:rPr>
+        <w:t>project(</w:t>
+      </w:r>
+      <w:proofErr w:type="gramEnd"/>
+      <w:r>
+        <w:rPr>
+          <w:lang w:val="en-US"/>
+        </w:rPr>
+        <w:t>DynamicArrayTest)</w:t>
+      </w:r>
+    </w:p>
+    <w:p>
+      <w:pPr>
+        <w:rPr>
+          <w:lang w:val="en-US"/>
+        </w:rPr>
+      </w:pPr>
+    </w:p>
+    <w:p>
+      <w:pPr>
+        <w:rPr>
+          <w:lang w:val="en-US"/>
+        </w:rPr>
+      </w:pPr>
+      <w:proofErr w:type="gramStart"/>
+      <w:r>
+        <w:rPr>
+          <w:lang w:val="en-US"/>
+        </w:rPr>
+        <w:t>set(</w:t>
+      </w:r>
+      <w:proofErr w:type="gramEnd"/>
+      <w:r>
+        <w:rPr>
+          <w:lang w:val="en-US"/>
+        </w:rPr>
+        <w:t>CMAKE_CXX_STANDARD 11)</w:t>
+      </w:r>
+    </w:p>
+    <w:p>
+      <w:pPr>
+        <w:rPr>
+          <w:lang w:val="en-US"/>
+        </w:rPr>
+      </w:pPr>
+    </w:p>
+    <w:p>
+      <w:pPr>
+        <w:rPr>
+          <w:lang w:val="en-US"/>
+        </w:rPr>
+      </w:pPr>
+      <w:r>
+        <w:rPr>
+          <w:lang w:val="en-US"/>
+        </w:rPr>
+        <w:t># Add the dynamic array source files</w:t>
+      </w:r>
+    </w:p>
+    <w:p>
+      <w:pPr>
+        <w:rPr>
+          <w:lang w:val="en-US"/>
+        </w:rPr>
+      </w:pPr>
+      <w:r>
+        <w:rPr>
+          <w:lang w:val="en-US"/>
+        </w:rPr>
+        <w:t>add_</w:t>
+      </w:r>
+      <w:proofErr w:type="gramStart"/>
+      <w:r>
+        <w:rPr>
+          <w:lang w:val="en-US"/>
+        </w:rPr>
+        <w:t>library(</w:t>
+      </w:r>
+      <w:proofErr w:type="gramEnd"/>
+      <w:r>
+        <w:rPr>
+          <w:lang w:val="en-US"/>
+        </w:rPr>
+        <w:t>DynamicArray DynamicArray.h)</w:t>
+      </w:r>
+    </w:p>
+    <w:p>
+      <w:pPr>
+        <w:rPr>
+          <w:lang w:val="en-US"/>
+        </w:rPr>
+      </w:pPr>
+    </w:p>
+    <w:p>
+      <w:pPr>
+        <w:rPr>
+          <w:lang w:val="en-US"/>
+        </w:rPr>
+      </w:pPr>
+      <w:r>
+        <w:rPr>
+          <w:lang w:val="en-US"/>
+        </w:rPr>
+        <w:t># Find Google Test</w:t>
+      </w:r>
+    </w:p>
+    <w:p>
+      <w:pPr>
+        <w:rPr>
+          <w:lang w:val="en-US"/>
+        </w:rPr>
+      </w:pPr>
+      <w:r>
+        <w:rPr>
+          <w:lang w:val="en-US"/>
+        </w:rPr>
+        <w:t>find_</w:t>
+      </w:r>
+      <w:proofErr w:type="gramStart"/>
+      <w:r>
+        <w:rPr>
+          <w:lang w:val="en-US"/>
+        </w:rPr>
+        <w:t>package(</w:t>
+      </w:r>
+      <w:proofErr w:type="gramEnd"/>
+      <w:r>
+        <w:rPr>
+          <w:lang w:val="en-US"/>
+        </w:rPr>
+        <w:t>GTest REQUIRED)</w:t>
+      </w:r>
+    </w:p>
+    <w:p>
+      <w:pPr>
+        <w:rPr>
+          <w:lang w:val="en-US"/>
+        </w:rPr>
+      </w:pPr>
+      <w:r>
+        <w:rPr>
+          <w:lang w:val="en-US"/>
+        </w:rPr>
+        <w:t>include_directories(${GTEST_INCLUDE_DIRS})</w:t>
+      </w:r>
+    </w:p>
+    <w:p>
+      <w:pPr>
+        <w:rPr>
+          <w:lang w:val="en-US"/>
+        </w:rPr>
+      </w:pPr>
+    </w:p>
+    <w:p>
+      <w:pPr>
+        <w:rPr>
+          <w:lang w:val="en-US"/>
+        </w:rPr>
+      </w:pPr>
+      <w:r>
+        <w:rPr>
+          <w:lang w:val="en-US"/>
+        </w:rPr>
+        <w:t># Add the test executable</w:t>
+      </w:r>
+    </w:p>
+    <w:p>
+      <w:pPr>
+        <w:rPr>
+          <w:lang w:val="en-US"/>
+        </w:rPr>
+      </w:pPr>
+      <w:r>
+        <w:rPr>
+          <w:lang w:val="en-US"/>
+        </w:rPr>
+        <w:t>add_</w:t>
+      </w:r>
+      <w:proofErr w:type="gramStart"/>
+      <w:r>
+        <w:rPr>
+          <w:lang w:val="en-US"/>
+        </w:rPr>
+        <w:t>executable(</w:t>
+      </w:r>
+      <w:proofErr w:type="gramEnd"/>
+      <w:r>
+        <w:rPr>
+          <w:lang w:val="en-US"/>
+        </w:rPr>
+        <w:t>DynamicArrayTest DynamicArrayTest.cpp)</w:t>
+      </w:r>
+    </w:p>
+    <w:p>
+      <w:pPr>
+        <w:rPr>
+          <w:lang w:val="en-US"/>
+        </w:rPr>
+      </w:pPr>
+    </w:p>
+    <w:p>
+      <w:pPr>
+        <w:rPr>
+          <w:lang w:val="en-US"/>
+        </w:rPr>
+      </w:pPr>
+      <w:r>
+        <w:rPr>
+          <w:lang w:val="en-US"/>
+        </w:rPr>
+        <w:t># Link the test executable with Google Test and pthread</w:t>
+      </w:r>
+    </w:p>
+    <w:p>
+      <w:pPr>
+        <w:rPr>
+          <w:lang w:val="en-US"/>
+        </w:rPr>
+      </w:pPr>
+      <w:r>
+        <w:rPr>
+          <w:lang w:val="en-US"/>
+        </w:rPr>
+        <w:t>target_link_</w:t>
+      </w:r>
+      <w:proofErr w:type="gramStart"/>
+      <w:r>
+        <w:rPr>
+          <w:lang w:val="en-US"/>
+        </w:rPr>
+        <w:t>libraries(</w:t>
+      </w:r>
+      <w:proofErr w:type="gramEnd"/>
+      <w:r>
+        <w:rPr>
+          <w:lang w:val="en-US"/>
+        </w:rPr>
+        <w:t>DynamicArrayTest ${GTEST_LIBRARIES} pthread)</w:t>
+      </w:r>
+    </w:p>
+    <w:p>
+      <w:r>
+        <w:t>To compile:</w:t>
+      </w:r>
+    </w:p>
+    <w:p>
+      <w:pPr>
+        <w:rPr>
+          <w:lang w:val="en-US"/>
+        </w:rPr>
+      </w:pPr>
+      <w:r>
+        <w:rPr>
+          <w:lang w:val="en-US"/>
+        </w:rPr>
+        <w:t>mkdir build</w:t>
+      </w:r>
+    </w:p>
+    <w:p>
+      <w:pPr>
+        <w:rPr>
+          <w:lang w:val="en-US"/>
+        </w:rPr>
+      </w:pPr>
+      <w:r>
+        <w:rPr>
+          <w:lang w:val="en-US"/>
+        </w:rPr>
+        <w:t>cd build</w:t>
+      </w:r>
+    </w:p>
+    <w:p>
+      <w:pPr>
+        <w:rPr>
+          <w:lang w:val="en-US"/>
+        </w:rPr>
+      </w:pPr>
+      <w:r>
+        <w:rPr>
+          <w:lang w:val="en-US"/>
+        </w:rPr>
+        <w:t>cmake</w:t>
+      </w:r>
+      <w:proofErr w:type="gramStart"/>
+      <w:r>
+        <w:rPr>
+          <w:lang w:val="en-US"/>
+        </w:rPr>
+        <w:t xml:space="preserve"> ..</w:t>
+      </w:r>
+      <w:proofErr w:type="gramEnd"/>
+    </w:p>
+    <w:p>
+      <w:pPr>
+        <w:rPr>
+          <w:lang w:val="en-US"/>
+        </w:rPr>
+      </w:pPr>
+      <w:r>
+        <w:rPr>
+          <w:lang w:val="en-US"/>
+        </w:rPr>
+        <w:t>make</w:t>
+      </w:r>
+    </w:p>
+    <w:p>
+      <w:r>
+        <w:t>Then, run the tests:</w:t>
+      </w:r>
+    </w:p>
+    <w:p>
+      <w:pPr>
+        <w:rPr>
+          <w:lang w:val="en-US"/>
+        </w:rPr>
+      </w:pPr>
+      <w:proofErr w:type="gramStart"/>
+      <w:r>
+        <w:rPr>
+          <w:lang w:val="en-US"/>
+        </w:rPr>
+        <w:t>./</w:t>
+      </w:r>
+      <w:proofErr w:type="gramEnd"/>
+      <w:r>
+        <w:rPr>
+          <w:lang w:val="en-US"/>
+        </w:rPr>
+        <w:t>DynamicArrayTest</w:t>
+      </w:r>
     </w:p>
     <w:p/>
     <w:sectPr>
